--- a/P1/实验一序列标注.docx
+++ b/P1/实验一序列标注.docx
@@ -2149,7 +2149,12 @@
         <w:t>1</w:t>
       </w:r>
       <w:r>
-        <w:t>可见，HMM 主线实验共使用 387 条样本，已经满足实验要求中不少于 200 条中文文本样本的规定。BiLSTM-CRF 采用独立的训练集、</w:t>
+        <w:t>可见，HMM 主线实验共使用 387 条样本，已经满足实验要求中不少于 200 条中文文本样本的规定</w:t>
+      </w:r>
+      <w:bookmarkStart w:id="2" w:name="_GoBack"/>
+      <w:bookmarkEnd w:id="2"/>
+      <w:r>
+        <w:t>。BiLSTM-CRF 采用独立的训练集、</w:t>
       </w:r>
       <w:r>
         <w:rPr>
@@ -5613,173 +5618,207 @@
         </w:rPr>
         <w:t>我们将中文分词任务转化为对每一个汉字进行位置标注。给定输入的汉字观测序列</w:t>
       </w:r>
-      <m:oMathPara>
-        <m:oMath>
-          <m:r>
-            <m:rPr/>
-            <w:rPr>
-              <w:rFonts w:hint="default" w:ascii="Cambria Math"/>
-            </w:rPr>
-            <m:t>X=(</m:t>
-          </m:r>
-          <m:sSub>
-            <m:sSubPr>
-              <m:ctrlPr>
-                <w:rPr>
-                  <w:rFonts w:hint="default" w:ascii="Cambria Math"/>
-                </w:rPr>
-              </m:ctrlPr>
-            </m:sSubPr>
-            <m:e>
-              <m:r>
-                <m:rPr/>
-                <w:rPr>
-                  <w:rFonts w:hint="default" w:ascii="Cambria Math"/>
-                </w:rPr>
-                <m:t>x</m:t>
-              </m:r>
-            </m:e>
-            <m:sub>
-              <m:r>
-                <m:rPr/>
-                <w:rPr>
-                  <w:rFonts w:hint="default" w:ascii="Cambria Math"/>
-                </w:rPr>
-                <m:t>1</m:t>
-              </m:r>
-            </m:sub>
-          </m:sSub>
-          <m:r>
-            <m:rPr/>
-            <w:rPr>
-              <w:rFonts w:hint="default" w:ascii="Cambria Math"/>
-            </w:rPr>
-            <m:t>,</m:t>
-          </m:r>
-          <m:sSub>
-            <m:sSubPr>
-              <m:ctrlPr>
-                <w:rPr>
-                  <w:rFonts w:hint="default" w:ascii="Cambria Math"/>
-                </w:rPr>
-              </m:ctrlPr>
-            </m:sSubPr>
-            <m:e>
-              <m:r>
-                <m:rPr/>
-                <w:rPr>
-                  <w:rFonts w:hint="default" w:ascii="Cambria Math"/>
-                </w:rPr>
-                <m:t>x</m:t>
-              </m:r>
-            </m:e>
-            <m:sub>
-              <m:r>
-                <m:rPr/>
-                <w:rPr>
-                  <w:rFonts w:hint="default" w:ascii="Cambria Math"/>
-                </w:rPr>
-                <m:t>2</m:t>
-              </m:r>
-            </m:sub>
-          </m:sSub>
-          <m:r>
-            <m:rPr/>
-            <w:rPr>
-              <w:rFonts w:hint="default" w:ascii="Cambria Math"/>
-            </w:rPr>
-            <m:t>,…,</m:t>
-          </m:r>
-          <m:sSub>
-            <m:sSubPr>
-              <m:ctrlPr>
-                <w:rPr>
-                  <w:rFonts w:hint="default" w:ascii="Cambria Math"/>
-                </w:rPr>
-              </m:ctrlPr>
-            </m:sSubPr>
-            <m:e>
-              <m:r>
-                <m:rPr/>
-                <w:rPr>
-                  <w:rFonts w:hint="default" w:ascii="Cambria Math"/>
-                </w:rPr>
-                <m:t>x</m:t>
-              </m:r>
-            </m:e>
-            <m:sub>
-              <m:r>
-                <m:rPr/>
-                <w:rPr>
-                  <w:rFonts w:hint="default" w:ascii="Cambria Math"/>
-                </w:rPr>
-                <m:t>T</m:t>
-              </m:r>
-            </m:sub>
-          </m:sSub>
-          <m:r>
-            <m:rPr/>
-            <w:rPr>
-              <w:rFonts w:hint="default" w:ascii="Cambria Math"/>
-            </w:rPr>
-            <m:t>)</m:t>
-          </m:r>
-        </m:oMath>
-      </m:oMathPara>
+      <m:oMath>
+        <m:r>
+          <m:rPr/>
+          <w:rPr>
+            <w:rFonts w:hint="default" w:ascii="Cambria Math"/>
+          </w:rPr>
+          <m:t>X=(</m:t>
+        </m:r>
+        <m:sSub>
+          <m:sSubPr>
+            <m:ctrlPr>
+              <w:rPr>
+                <w:rFonts w:hint="default" w:ascii="Cambria Math"/>
+              </w:rPr>
+            </m:ctrlPr>
+          </m:sSubPr>
+          <m:e>
+            <m:r>
+              <m:rPr/>
+              <w:rPr>
+                <w:rFonts w:hint="default" w:ascii="Cambria Math"/>
+              </w:rPr>
+              <m:t>x</m:t>
+            </m:r>
+            <m:ctrlPr>
+              <w:rPr>
+                <w:rFonts w:hint="default" w:ascii="Cambria Math"/>
+              </w:rPr>
+            </m:ctrlPr>
+          </m:e>
+          <m:sub>
+            <m:r>
+              <m:rPr/>
+              <w:rPr>
+                <w:rFonts w:hint="default" w:ascii="Cambria Math"/>
+              </w:rPr>
+              <m:t>1</m:t>
+            </m:r>
+            <m:ctrlPr>
+              <w:rPr>
+                <w:rFonts w:hint="default" w:ascii="Cambria Math"/>
+              </w:rPr>
+            </m:ctrlPr>
+          </m:sub>
+        </m:sSub>
+        <m:r>
+          <m:rPr/>
+          <w:rPr>
+            <w:rFonts w:hint="default" w:ascii="Cambria Math"/>
+          </w:rPr>
+          <m:t>,</m:t>
+        </m:r>
+        <m:sSub>
+          <m:sSubPr>
+            <m:ctrlPr>
+              <w:rPr>
+                <w:rFonts w:hint="default" w:ascii="Cambria Math"/>
+              </w:rPr>
+            </m:ctrlPr>
+          </m:sSubPr>
+          <m:e>
+            <m:r>
+              <m:rPr/>
+              <w:rPr>
+                <w:rFonts w:hint="default" w:ascii="Cambria Math"/>
+              </w:rPr>
+              <m:t>x</m:t>
+            </m:r>
+            <m:ctrlPr>
+              <w:rPr>
+                <w:rFonts w:hint="default" w:ascii="Cambria Math"/>
+              </w:rPr>
+            </m:ctrlPr>
+          </m:e>
+          <m:sub>
+            <m:r>
+              <m:rPr/>
+              <w:rPr>
+                <w:rFonts w:hint="default" w:ascii="Cambria Math"/>
+              </w:rPr>
+              <m:t>2</m:t>
+            </m:r>
+            <m:ctrlPr>
+              <w:rPr>
+                <w:rFonts w:hint="default" w:ascii="Cambria Math"/>
+              </w:rPr>
+            </m:ctrlPr>
+          </m:sub>
+        </m:sSub>
+        <m:r>
+          <m:rPr/>
+          <w:rPr>
+            <w:rFonts w:hint="default" w:ascii="Cambria Math"/>
+          </w:rPr>
+          <m:t>,…,</m:t>
+        </m:r>
+        <m:sSub>
+          <m:sSubPr>
+            <m:ctrlPr>
+              <w:rPr>
+                <w:rFonts w:hint="default" w:ascii="Cambria Math"/>
+              </w:rPr>
+            </m:ctrlPr>
+          </m:sSubPr>
+          <m:e>
+            <m:r>
+              <m:rPr/>
+              <w:rPr>
+                <w:rFonts w:hint="default" w:ascii="Cambria Math"/>
+              </w:rPr>
+              <m:t>x</m:t>
+            </m:r>
+            <m:ctrlPr>
+              <w:rPr>
+                <w:rFonts w:hint="default" w:ascii="Cambria Math"/>
+              </w:rPr>
+            </m:ctrlPr>
+          </m:e>
+          <m:sub>
+            <m:r>
+              <m:rPr/>
+              <w:rPr>
+                <w:rFonts w:hint="default" w:ascii="Cambria Math"/>
+              </w:rPr>
+              <m:t>T</m:t>
+            </m:r>
+            <m:ctrlPr>
+              <w:rPr>
+                <w:rFonts w:hint="default" w:ascii="Cambria Math"/>
+              </w:rPr>
+            </m:ctrlPr>
+          </m:sub>
+        </m:sSub>
+        <m:r>
+          <m:rPr/>
+          <w:rPr>
+            <w:rFonts w:hint="default" w:ascii="Cambria Math"/>
+          </w:rPr>
+          <m:t>)</m:t>
+        </m:r>
+      </m:oMath>
       <w:r>
         <w:rPr>
           <w:rFonts w:hint="default"/>
         </w:rPr>
         <w:t>，其中</w:t>
       </w:r>
-      <m:oMathPara>
-        <m:oMath>
-          <m:r>
-            <m:rPr/>
-            <w:rPr>
-              <w:rFonts w:hint="default" w:ascii="Cambria Math"/>
-            </w:rPr>
-            <m:t>T</m:t>
-          </m:r>
-        </m:oMath>
-      </m:oMathPara>
+      <m:oMath>
+        <m:r>
+          <m:rPr/>
+          <w:rPr>
+            <w:rFonts w:hint="default" w:ascii="Cambria Math"/>
+          </w:rPr>
+          <m:t>T</m:t>
+        </m:r>
+      </m:oMath>
       <w:r>
         <w:rPr>
           <w:rFonts w:hint="default"/>
         </w:rPr>
         <w:t>为句子长度，每一个</w:t>
       </w:r>
-      <m:oMathPara>
-        <m:oMath>
-          <m:sSub>
-            <m:sSubPr>
-              <m:ctrlPr>
-                <w:rPr>
-                  <w:rFonts w:hint="default" w:ascii="Cambria Math"/>
-                </w:rPr>
-              </m:ctrlPr>
-            </m:sSubPr>
-            <m:e>
-              <m:r>
-                <m:rPr/>
-                <w:rPr>
-                  <w:rFonts w:hint="default" w:ascii="Cambria Math"/>
-                </w:rPr>
-                <m:t>x</m:t>
-              </m:r>
-            </m:e>
-            <m:sub>
-              <m:r>
-                <m:rPr/>
-                <w:rPr>
-                  <w:rFonts w:hint="default" w:ascii="Cambria Math"/>
-                </w:rPr>
-                <m:t>t</m:t>
-              </m:r>
-            </m:sub>
-          </m:sSub>
-        </m:oMath>
-      </m:oMathPara>
+      <m:oMath>
+        <m:sSub>
+          <m:sSubPr>
+            <m:ctrlPr>
+              <w:rPr>
+                <w:rFonts w:hint="default" w:ascii="Cambria Math"/>
+              </w:rPr>
+            </m:ctrlPr>
+          </m:sSubPr>
+          <m:e>
+            <m:r>
+              <m:rPr/>
+              <w:rPr>
+                <w:rFonts w:hint="default" w:ascii="Cambria Math"/>
+              </w:rPr>
+              <m:t>x</m:t>
+            </m:r>
+            <m:ctrlPr>
+              <w:rPr>
+                <w:rFonts w:hint="default" w:ascii="Cambria Math"/>
+              </w:rPr>
+            </m:ctrlPr>
+          </m:e>
+          <m:sub>
+            <m:r>
+              <m:rPr/>
+              <w:rPr>
+                <w:rFonts w:hint="default" w:ascii="Cambria Math"/>
+              </w:rPr>
+              <m:t>t</m:t>
+            </m:r>
+            <m:ctrlPr>
+              <w:rPr>
+                <w:rFonts w:hint="default" w:ascii="Cambria Math"/>
+              </w:rPr>
+            </m:ctrlPr>
+          </m:sub>
+        </m:sSub>
+      </m:oMath>
       <w:r>
         <w:rPr>
           <w:rFonts w:hint="default"/>
@@ -5803,6 +5842,11 @@
               </w:rPr>
               <m:t>Y</m:t>
             </m:r>
+            <m:ctrlPr>
+              <w:rPr>
+                <w:rFonts w:hint="default" w:ascii="Cambria Math"/>
+              </w:rPr>
+            </m:ctrlPr>
           </m:e>
           <m:sup>
             <m:r>
@@ -5812,6 +5856,11 @@
               </w:rPr>
               <m:t>∗</m:t>
             </m:r>
+            <m:ctrlPr>
+              <w:rPr>
+                <w:rFonts w:hint="default" w:ascii="Cambria Math"/>
+              </w:rPr>
+            </m:ctrlPr>
           </m:sup>
         </m:sSup>
         <m:r>
@@ -5837,6 +5886,11 @@
               </w:rPr>
               <m:t>y</m:t>
             </m:r>
+            <m:ctrlPr>
+              <w:rPr>
+                <w:rFonts w:hint="default" w:ascii="Cambria Math"/>
+              </w:rPr>
+            </m:ctrlPr>
           </m:e>
           <m:sub>
             <m:r>
@@ -5846,6 +5900,11 @@
               </w:rPr>
               <m:t>1</m:t>
             </m:r>
+            <m:ctrlPr>
+              <w:rPr>
+                <w:rFonts w:hint="default" w:ascii="Cambria Math"/>
+              </w:rPr>
+            </m:ctrlPr>
           </m:sub>
         </m:sSub>
         <m:r>
@@ -5871,6 +5930,11 @@
               </w:rPr>
               <m:t>y</m:t>
             </m:r>
+            <m:ctrlPr>
+              <w:rPr>
+                <w:rFonts w:hint="default" w:ascii="Cambria Math"/>
+              </w:rPr>
+            </m:ctrlPr>
           </m:e>
           <m:sub>
             <m:r>
@@ -5880,6 +5944,11 @@
               </w:rPr>
               <m:t>2</m:t>
             </m:r>
+            <m:ctrlPr>
+              <w:rPr>
+                <w:rFonts w:hint="default" w:ascii="Cambria Math"/>
+              </w:rPr>
+            </m:ctrlPr>
           </m:sub>
         </m:sSub>
         <m:r>
@@ -5905,6 +5974,11 @@
               </w:rPr>
               <m:t>y</m:t>
             </m:r>
+            <m:ctrlPr>
+              <w:rPr>
+                <w:rFonts w:hint="default" w:ascii="Cambria Math"/>
+              </w:rPr>
+            </m:ctrlPr>
           </m:e>
           <m:sub>
             <m:r>
@@ -5914,6 +5988,11 @@
               </w:rPr>
               <m:t>T</m:t>
             </m:r>
+            <m:ctrlPr>
+              <w:rPr>
+                <w:rFonts w:hint="default" w:ascii="Cambria Math"/>
+              </w:rPr>
+            </m:ctrlPr>
           </m:sub>
         </m:sSub>
         <m:r>
@@ -5944,115 +6023,127 @@
         </w:rPr>
         <w:t>在本实验中，状态空间</w:t>
       </w:r>
-      <m:oMathPara>
-        <m:oMath>
-          <m:r>
-            <m:rPr/>
-            <w:rPr>
-              <w:rFonts w:hint="default" w:ascii="Cambria Math"/>
-            </w:rPr>
-            <m:t>S={B,M,E,S}</m:t>
-          </m:r>
-        </m:oMath>
-      </m:oMathPara>
+      <m:oMath>
+        <m:r>
+          <m:rPr/>
+          <w:rPr>
+            <w:rFonts w:hint="default" w:ascii="Cambria Math"/>
+          </w:rPr>
+          <m:t>S={B,M,E,S}</m:t>
+        </m:r>
+      </m:oMath>
       <w:r>
         <w:rPr>
           <w:rFonts w:hint="default"/>
         </w:rPr>
         <w:t>，即对于每一个位置</w:t>
       </w:r>
-      <m:oMathPara>
-        <m:oMath>
-          <m:r>
-            <m:rPr/>
-            <w:rPr>
-              <w:rFonts w:hint="default" w:ascii="Cambria Math"/>
-            </w:rPr>
-            <m:t>t</m:t>
-          </m:r>
-        </m:oMath>
-      </m:oMathPara>
+      <m:oMath>
+        <m:r>
+          <m:rPr/>
+          <w:rPr>
+            <w:rFonts w:hint="default" w:ascii="Cambria Math"/>
+          </w:rPr>
+          <m:t>t</m:t>
+        </m:r>
+      </m:oMath>
       <w:r>
         <w:rPr>
           <w:rFonts w:hint="default"/>
         </w:rPr>
         <w:t>，其隐藏状态</w:t>
       </w:r>
-      <m:oMathPara>
-        <m:oMath>
-          <m:sSub>
-            <m:sSubPr>
-              <m:ctrlPr>
-                <w:rPr>
-                  <w:rFonts w:hint="default" w:ascii="Cambria Math"/>
-                </w:rPr>
-              </m:ctrlPr>
-            </m:sSubPr>
-            <m:e>
-              <m:r>
-                <m:rPr/>
-                <w:rPr>
-                  <w:rFonts w:hint="default" w:ascii="Cambria Math"/>
-                </w:rPr>
-                <m:t>y</m:t>
-              </m:r>
-            </m:e>
-            <m:sub>
-              <m:r>
-                <m:rPr/>
-                <w:rPr>
-                  <w:rFonts w:hint="default" w:ascii="Cambria Math"/>
-                </w:rPr>
-                <m:t>t</m:t>
-              </m:r>
-            </m:sub>
-          </m:sSub>
-          <m:r>
-            <m:rPr/>
-            <w:rPr>
-              <w:rFonts w:hint="default" w:ascii="Cambria Math"/>
-            </w:rPr>
-            <m:t>∈S</m:t>
-          </m:r>
-        </m:oMath>
-      </m:oMathPara>
+      <m:oMath>
+        <m:sSub>
+          <m:sSubPr>
+            <m:ctrlPr>
+              <w:rPr>
+                <w:rFonts w:hint="default" w:ascii="Cambria Math"/>
+              </w:rPr>
+            </m:ctrlPr>
+          </m:sSubPr>
+          <m:e>
+            <m:r>
+              <m:rPr/>
+              <w:rPr>
+                <w:rFonts w:hint="default" w:ascii="Cambria Math"/>
+              </w:rPr>
+              <m:t>y</m:t>
+            </m:r>
+            <m:ctrlPr>
+              <w:rPr>
+                <w:rFonts w:hint="default" w:ascii="Cambria Math"/>
+              </w:rPr>
+            </m:ctrlPr>
+          </m:e>
+          <m:sub>
+            <m:r>
+              <m:rPr/>
+              <w:rPr>
+                <w:rFonts w:hint="default" w:ascii="Cambria Math"/>
+              </w:rPr>
+              <m:t>t</m:t>
+            </m:r>
+            <m:ctrlPr>
+              <w:rPr>
+                <w:rFonts w:hint="default" w:ascii="Cambria Math"/>
+              </w:rPr>
+            </m:ctrlPr>
+          </m:sub>
+        </m:sSub>
+        <m:r>
+          <m:rPr/>
+          <w:rPr>
+            <w:rFonts w:hint="default" w:ascii="Cambria Math"/>
+          </w:rPr>
+          <m:t>∈S</m:t>
+        </m:r>
+      </m:oMath>
       <w:r>
         <w:rPr>
           <w:rFonts w:hint="default"/>
         </w:rPr>
         <w:t>。通过寻找最优的</w:t>
       </w:r>
-      <m:oMathPara>
-        <m:oMath>
-          <m:sSup>
-            <m:sSupPr>
-              <m:ctrlPr>
-                <w:rPr>
-                  <w:rFonts w:hint="default" w:ascii="Cambria Math"/>
-                </w:rPr>
-              </m:ctrlPr>
-            </m:sSupPr>
-            <m:e>
-              <m:r>
-                <m:rPr/>
-                <w:rPr>
-                  <w:rFonts w:hint="default" w:ascii="Cambria Math"/>
-                </w:rPr>
-                <m:t>Y</m:t>
-              </m:r>
-            </m:e>
-            <m:sup>
-              <m:r>
-                <m:rPr/>
-                <w:rPr>
-                  <w:rFonts w:hint="default" w:ascii="Cambria Math"/>
-                </w:rPr>
-                <m:t>∗</m:t>
-              </m:r>
-            </m:sup>
-          </m:sSup>
-        </m:oMath>
-      </m:oMathPara>
+      <m:oMath>
+        <m:sSup>
+          <m:sSupPr>
+            <m:ctrlPr>
+              <w:rPr>
+                <w:rFonts w:hint="default" w:ascii="Cambria Math"/>
+              </w:rPr>
+            </m:ctrlPr>
+          </m:sSupPr>
+          <m:e>
+            <m:r>
+              <m:rPr/>
+              <w:rPr>
+                <w:rFonts w:hint="default" w:ascii="Cambria Math"/>
+              </w:rPr>
+              <m:t>Y</m:t>
+            </m:r>
+            <m:ctrlPr>
+              <w:rPr>
+                <w:rFonts w:hint="default" w:ascii="Cambria Math"/>
+              </w:rPr>
+            </m:ctrlPr>
+          </m:e>
+          <m:sup>
+            <m:r>
+              <m:rPr/>
+              <w:rPr>
+                <w:rFonts w:hint="default" w:ascii="Cambria Math"/>
+              </w:rPr>
+              <m:t>∗</m:t>
+            </m:r>
+            <m:ctrlPr>
+              <w:rPr>
+                <w:rFonts w:hint="default" w:ascii="Cambria Math"/>
+              </w:rPr>
+            </m:ctrlPr>
+          </m:sup>
+        </m:sSup>
+      </m:oMath>
       <w:r>
         <w:rPr>
           <w:rFonts w:hint="default"/>
@@ -6377,17 +6468,15 @@
         </w:rPr>
         <w:t>的求解结果。据此，我们的优化目标等价于最大化观测序列与状态序列的联合概率</w:t>
       </w:r>
-      <m:oMathPara>
-        <m:oMath>
-          <m:r>
-            <m:rPr/>
-            <w:rPr>
-              <w:rFonts w:hint="default" w:ascii="Cambria Math"/>
-            </w:rPr>
-            <m:t>P(X,Y)</m:t>
-          </m:r>
-        </m:oMath>
-      </m:oMathPara>
+      <m:oMath>
+        <m:r>
+          <m:rPr/>
+          <w:rPr>
+            <w:rFonts w:hint="default" w:ascii="Cambria Math"/>
+          </w:rPr>
+          <m:t>P(X,Y)</m:t>
+        </m:r>
+      </m:oMath>
       <w:r>
         <w:rPr>
           <w:rFonts w:hint="default"/>
@@ -6584,17 +6673,15 @@
         </w:rPr>
         <w:t>基于 HMM 的两大核心假设（齐次马尔可夫假设与观测独立性假设），复杂的联合概率</w:t>
       </w:r>
-      <m:oMathPara>
-        <m:oMath>
-          <m:r>
-            <m:rPr/>
-            <w:rPr>
-              <w:rFonts w:hint="default" w:ascii="Cambria Math"/>
-            </w:rPr>
-            <m:t>P(Y,X)</m:t>
-          </m:r>
-        </m:oMath>
-      </m:oMathPara>
+      <m:oMath>
+        <m:r>
+          <m:rPr/>
+          <w:rPr>
+            <w:rFonts w:hint="default" w:ascii="Cambria Math"/>
+          </w:rPr>
+          <m:t>P(Y,X)</m:t>
+        </m:r>
+      </m:oMath>
       <w:r>
         <w:rPr>
           <w:rFonts w:hint="default"/>
@@ -6634,6 +6721,11 @@
                 </w:rPr>
                 <m:t>y</m:t>
               </m:r>
+              <m:ctrlPr>
+                <w:rPr>
+                  <w:rFonts w:hint="default" w:ascii="Cambria Math"/>
+                </w:rPr>
+              </m:ctrlPr>
             </m:e>
             <m:sub>
               <m:r>
@@ -6643,6 +6735,11 @@
                 </w:rPr>
                 <m:t>1</m:t>
               </m:r>
+              <m:ctrlPr>
+                <w:rPr>
+                  <w:rFonts w:hint="default" w:ascii="Cambria Math"/>
+                </w:rPr>
+              </m:ctrlPr>
             </m:sub>
           </m:sSub>
           <m:r>
@@ -6670,6 +6767,11 @@
                 </w:rPr>
                 <m:t>t=2</m:t>
               </m:r>
+              <m:ctrlPr>
+                <w:rPr>
+                  <w:rFonts w:hint="default" w:ascii="Cambria Math"/>
+                </w:rPr>
+              </m:ctrlPr>
             </m:sub>
             <m:sup>
               <m:r>
@@ -6679,6 +6781,11 @@
                 </w:rPr>
                 <m:t>T</m:t>
               </m:r>
+              <m:ctrlPr>
+                <w:rPr>
+                  <w:rFonts w:hint="default" w:ascii="Cambria Math"/>
+                </w:rPr>
+              </m:ctrlPr>
             </m:sup>
             <m:e>
               <m:r>
@@ -6688,6 +6795,11 @@
                 </w:rPr>
                 <m:t>P</m:t>
               </m:r>
+              <m:ctrlPr>
+                <w:rPr>
+                  <w:rFonts w:hint="default" w:ascii="Cambria Math"/>
+                </w:rPr>
+              </m:ctrlPr>
             </m:e>
           </m:nary>
           <m:r>
@@ -6713,6 +6825,11 @@
                 </w:rPr>
                 <m:t>y</m:t>
               </m:r>
+              <m:ctrlPr>
+                <w:rPr>
+                  <w:rFonts w:hint="default" w:ascii="Cambria Math"/>
+                </w:rPr>
+              </m:ctrlPr>
             </m:e>
             <m:sub>
               <m:r>
@@ -6722,6 +6839,11 @@
                 </w:rPr>
                 <m:t>t</m:t>
               </m:r>
+              <m:ctrlPr>
+                <w:rPr>
+                  <w:rFonts w:hint="default" w:ascii="Cambria Math"/>
+                </w:rPr>
+              </m:ctrlPr>
             </m:sub>
           </m:sSub>
           <m:r>
@@ -6747,6 +6869,11 @@
                 </w:rPr>
                 <m:t>y</m:t>
               </m:r>
+              <m:ctrlPr>
+                <w:rPr>
+                  <w:rFonts w:hint="default" w:ascii="Cambria Math"/>
+                </w:rPr>
+              </m:ctrlPr>
             </m:e>
             <m:sub>
               <m:r>
@@ -6756,6 +6883,11 @@
                 </w:rPr>
                 <m:t>t−1</m:t>
               </m:r>
+              <m:ctrlPr>
+                <w:rPr>
+                  <w:rFonts w:hint="default" w:ascii="Cambria Math"/>
+                </w:rPr>
+              </m:ctrlPr>
             </m:sub>
           </m:sSub>
           <m:r>
@@ -6783,6 +6915,11 @@
                 </w:rPr>
                 <m:t>t=1</m:t>
               </m:r>
+              <m:ctrlPr>
+                <w:rPr>
+                  <w:rFonts w:hint="default" w:ascii="Cambria Math"/>
+                </w:rPr>
+              </m:ctrlPr>
             </m:sub>
             <m:sup>
               <m:r>
@@ -6792,6 +6929,11 @@
                 </w:rPr>
                 <m:t>T</m:t>
               </m:r>
+              <m:ctrlPr>
+                <w:rPr>
+                  <w:rFonts w:hint="default" w:ascii="Cambria Math"/>
+                </w:rPr>
+              </m:ctrlPr>
             </m:sup>
             <m:e>
               <m:r>
@@ -6801,6 +6943,11 @@
                 </w:rPr>
                 <m:t>P</m:t>
               </m:r>
+              <m:ctrlPr>
+                <w:rPr>
+                  <w:rFonts w:hint="default" w:ascii="Cambria Math"/>
+                </w:rPr>
+              </m:ctrlPr>
             </m:e>
           </m:nary>
           <m:r>
@@ -6826,6 +6973,11 @@
                 </w:rPr>
                 <m:t>x</m:t>
               </m:r>
+              <m:ctrlPr>
+                <w:rPr>
+                  <w:rFonts w:hint="default" w:ascii="Cambria Math"/>
+                </w:rPr>
+              </m:ctrlPr>
             </m:e>
             <m:sub>
               <m:r>
@@ -6835,6 +6987,11 @@
                 </w:rPr>
                 <m:t>t</m:t>
               </m:r>
+              <m:ctrlPr>
+                <w:rPr>
+                  <w:rFonts w:hint="default" w:ascii="Cambria Math"/>
+                </w:rPr>
+              </m:ctrlPr>
             </m:sub>
           </m:sSub>
           <m:r>
@@ -6860,6 +7017,11 @@
                 </w:rPr>
                 <m:t>y</m:t>
               </m:r>
+              <m:ctrlPr>
+                <w:rPr>
+                  <w:rFonts w:hint="default" w:ascii="Cambria Math"/>
+                </w:rPr>
+              </m:ctrlPr>
             </m:e>
             <m:sub>
               <m:r>
@@ -6869,6 +7031,11 @@
                 </w:rPr>
                 <m:t>t</m:t>
               </m:r>
+              <m:ctrlPr>
+                <w:rPr>
+                  <w:rFonts w:hint="default" w:ascii="Cambria Math"/>
+                </w:rPr>
+              </m:ctrlPr>
             </m:sub>
           </m:sSub>
           <m:r>
@@ -6908,68 +7075,74 @@
         </w:rPr>
         <w:t>初始状态分布</w:t>
       </w:r>
-      <m:oMathPara>
-        <m:oMath>
-          <m:r>
-            <m:rPr/>
-            <w:rPr>
-              <w:rFonts w:hint="default" w:ascii="Cambria Math"/>
-            </w:rPr>
-            <m:t>π</m:t>
-          </m:r>
-        </m:oMath>
-      </m:oMathPara>
+      <m:oMath>
+        <m:r>
+          <m:rPr/>
+          <w:rPr>
+            <w:rFonts w:hint="default" w:ascii="Cambria Math"/>
+          </w:rPr>
+          <m:t>π</m:t>
+        </m:r>
+      </m:oMath>
       <w:r>
         <w:rPr>
           <w:rFonts w:hint="default"/>
         </w:rPr>
         <w:t>：</w:t>
       </w:r>
-      <m:oMathPara>
-        <m:oMath>
-          <m:r>
-            <m:rPr/>
-            <w:rPr>
-              <w:rFonts w:hint="default" w:ascii="Cambria Math"/>
-            </w:rPr>
-            <m:t>P(</m:t>
-          </m:r>
-          <m:sSub>
-            <m:sSubPr>
-              <m:ctrlPr>
-                <w:rPr>
-                  <w:rFonts w:hint="default" w:ascii="Cambria Math"/>
-                </w:rPr>
-              </m:ctrlPr>
-            </m:sSubPr>
-            <m:e>
-              <m:r>
-                <m:rPr/>
-                <w:rPr>
-                  <w:rFonts w:hint="default" w:ascii="Cambria Math"/>
-                </w:rPr>
-                <m:t>y</m:t>
-              </m:r>
-            </m:e>
-            <m:sub>
-              <m:r>
-                <m:rPr/>
-                <w:rPr>
-                  <w:rFonts w:hint="default" w:ascii="Cambria Math"/>
-                </w:rPr>
-                <m:t>1</m:t>
-              </m:r>
-            </m:sub>
-          </m:sSub>
-          <m:r>
-            <m:rPr/>
-            <w:rPr>
-              <w:rFonts w:hint="default" w:ascii="Cambria Math"/>
-            </w:rPr>
-            <m:t>)</m:t>
-          </m:r>
-        </m:oMath>
-      </m:oMathPara>
+      <m:oMath>
+        <m:r>
+          <m:rPr/>
+          <w:rPr>
+            <w:rFonts w:hint="default" w:ascii="Cambria Math"/>
+          </w:rPr>
+          <m:t>P(</m:t>
+        </m:r>
+        <m:sSub>
+          <m:sSubPr>
+            <m:ctrlPr>
+              <w:rPr>
+                <w:rFonts w:hint="default" w:ascii="Cambria Math"/>
+              </w:rPr>
+            </m:ctrlPr>
+          </m:sSubPr>
+          <m:e>
+            <m:r>
+              <m:rPr/>
+              <w:rPr>
+                <w:rFonts w:hint="default" w:ascii="Cambria Math"/>
+              </w:rPr>
+              <m:t>y</m:t>
+            </m:r>
+            <m:ctrlPr>
+              <w:rPr>
+                <w:rFonts w:hint="default" w:ascii="Cambria Math"/>
+              </w:rPr>
+            </m:ctrlPr>
+          </m:e>
+          <m:sub>
+            <m:r>
+              <m:rPr/>
+              <w:rPr>
+                <w:rFonts w:hint="default" w:ascii="Cambria Math"/>
+              </w:rPr>
+              <m:t>1</m:t>
+            </m:r>
+            <m:ctrlPr>
+              <w:rPr>
+                <w:rFonts w:hint="default" w:ascii="Cambria Math"/>
+              </w:rPr>
+            </m:ctrlPr>
+          </m:sub>
+        </m:sSub>
+        <m:r>
+          <m:rPr/>
+          <w:rPr>
+            <w:rFonts w:hint="default" w:ascii="Cambria Math"/>
+          </w:rPr>
+          <m:t>)</m:t>
+        </m:r>
+      </m:oMath>
       <w:r>
         <w:rPr>
           <w:rFonts w:hint="default"/>
@@ -6990,102 +7163,118 @@
         </w:rPr>
         <w:t>状态转移概率</w:t>
       </w:r>
-      <m:oMathPara>
-        <m:oMath>
-          <m:r>
-            <m:rPr/>
-            <w:rPr>
-              <w:rFonts w:hint="default" w:ascii="Cambria Math"/>
-            </w:rPr>
-            <m:t>A</m:t>
-          </m:r>
-        </m:oMath>
-      </m:oMathPara>
+      <m:oMath>
+        <m:r>
+          <m:rPr/>
+          <w:rPr>
+            <w:rFonts w:hint="default" w:ascii="Cambria Math"/>
+          </w:rPr>
+          <m:t>A</m:t>
+        </m:r>
+      </m:oMath>
       <w:r>
         <w:rPr>
           <w:rFonts w:hint="default"/>
         </w:rPr>
         <w:t>：</w:t>
       </w:r>
-      <m:oMathPara>
-        <m:oMath>
-          <m:r>
-            <m:rPr/>
-            <w:rPr>
-              <w:rFonts w:hint="default" w:ascii="Cambria Math"/>
-            </w:rPr>
-            <m:t>P(</m:t>
-          </m:r>
-          <m:sSub>
-            <m:sSubPr>
-              <m:ctrlPr>
-                <w:rPr>
-                  <w:rFonts w:hint="default" w:ascii="Cambria Math"/>
-                </w:rPr>
-              </m:ctrlPr>
-            </m:sSubPr>
-            <m:e>
-              <m:r>
-                <m:rPr/>
-                <w:rPr>
-                  <w:rFonts w:hint="default" w:ascii="Cambria Math"/>
-                </w:rPr>
-                <m:t>y</m:t>
-              </m:r>
-            </m:e>
-            <m:sub>
-              <m:r>
-                <m:rPr/>
-                <w:rPr>
-                  <w:rFonts w:hint="default" w:ascii="Cambria Math"/>
-                </w:rPr>
-                <m:t>t</m:t>
-              </m:r>
-            </m:sub>
-          </m:sSub>
-          <m:r>
-            <m:rPr/>
-            <w:rPr>
-              <w:rFonts w:hint="default" w:ascii="Cambria Math"/>
-            </w:rPr>
-            <m:t>|</m:t>
-          </m:r>
-          <m:sSub>
-            <m:sSubPr>
-              <m:ctrlPr>
-                <w:rPr>
-                  <w:rFonts w:hint="default" w:ascii="Cambria Math"/>
-                </w:rPr>
-              </m:ctrlPr>
-            </m:sSubPr>
-            <m:e>
-              <m:r>
-                <m:rPr/>
-                <w:rPr>
-                  <w:rFonts w:hint="default" w:ascii="Cambria Math"/>
-                </w:rPr>
-                <m:t>y</m:t>
-              </m:r>
-            </m:e>
-            <m:sub>
-              <m:r>
-                <m:rPr/>
-                <w:rPr>
-                  <w:rFonts w:hint="default" w:ascii="Cambria Math"/>
-                </w:rPr>
-                <m:t>t−1</m:t>
-              </m:r>
-            </m:sub>
-          </m:sSub>
-          <m:r>
-            <m:rPr/>
-            <w:rPr>
-              <w:rFonts w:hint="default" w:ascii="Cambria Math"/>
-            </w:rPr>
-            <m:t>)</m:t>
-          </m:r>
-        </m:oMath>
-      </m:oMathPara>
+      <m:oMath>
+        <m:r>
+          <m:rPr/>
+          <w:rPr>
+            <w:rFonts w:hint="default" w:ascii="Cambria Math"/>
+          </w:rPr>
+          <m:t>P(</m:t>
+        </m:r>
+        <m:sSub>
+          <m:sSubPr>
+            <m:ctrlPr>
+              <w:rPr>
+                <w:rFonts w:hint="default" w:ascii="Cambria Math"/>
+              </w:rPr>
+            </m:ctrlPr>
+          </m:sSubPr>
+          <m:e>
+            <m:r>
+              <m:rPr/>
+              <w:rPr>
+                <w:rFonts w:hint="default" w:ascii="Cambria Math"/>
+              </w:rPr>
+              <m:t>y</m:t>
+            </m:r>
+            <m:ctrlPr>
+              <w:rPr>
+                <w:rFonts w:hint="default" w:ascii="Cambria Math"/>
+              </w:rPr>
+            </m:ctrlPr>
+          </m:e>
+          <m:sub>
+            <m:r>
+              <m:rPr/>
+              <w:rPr>
+                <w:rFonts w:hint="default" w:ascii="Cambria Math"/>
+              </w:rPr>
+              <m:t>t</m:t>
+            </m:r>
+            <m:ctrlPr>
+              <w:rPr>
+                <w:rFonts w:hint="default" w:ascii="Cambria Math"/>
+              </w:rPr>
+            </m:ctrlPr>
+          </m:sub>
+        </m:sSub>
+        <m:r>
+          <m:rPr/>
+          <w:rPr>
+            <w:rFonts w:hint="default" w:ascii="Cambria Math"/>
+          </w:rPr>
+          <m:t>|</m:t>
+        </m:r>
+        <m:sSub>
+          <m:sSubPr>
+            <m:ctrlPr>
+              <w:rPr>
+                <w:rFonts w:hint="default" w:ascii="Cambria Math"/>
+              </w:rPr>
+            </m:ctrlPr>
+          </m:sSubPr>
+          <m:e>
+            <m:r>
+              <m:rPr/>
+              <w:rPr>
+                <w:rFonts w:hint="default" w:ascii="Cambria Math"/>
+              </w:rPr>
+              <m:t>y</m:t>
+            </m:r>
+            <m:ctrlPr>
+              <w:rPr>
+                <w:rFonts w:hint="default" w:ascii="Cambria Math"/>
+              </w:rPr>
+            </m:ctrlPr>
+          </m:e>
+          <m:sub>
+            <m:r>
+              <m:rPr/>
+              <w:rPr>
+                <w:rFonts w:hint="default" w:ascii="Cambria Math"/>
+              </w:rPr>
+              <m:t>t−1</m:t>
+            </m:r>
+            <m:ctrlPr>
+              <w:rPr>
+                <w:rFonts w:hint="default" w:ascii="Cambria Math"/>
+              </w:rPr>
+            </m:ctrlPr>
+          </m:sub>
+        </m:sSub>
+        <m:r>
+          <m:rPr/>
+          <w:rPr>
+            <w:rFonts w:hint="default" w:ascii="Cambria Math"/>
+          </w:rPr>
+          <m:t>)</m:t>
+        </m:r>
+      </m:oMath>
       <w:r>
         <w:rPr>
           <w:rFonts w:hint="default"/>
@@ -7106,85 +7295,103 @@
         </w:rPr>
         <w:t>发射概率 $B$：</w:t>
       </w:r>
-      <m:oMathPara>
-        <m:oMath>
-          <m:r>
-            <m:rPr/>
-            <w:rPr>
-              <w:rFonts w:hint="default" w:ascii="Cambria Math"/>
-            </w:rPr>
-            <m:t>P(</m:t>
-          </m:r>
-          <m:sSub>
-            <m:sSubPr>
-              <m:ctrlPr>
-                <w:rPr>
-                  <w:rFonts w:hint="default" w:ascii="Cambria Math"/>
-                </w:rPr>
-              </m:ctrlPr>
-            </m:sSubPr>
-            <m:e>
-              <m:r>
-                <m:rPr/>
-                <w:rPr>
-                  <w:rFonts w:hint="default" w:ascii="Cambria Math"/>
-                </w:rPr>
-                <m:t>x</m:t>
-              </m:r>
-            </m:e>
-            <m:sub>
-              <m:r>
-                <m:rPr/>
-                <w:rPr>
-                  <w:rFonts w:hint="default" w:ascii="Cambria Math"/>
-                </w:rPr>
-                <m:t>t</m:t>
-              </m:r>
-            </m:sub>
-          </m:sSub>
-          <m:r>
-            <m:rPr/>
-            <w:rPr>
-              <w:rFonts w:hint="default" w:ascii="Cambria Math"/>
-            </w:rPr>
-            <m:t>|</m:t>
-          </m:r>
-          <m:sSub>
-            <m:sSubPr>
-              <m:ctrlPr>
-                <w:rPr>
-                  <w:rFonts w:hint="default" w:ascii="Cambria Math"/>
-                </w:rPr>
-              </m:ctrlPr>
-            </m:sSubPr>
-            <m:e>
-              <m:r>
-                <m:rPr/>
-                <w:rPr>
-                  <w:rFonts w:hint="default" w:ascii="Cambria Math"/>
-                </w:rPr>
-                <m:t>y</m:t>
-              </m:r>
-            </m:e>
-            <m:sub>
-              <m:r>
-                <m:rPr/>
-                <w:rPr>
-                  <w:rFonts w:hint="default" w:ascii="Cambria Math"/>
-                </w:rPr>
-                <m:t>t</m:t>
-              </m:r>
-            </m:sub>
-          </m:sSub>
-          <m:r>
-            <m:rPr/>
-            <w:rPr>
-              <w:rFonts w:hint="default" w:ascii="Cambria Math"/>
-            </w:rPr>
-            <m:t>)</m:t>
-          </m:r>
-        </m:oMath>
-      </m:oMathPara>
+      <m:oMath>
+        <m:r>
+          <m:rPr/>
+          <w:rPr>
+            <w:rFonts w:hint="default" w:ascii="Cambria Math"/>
+          </w:rPr>
+          <m:t>P(</m:t>
+        </m:r>
+        <m:sSub>
+          <m:sSubPr>
+            <m:ctrlPr>
+              <w:rPr>
+                <w:rFonts w:hint="default" w:ascii="Cambria Math"/>
+              </w:rPr>
+            </m:ctrlPr>
+          </m:sSubPr>
+          <m:e>
+            <m:r>
+              <m:rPr/>
+              <w:rPr>
+                <w:rFonts w:hint="default" w:ascii="Cambria Math"/>
+              </w:rPr>
+              <m:t>x</m:t>
+            </m:r>
+            <m:ctrlPr>
+              <w:rPr>
+                <w:rFonts w:hint="default" w:ascii="Cambria Math"/>
+              </w:rPr>
+            </m:ctrlPr>
+          </m:e>
+          <m:sub>
+            <m:r>
+              <m:rPr/>
+              <w:rPr>
+                <w:rFonts w:hint="default" w:ascii="Cambria Math"/>
+              </w:rPr>
+              <m:t>t</m:t>
+            </m:r>
+            <m:ctrlPr>
+              <w:rPr>
+                <w:rFonts w:hint="default" w:ascii="Cambria Math"/>
+              </w:rPr>
+            </m:ctrlPr>
+          </m:sub>
+        </m:sSub>
+        <m:r>
+          <m:rPr/>
+          <w:rPr>
+            <w:rFonts w:hint="default" w:ascii="Cambria Math"/>
+          </w:rPr>
+          <m:t>|</m:t>
+        </m:r>
+        <m:sSub>
+          <m:sSubPr>
+            <m:ctrlPr>
+              <w:rPr>
+                <w:rFonts w:hint="default" w:ascii="Cambria Math"/>
+              </w:rPr>
+            </m:ctrlPr>
+          </m:sSubPr>
+          <m:e>
+            <m:r>
+              <m:rPr/>
+              <w:rPr>
+                <w:rFonts w:hint="default" w:ascii="Cambria Math"/>
+              </w:rPr>
+              <m:t>y</m:t>
+            </m:r>
+            <m:ctrlPr>
+              <w:rPr>
+                <w:rFonts w:hint="default" w:ascii="Cambria Math"/>
+              </w:rPr>
+            </m:ctrlPr>
+          </m:e>
+          <m:sub>
+            <m:r>
+              <m:rPr/>
+              <w:rPr>
+                <w:rFonts w:hint="default" w:ascii="Cambria Math"/>
+              </w:rPr>
+              <m:t>t</m:t>
+            </m:r>
+            <m:ctrlPr>
+              <w:rPr>
+                <w:rFonts w:hint="default" w:ascii="Cambria Math"/>
+              </w:rPr>
+            </m:ctrlPr>
+          </m:sub>
+        </m:sSub>
+        <m:r>
+          <m:rPr/>
+          <w:rPr>
+            <w:rFonts w:hint="default" w:ascii="Cambria Math"/>
+          </w:rPr>
+          <m:t>)</m:t>
+        </m:r>
+      </m:oMath>
       <w:r>
         <w:rPr>
           <w:rFonts w:hint="default"/>
@@ -7263,17 +7470,15 @@
         </w:rPr>
         <w:t>数值下溢：由于每一项概率值均在</w:t>
       </w:r>
-      <m:oMathPara>
-        <m:oMath>
-          <m:r>
-            <m:rPr/>
-            <w:rPr>
-              <w:rFonts w:hint="default" w:ascii="Cambria Math"/>
-            </w:rPr>
-            <m:t>[0,1]</m:t>
-          </m:r>
-        </m:oMath>
-      </m:oMathPara>
+      <m:oMath>
+        <m:r>
+          <m:rPr/>
+          <w:rPr>
+            <w:rFonts w:hint="default" w:ascii="Cambria Math"/>
+          </w:rPr>
+          <m:t>[0,1]</m:t>
+        </m:r>
+      </m:oMath>
       <w:r>
         <w:rPr>
           <w:rFonts w:hint="default"/>
@@ -7293,44 +7498,52 @@
         </w:rPr>
         <w:t xml:space="preserve"> 的增加，长路径的联合概率会以指数级速度萎缩，迅速超出双精度浮点数的表示范围（通常在</w:t>
       </w:r>
-      <m:oMathPara>
-        <m:oMath>
-          <m:r>
-            <m:rPr/>
-            <w:rPr>
-              <w:rFonts w:hint="default" w:ascii="Cambria Math"/>
-            </w:rPr>
-            <m:t>1</m:t>
-          </m:r>
-          <m:sSup>
-            <m:sSupPr>
-              <m:ctrlPr>
-                <w:rPr>
-                  <w:rFonts w:hint="default" w:ascii="Cambria Math"/>
-                </w:rPr>
-              </m:ctrlPr>
-            </m:sSupPr>
-            <m:e>
-              <m:r>
-                <m:rPr/>
-                <w:rPr>
-                  <w:rFonts w:hint="default" w:ascii="Cambria Math"/>
-                </w:rPr>
-                <m:t>0</m:t>
-              </m:r>
-            </m:e>
-            <m:sup>
-              <m:r>
-                <m:rPr/>
-                <w:rPr>
-                  <w:rFonts w:hint="default" w:ascii="Cambria Math"/>
-                </w:rPr>
-                <m:t>−308</m:t>
-              </m:r>
-            </m:sup>
-          </m:sSup>
-        </m:oMath>
-      </m:oMathPara>
+      <m:oMath>
+        <m:r>
+          <m:rPr/>
+          <w:rPr>
+            <w:rFonts w:hint="default" w:ascii="Cambria Math"/>
+          </w:rPr>
+          <m:t>1</m:t>
+        </m:r>
+        <m:sSup>
+          <m:sSupPr>
+            <m:ctrlPr>
+              <w:rPr>
+                <w:rFonts w:hint="default" w:ascii="Cambria Math"/>
+              </w:rPr>
+            </m:ctrlPr>
+          </m:sSupPr>
+          <m:e>
+            <m:r>
+              <m:rPr/>
+              <w:rPr>
+                <w:rFonts w:hint="default" w:ascii="Cambria Math"/>
+              </w:rPr>
+              <m:t>0</m:t>
+            </m:r>
+            <m:ctrlPr>
+              <w:rPr>
+                <w:rFonts w:hint="default" w:ascii="Cambria Math"/>
+              </w:rPr>
+            </m:ctrlPr>
+          </m:e>
+          <m:sup>
+            <m:r>
+              <m:rPr/>
+              <w:rPr>
+                <w:rFonts w:hint="default" w:ascii="Cambria Math"/>
+              </w:rPr>
+              <m:t>−308</m:t>
+            </m:r>
+            <m:ctrlPr>
+              <w:rPr>
+                <w:rFonts w:hint="default" w:ascii="Cambria Math"/>
+              </w:rPr>
+            </m:ctrlPr>
+          </m:sup>
+        </m:sSup>
+      </m:oMath>
       <w:r>
         <w:rPr>
           <w:rFonts w:hint="default"/>
@@ -7365,70 +7578,68 @@
         </w:rPr>
         <w:t>为解决上述问题，本实验在 viterbi() 函数执行前，对所有模型参数进行了对数化处理：</w:t>
       </w:r>
-      <m:oMathPara>
-        <m:oMath>
-          <m:r>
-            <m:rPr/>
-            <w:rPr>
-              <w:rFonts w:hint="default" w:ascii="Cambria Math" w:hAnsi="Cambria Math"/>
-              <w:sz w:val="24"/>
-            </w:rPr>
-            <m:t>score=</m:t>
-          </m:r>
-          <m:func>
-            <m:funcPr>
-              <m:ctrlPr>
-                <w:rPr>
-                  <w:rFonts w:hint="default" w:ascii="Cambria Math" w:hAnsi="Cambria Math"/>
-                  <w:sz w:val="24"/>
-                </w:rPr>
-              </m:ctrlPr>
-            </m:funcPr>
-            <m:fName>
-              <m:r>
-                <m:rPr>
-                  <m:sty m:val="p"/>
-                </m:rPr>
-                <w:rPr>
-                  <w:rFonts w:hint="default" w:ascii="Cambria Math" w:hAnsi="Cambria Math"/>
-                  <w:sz w:val="24"/>
-                </w:rPr>
-                <m:t>ln</m:t>
-              </m:r>
-              <m:ctrlPr>
-                <w:rPr>
-                  <w:rFonts w:ascii="Cambria Math" w:hAnsi="Cambria Math"/>
-                  <w:sz w:val="24"/>
-                </w:rPr>
-              </m:ctrlPr>
-            </m:fName>
-            <m:e>
-              <m:r>
-                <m:rPr/>
-                <w:rPr>
-                  <w:rFonts w:hint="default" w:ascii="Cambria Math" w:hAnsi="Cambria Math"/>
-                  <w:sz w:val="24"/>
-                </w:rPr>
-                <m:t>(</m:t>
-              </m:r>
-              <m:ctrlPr>
-                <w:rPr>
-                  <w:rFonts w:ascii="Cambria Math" w:hAnsi="Cambria Math"/>
-                  <w:sz w:val="24"/>
-                </w:rPr>
-              </m:ctrlPr>
-            </m:e>
-          </m:func>
-          <m:r>
-            <m:rPr/>
-            <w:rPr>
-              <w:rFonts w:hint="default" w:ascii="Cambria Math" w:hAnsi="Cambria Math"/>
-              <w:sz w:val="24"/>
-            </w:rPr>
-            <m:t>P)</m:t>
-          </m:r>
-        </m:oMath>
-      </m:oMathPara>
+      <m:oMath>
+        <m:r>
+          <m:rPr/>
+          <w:rPr>
+            <w:rFonts w:hint="default" w:ascii="Cambria Math" w:hAnsi="Cambria Math"/>
+            <w:sz w:val="24"/>
+          </w:rPr>
+          <m:t>score=</m:t>
+        </m:r>
+        <m:func>
+          <m:funcPr>
+            <m:ctrlPr>
+              <w:rPr>
+                <w:rFonts w:hint="default" w:ascii="Cambria Math" w:hAnsi="Cambria Math"/>
+                <w:sz w:val="24"/>
+              </w:rPr>
+            </m:ctrlPr>
+          </m:funcPr>
+          <m:fName>
+            <m:r>
+              <m:rPr>
+                <m:sty m:val="p"/>
+              </m:rPr>
+              <w:rPr>
+                <w:rFonts w:hint="default" w:ascii="Cambria Math" w:hAnsi="Cambria Math"/>
+                <w:sz w:val="24"/>
+              </w:rPr>
+              <m:t>ln</m:t>
+            </m:r>
+            <m:ctrlPr>
+              <w:rPr>
+                <w:rFonts w:ascii="Cambria Math" w:hAnsi="Cambria Math"/>
+                <w:sz w:val="24"/>
+              </w:rPr>
+            </m:ctrlPr>
+          </m:fName>
+          <m:e>
+            <m:r>
+              <m:rPr/>
+              <w:rPr>
+                <w:rFonts w:hint="default" w:ascii="Cambria Math" w:hAnsi="Cambria Math"/>
+                <w:sz w:val="24"/>
+              </w:rPr>
+              <m:t>(</m:t>
+            </m:r>
+            <m:ctrlPr>
+              <w:rPr>
+                <w:rFonts w:ascii="Cambria Math" w:hAnsi="Cambria Math"/>
+                <w:sz w:val="24"/>
+              </w:rPr>
+            </m:ctrlPr>
+          </m:e>
+        </m:func>
+        <m:r>
+          <m:rPr/>
+          <w:rPr>
+            <w:rFonts w:hint="default" w:ascii="Cambria Math" w:hAnsi="Cambria Math"/>
+            <w:sz w:val="24"/>
+          </w:rPr>
+          <m:t>P)</m:t>
+        </m:r>
+      </m:oMath>
       <w:r>
         <w:rPr>
           <w:rFonts w:hint="default"/>
@@ -8027,6 +8238,348 @@
         </w:rPr>
         <w:t>定义</w:t>
       </w:r>
+      <m:oMath>
+        <m:sSub>
+          <m:sSubPr>
+            <m:ctrlPr>
+              <w:rPr>
+                <w:rFonts w:hint="default" w:ascii="Cambria Math"/>
+              </w:rPr>
+            </m:ctrlPr>
+          </m:sSubPr>
+          <m:e>
+            <m:r>
+              <m:rPr/>
+              <w:rPr>
+                <w:rFonts w:hint="default" w:ascii="Cambria Math"/>
+              </w:rPr>
+              <m:t>δ</m:t>
+            </m:r>
+            <m:ctrlPr>
+              <w:rPr>
+                <w:rFonts w:hint="default" w:ascii="Cambria Math"/>
+              </w:rPr>
+            </m:ctrlPr>
+          </m:e>
+          <m:sub>
+            <m:r>
+              <m:rPr/>
+              <w:rPr>
+                <w:rFonts w:hint="default" w:ascii="Cambria Math"/>
+              </w:rPr>
+              <m:t>t</m:t>
+            </m:r>
+            <m:ctrlPr>
+              <w:rPr>
+                <w:rFonts w:hint="default" w:ascii="Cambria Math"/>
+              </w:rPr>
+            </m:ctrlPr>
+          </m:sub>
+        </m:sSub>
+        <m:r>
+          <m:rPr/>
+          <w:rPr>
+            <w:rFonts w:hint="default" w:ascii="Cambria Math"/>
+          </w:rPr>
+          <m:t>(s)</m:t>
+        </m:r>
+      </m:oMath>
+      <w:r>
+        <w:rPr>
+          <w:rFonts w:hint="default"/>
+        </w:rPr>
+        <w:t>为在时刻</w:t>
+      </w:r>
+      <m:oMath>
+        <m:r>
+          <m:rPr/>
+          <w:rPr>
+            <w:rFonts w:hint="default" w:ascii="Cambria Math"/>
+          </w:rPr>
+          <m:t>t</m:t>
+        </m:r>
+      </m:oMath>
+      <w:r>
+        <w:rPr>
+          <w:rFonts w:hint="default"/>
+        </w:rPr>
+        <w:t>到达状态</w:t>
+      </w:r>
+      <m:oMath>
+        <m:r>
+          <m:rPr/>
+          <w:rPr>
+            <w:rFonts w:hint="default" w:ascii="Cambria Math"/>
+          </w:rPr>
+          <m:t>s</m:t>
+        </m:r>
+      </m:oMath>
+      <w:r>
+        <w:rPr>
+          <w:rFonts w:hint="default"/>
+        </w:rPr>
+        <w:t>（</w:t>
+      </w:r>
+      <m:oMath>
+        <m:r>
+          <m:rPr/>
+          <w:rPr>
+            <w:rFonts w:hint="default" w:ascii="Cambria Math"/>
+          </w:rPr>
+          <m:t>s∈{B,M,E,S}</m:t>
+        </m:r>
+      </m:oMath>
+      <w:r>
+        <w:rPr>
+          <w:rFonts w:hint="default"/>
+        </w:rPr>
+        <w:t>）的所有路径中，概率得分最高的那条路径的对数得分。</w:t>
+      </w:r>
+    </w:p>
+    <w:p>
+      <w:pPr>
+        <w:bidi w:val="0"/>
+        <w:rPr>
+          <w:rFonts w:hint="default"/>
+        </w:rPr>
+      </w:pPr>
+      <w:r>
+        <w:rPr>
+          <w:rFonts w:hint="default"/>
+        </w:rPr>
+        <w:t>其核心思想在于：若全局最优路径在时刻</w:t>
+      </w:r>
+      <m:oMath>
+        <m:r>
+          <m:rPr/>
+          <w:rPr>
+            <w:rFonts w:hint="default" w:ascii="Cambria Math"/>
+          </w:rPr>
+          <m:t>t</m:t>
+        </m:r>
+      </m:oMath>
+      <w:r>
+        <w:rPr>
+          <w:rFonts w:hint="default"/>
+        </w:rPr>
+        <w:t>经过状态</w:t>
+      </w:r>
+      <m:oMath>
+        <m:r>
+          <m:rPr/>
+          <w:rPr>
+            <w:rFonts w:hint="default" w:ascii="Cambria Math" w:hAnsi="Cambria Math"/>
+            <w:sz w:val="24"/>
+          </w:rPr>
+          <m:t>s</m:t>
+        </m:r>
+      </m:oMath>
+      <w:r>
+        <w:rPr>
+          <w:rFonts w:hint="default"/>
+        </w:rPr>
+        <w:t>，则该路径中从起点到时刻</w:t>
+      </w:r>
+      <m:oMath>
+        <m:r>
+          <m:rPr/>
+          <w:rPr>
+            <w:rFonts w:hint="default" w:ascii="Cambria Math"/>
+          </w:rPr>
+          <m:t>t</m:t>
+        </m:r>
+      </m:oMath>
+      <w:r>
+        <w:rPr>
+          <w:rFonts w:hint="default"/>
+        </w:rPr>
+        <w:t>的片段，也必然是到达时刻</w:t>
+      </w:r>
+      <m:oMath>
+        <m:r>
+          <m:rPr/>
+          <w:rPr>
+            <w:rFonts w:hint="default" w:ascii="Cambria Math"/>
+          </w:rPr>
+          <m:t>t</m:t>
+        </m:r>
+      </m:oMath>
+      <w:r>
+        <w:rPr>
+          <w:rFonts w:hint="default"/>
+        </w:rPr>
+        <w:t>状态</w:t>
+      </w:r>
+      <m:oMath>
+        <m:r>
+          <m:rPr/>
+          <w:rPr>
+            <w:rFonts w:hint="default" w:ascii="Cambria Math" w:hAnsi="Cambria Math"/>
+            <w:sz w:val="24"/>
+          </w:rPr>
+          <m:t>s</m:t>
+        </m:r>
+      </m:oMath>
+      <w:r>
+        <w:rPr>
+          <w:rFonts w:hint="default"/>
+        </w:rPr>
+        <w:t>的局部最优路径。</w:t>
+      </w:r>
+    </w:p>
+    <w:p>
+      <w:pPr>
+        <w:bidi w:val="0"/>
+        <w:rPr>
+          <w:rFonts w:hint="default"/>
+          <w:b/>
+          <w:bCs/>
+        </w:rPr>
+      </w:pPr>
+      <w:r>
+        <w:rPr>
+          <w:rFonts w:hint="eastAsia"/>
+          <w:b/>
+          <w:bCs/>
+          <w:lang w:eastAsia="zh-CN"/>
+        </w:rPr>
+        <w:t>（</w:t>
+      </w:r>
+      <w:r>
+        <w:rPr>
+          <w:rFonts w:hint="default"/>
+          <w:b/>
+          <w:bCs/>
+        </w:rPr>
+        <w:t>2</w:t>
+      </w:r>
+      <w:r>
+        <w:rPr>
+          <w:rFonts w:hint="eastAsia"/>
+          <w:b/>
+          <w:bCs/>
+          <w:lang w:eastAsia="zh-CN"/>
+        </w:rPr>
+        <w:t>）</w:t>
+      </w:r>
+      <w:r>
+        <w:rPr>
+          <w:rFonts w:hint="default"/>
+          <w:b/>
+          <w:bCs/>
+        </w:rPr>
+        <w:t>Viterbi 三阶段递推逻辑</w:t>
+      </w:r>
+    </w:p>
+    <w:p>
+      <w:pPr>
+        <w:bidi w:val="0"/>
+        <w:rPr>
+          <w:rFonts w:hint="default"/>
+        </w:rPr>
+      </w:pPr>
+      <w:r>
+        <w:rPr>
+          <w:rFonts w:hint="default"/>
+        </w:rPr>
+        <w:t>根据 HMM 参数模型，解码过程严格分为以下三个计算阶段：</w:t>
+      </w:r>
+    </w:p>
+    <w:p>
+      <w:pPr>
+        <w:bidi w:val="0"/>
+        <w:rPr>
+          <w:rFonts w:hint="default"/>
+        </w:rPr>
+      </w:pPr>
+      <w:r>
+        <w:rPr>
+          <w:rFonts w:hint="default"/>
+        </w:rPr>
+        <w:t>初始化阶段（</w:t>
+      </w:r>
+      <m:oMath>
+        <m:r>
+          <m:rPr/>
+          <w:rPr>
+            <w:rFonts w:hint="default" w:ascii="Cambria Math"/>
+          </w:rPr>
+          <m:t>t=1</m:t>
+        </m:r>
+      </m:oMath>
+      <w:r>
+        <w:rPr>
+          <w:rFonts w:hint="default"/>
+        </w:rPr>
+        <w:t>）：</w:t>
+      </w:r>
+    </w:p>
+    <w:p>
+      <w:pPr>
+        <w:bidi w:val="0"/>
+        <w:rPr>
+          <w:rFonts w:hint="default"/>
+        </w:rPr>
+      </w:pPr>
+      <w:r>
+        <w:rPr>
+          <w:rFonts w:hint="default"/>
+        </w:rPr>
+        <w:t>计算观测序列首个字符</w:t>
+      </w:r>
+      <m:oMath>
+        <m:sSub>
+          <m:sSubPr>
+            <m:ctrlPr>
+              <w:rPr>
+                <w:rFonts w:hint="default" w:ascii="Cambria Math"/>
+              </w:rPr>
+            </m:ctrlPr>
+          </m:sSubPr>
+          <m:e>
+            <m:r>
+              <m:rPr/>
+              <w:rPr>
+                <w:rFonts w:hint="default" w:ascii="Cambria Math"/>
+              </w:rPr>
+              <m:t>x</m:t>
+            </m:r>
+            <m:ctrlPr>
+              <w:rPr>
+                <w:rFonts w:hint="default" w:ascii="Cambria Math"/>
+              </w:rPr>
+            </m:ctrlPr>
+          </m:e>
+          <m:sub>
+            <m:r>
+              <m:rPr/>
+              <w:rPr>
+                <w:rFonts w:hint="default" w:ascii="Cambria Math"/>
+              </w:rPr>
+              <m:t>1</m:t>
+            </m:r>
+            <m:ctrlPr>
+              <w:rPr>
+                <w:rFonts w:hint="default" w:ascii="Cambria Math"/>
+              </w:rPr>
+            </m:ctrlPr>
+          </m:sub>
+        </m:sSub>
+      </m:oMath>
+      <w:r>
+        <w:rPr>
+          <w:rFonts w:hint="default"/>
+        </w:rPr>
+        <w:t>对应各个标签的初始对数分值：</w:t>
+      </w:r>
+    </w:p>
+    <w:p>
+      <w:pPr>
+        <w:bidi w:val="0"/>
+        <w:rPr>
+          <w:rFonts w:hint="default"/>
+        </w:rPr>
+      </w:pPr>
       <m:oMathPara>
         <m:oMath>
           <m:sSub>
@@ -8045,295 +8598,11 @@
                 </w:rPr>
                 <m:t>δ</m:t>
               </m:r>
-            </m:e>
-            <m:sub>
-              <m:r>
-                <m:rPr/>
-                <w:rPr>
-                  <w:rFonts w:hint="default" w:ascii="Cambria Math"/>
-                </w:rPr>
-                <m:t>t</m:t>
-              </m:r>
-            </m:sub>
-          </m:sSub>
-          <m:r>
-            <m:rPr/>
-            <w:rPr>
-              <w:rFonts w:hint="default" w:ascii="Cambria Math"/>
-            </w:rPr>
-            <m:t>(s)</m:t>
-          </m:r>
-        </m:oMath>
-      </m:oMathPara>
-      <w:r>
-        <w:rPr>
-          <w:rFonts w:hint="default"/>
-        </w:rPr>
-        <w:t>为在时刻</w:t>
-      </w:r>
-      <m:oMathPara>
-        <m:oMath>
-          <m:r>
-            <m:rPr/>
-            <w:rPr>
-              <w:rFonts w:hint="default" w:ascii="Cambria Math"/>
-            </w:rPr>
-            <m:t>t</m:t>
-          </m:r>
-        </m:oMath>
-      </m:oMathPara>
-      <w:r>
-        <w:rPr>
-          <w:rFonts w:hint="default"/>
-        </w:rPr>
-        <w:t>到达状态</w:t>
-      </w:r>
-      <m:oMathPara>
-        <m:oMath>
-          <m:r>
-            <m:rPr/>
-            <w:rPr>
-              <w:rFonts w:hint="default" w:ascii="Cambria Math"/>
-            </w:rPr>
-            <m:t>s</m:t>
-          </m:r>
-        </m:oMath>
-      </m:oMathPara>
-      <w:r>
-        <w:rPr>
-          <w:rFonts w:hint="default"/>
-        </w:rPr>
-        <w:t>（</w:t>
-      </w:r>
-      <m:oMathPara>
-        <m:oMath>
-          <m:r>
-            <m:rPr/>
-            <w:rPr>
-              <w:rFonts w:hint="default" w:ascii="Cambria Math"/>
-            </w:rPr>
-            <m:t>s∈{B,M,E,S}</m:t>
-          </m:r>
-        </m:oMath>
-      </m:oMathPara>
-      <w:r>
-        <w:rPr>
-          <w:rFonts w:hint="default"/>
-        </w:rPr>
-        <w:t>）的所有路径中，概率得分最高的那条路径的对数得分。</w:t>
-      </w:r>
-    </w:p>
-    <w:p>
-      <w:pPr>
-        <w:bidi w:val="0"/>
-        <w:rPr>
-          <w:rFonts w:hint="default"/>
-        </w:rPr>
-      </w:pPr>
-      <w:r>
-        <w:rPr>
-          <w:rFonts w:hint="default"/>
-        </w:rPr>
-        <w:t>其核心思想在于：若全局最优路径在时刻</w:t>
-      </w:r>
-      <m:oMath>
-        <m:r>
-          <m:rPr/>
-          <w:rPr>
-            <w:rFonts w:hint="default" w:ascii="Cambria Math"/>
-          </w:rPr>
-          <m:t>t</m:t>
-        </m:r>
-      </m:oMath>
-      <w:r>
-        <w:rPr>
-          <w:rFonts w:hint="default"/>
-        </w:rPr>
-        <w:t>经过状态</w:t>
-      </w:r>
-      <m:oMath>
-        <m:r>
-          <m:rPr/>
-          <w:rPr>
-            <w:rFonts w:hint="default" w:ascii="Cambria Math" w:hAnsi="Cambria Math"/>
-            <w:sz w:val="24"/>
-          </w:rPr>
-          <m:t>s</m:t>
-        </m:r>
-      </m:oMath>
-      <w:r>
-        <w:rPr>
-          <w:rFonts w:hint="default"/>
-        </w:rPr>
-        <w:t>，则该路径中从起点到时刻</w:t>
-      </w:r>
-      <m:oMath>
-        <m:r>
-          <m:rPr/>
-          <w:rPr>
-            <w:rFonts w:hint="default" w:ascii="Cambria Math"/>
-          </w:rPr>
-          <m:t>t</m:t>
-        </m:r>
-      </m:oMath>
-      <w:r>
-        <w:rPr>
-          <w:rFonts w:hint="default"/>
-        </w:rPr>
-        <w:t>的片段，也必然是到达时刻</w:t>
-      </w:r>
-      <m:oMath>
-        <m:r>
-          <m:rPr/>
-          <w:rPr>
-            <w:rFonts w:hint="default" w:ascii="Cambria Math"/>
-          </w:rPr>
-          <m:t>t</m:t>
-        </m:r>
-      </m:oMath>
-      <w:r>
-        <w:rPr>
-          <w:rFonts w:hint="default"/>
-        </w:rPr>
-        <w:t>状态</w:t>
-      </w:r>
-      <m:oMath>
-        <m:r>
-          <m:rPr/>
-          <w:rPr>
-            <w:rFonts w:hint="default" w:ascii="Cambria Math" w:hAnsi="Cambria Math"/>
-            <w:sz w:val="24"/>
-          </w:rPr>
-          <m:t>s</m:t>
-        </m:r>
-      </m:oMath>
-      <w:r>
-        <w:rPr>
-          <w:rFonts w:hint="default"/>
-        </w:rPr>
-        <w:t>的局部最优路径。</w:t>
-      </w:r>
-    </w:p>
-    <w:p>
-      <w:pPr>
-        <w:bidi w:val="0"/>
-        <w:rPr>
-          <w:rFonts w:hint="default"/>
-          <w:b/>
-          <w:bCs/>
-        </w:rPr>
-      </w:pPr>
-      <w:r>
-        <w:rPr>
-          <w:rFonts w:hint="eastAsia"/>
-          <w:b/>
-          <w:bCs/>
-          <w:lang w:eastAsia="zh-CN"/>
-        </w:rPr>
-        <w:t>（</w:t>
-      </w:r>
-      <w:r>
-        <w:rPr>
-          <w:rFonts w:hint="default"/>
-          <w:b/>
-          <w:bCs/>
-        </w:rPr>
-        <w:t>2</w:t>
-      </w:r>
-      <w:r>
-        <w:rPr>
-          <w:rFonts w:hint="eastAsia"/>
-          <w:b/>
-          <w:bCs/>
-          <w:lang w:eastAsia="zh-CN"/>
-        </w:rPr>
-        <w:t>）</w:t>
-      </w:r>
-      <w:r>
-        <w:rPr>
-          <w:rFonts w:hint="default"/>
-          <w:b/>
-          <w:bCs/>
-        </w:rPr>
-        <w:t>Viterbi 三阶段递推逻辑</w:t>
-      </w:r>
-    </w:p>
-    <w:p>
-      <w:pPr>
-        <w:bidi w:val="0"/>
-        <w:rPr>
-          <w:rFonts w:hint="default"/>
-        </w:rPr>
-      </w:pPr>
-      <w:r>
-        <w:rPr>
-          <w:rFonts w:hint="default"/>
-        </w:rPr>
-        <w:t>根据 HMM 参数模型，解码过程严格分为以下三个计算阶段：</w:t>
-      </w:r>
-    </w:p>
-    <w:p>
-      <w:pPr>
-        <w:bidi w:val="0"/>
-        <w:rPr>
-          <w:rFonts w:hint="default"/>
-        </w:rPr>
-      </w:pPr>
-      <w:r>
-        <w:rPr>
-          <w:rFonts w:hint="default"/>
-        </w:rPr>
-        <w:t>初始化阶段（</w:t>
-      </w:r>
-      <m:oMathPara>
-        <m:oMath>
-          <m:r>
-            <m:rPr/>
-            <w:rPr>
-              <w:rFonts w:hint="default" w:ascii="Cambria Math"/>
-            </w:rPr>
-            <m:t>t=1</m:t>
-          </m:r>
-        </m:oMath>
-      </m:oMathPara>
-      <w:r>
-        <w:rPr>
-          <w:rFonts w:hint="default"/>
-        </w:rPr>
-        <w:t>）：</w:t>
-      </w:r>
-    </w:p>
-    <w:p>
-      <w:pPr>
-        <w:bidi w:val="0"/>
-        <w:rPr>
-          <w:rFonts w:hint="default"/>
-        </w:rPr>
-      </w:pPr>
-      <w:r>
-        <w:rPr>
-          <w:rFonts w:hint="default"/>
-        </w:rPr>
-        <w:t>计算观测序列首个字符</w:t>
-      </w:r>
-      <m:oMathPara>
-        <m:oMath>
-          <m:sSub>
-            <m:sSubPr>
               <m:ctrlPr>
                 <w:rPr>
                   <w:rFonts w:hint="default" w:ascii="Cambria Math"/>
                 </w:rPr>
               </m:ctrlPr>
-            </m:sSubPr>
-            <m:e>
-              <m:r>
-                <m:rPr/>
-                <w:rPr>
-                  <w:rFonts w:hint="default" w:ascii="Cambria Math"/>
-                </w:rPr>
-                <m:t>x</m:t>
-              </m:r>
             </m:e>
             <m:sub>
               <m:r>
@@ -8343,51 +8612,11 @@
                 </w:rPr>
                 <m:t>1</m:t>
               </m:r>
-            </m:sub>
-          </m:sSub>
-        </m:oMath>
-      </m:oMathPara>
-      <w:r>
-        <w:rPr>
-          <w:rFonts w:hint="default"/>
-        </w:rPr>
-        <w:t>对应各个标签的初始对数分值：</w:t>
-      </w:r>
-    </w:p>
-    <w:p>
-      <w:pPr>
-        <w:bidi w:val="0"/>
-        <w:rPr>
-          <w:rFonts w:hint="default"/>
-        </w:rPr>
-      </w:pPr>
-      <m:oMathPara>
-        <m:oMath>
-          <m:sSub>
-            <m:sSubPr>
               <m:ctrlPr>
                 <w:rPr>
                   <w:rFonts w:hint="default" w:ascii="Cambria Math"/>
                 </w:rPr>
               </m:ctrlPr>
-            </m:sSubPr>
-            <m:e>
-              <m:r>
-                <m:rPr/>
-                <w:rPr>
-                  <w:rFonts w:hint="default" w:ascii="Cambria Math"/>
-                </w:rPr>
-                <m:t>δ</m:t>
-              </m:r>
-            </m:e>
-            <m:sub>
-              <m:r>
-                <m:rPr/>
-                <w:rPr>
-                  <w:rFonts w:hint="default" w:ascii="Cambria Math"/>
-                </w:rPr>
-                <m:t>1</m:t>
-              </m:r>
             </m:sub>
           </m:sSub>
           <m:r>
@@ -8415,6 +8644,11 @@
                 </w:rPr>
                 <m:t>ln</m:t>
               </m:r>
+              <m:ctrlPr>
+                <w:rPr>
+                  <w:rFonts w:hint="default" w:ascii="Cambria Math"/>
+                </w:rPr>
+              </m:ctrlPr>
             </m:fName>
             <m:e>
               <m:sSub>
@@ -8433,6 +8667,11 @@
                     </w:rPr>
                     <m:t>π</m:t>
                   </m:r>
+                  <m:ctrlPr>
+                    <w:rPr>
+                      <w:rFonts w:hint="default" w:ascii="Cambria Math"/>
+                    </w:rPr>
+                  </m:ctrlPr>
                 </m:e>
                 <m:sub>
                   <m:r>
@@ -8442,6 +8681,11 @@
                     </w:rPr>
                     <m:t>s</m:t>
                   </m:r>
+                  <m:ctrlPr>
+                    <w:rPr>
+                      <w:rFonts w:hint="default" w:ascii="Cambria Math"/>
+                    </w:rPr>
+                  </m:ctrlPr>
                 </m:sub>
               </m:sSub>
               <m:ctrlPr>
@@ -8499,6 +8743,11 @@
                     </w:rPr>
                     <m:t>B</m:t>
                   </m:r>
+                  <m:ctrlPr>
+                    <w:rPr>
+                      <w:rFonts w:hint="default" w:ascii="Cambria Math"/>
+                    </w:rPr>
+                  </m:ctrlPr>
                 </m:e>
                 <m:sub>
                   <m:r>
@@ -8508,6 +8757,11 @@
                     </w:rPr>
                     <m:t>s</m:t>
                   </m:r>
+                  <m:ctrlPr>
+                    <w:rPr>
+                      <w:rFonts w:hint="default" w:ascii="Cambria Math"/>
+                    </w:rPr>
+                  </m:ctrlPr>
                 </m:sub>
               </m:sSub>
               <m:ctrlPr>
@@ -8584,170 +8838,189 @@
         </w:rPr>
         <w:t>其中</w:t>
       </w:r>
-      <m:oMathPara>
-        <m:oMath>
-          <m:sSub>
-            <m:sSubPr>
-              <m:ctrlPr>
-                <w:rPr>
-                  <w:rFonts w:hint="default" w:ascii="Cambria Math"/>
-                </w:rPr>
-              </m:ctrlPr>
-            </m:sSubPr>
-            <m:e>
-              <m:r>
-                <m:rPr/>
-                <w:rPr>
-                  <w:rFonts w:hint="default" w:ascii="Cambria Math"/>
-                </w:rPr>
-                <m:t>π</m:t>
-              </m:r>
-            </m:e>
-            <m:sub>
-              <m:r>
-                <m:rPr/>
-                <w:rPr>
-                  <w:rFonts w:hint="default" w:ascii="Cambria Math"/>
-                </w:rPr>
-                <m:t>s</m:t>
-              </m:r>
-            </m:sub>
-          </m:sSub>
-        </m:oMath>
-      </m:oMathPara>
+      <m:oMath>
+        <m:sSub>
+          <m:sSubPr>
+            <m:ctrlPr>
+              <w:rPr>
+                <w:rFonts w:hint="default" w:ascii="Cambria Math"/>
+              </w:rPr>
+            </m:ctrlPr>
+          </m:sSubPr>
+          <m:e>
+            <m:r>
+              <m:rPr/>
+              <w:rPr>
+                <w:rFonts w:hint="default" w:ascii="Cambria Math"/>
+              </w:rPr>
+              <m:t>π</m:t>
+            </m:r>
+            <m:ctrlPr>
+              <w:rPr>
+                <w:rFonts w:hint="default" w:ascii="Cambria Math"/>
+              </w:rPr>
+            </m:ctrlPr>
+          </m:e>
+          <m:sub>
+            <m:r>
+              <m:rPr/>
+              <w:rPr>
+                <w:rFonts w:hint="default" w:ascii="Cambria Math"/>
+              </w:rPr>
+              <m:t>s</m:t>
+            </m:r>
+            <m:ctrlPr>
+              <w:rPr>
+                <w:rFonts w:hint="default" w:ascii="Cambria Math"/>
+              </w:rPr>
+            </m:ctrlPr>
+          </m:sub>
+        </m:sSub>
+      </m:oMath>
       <w:r>
         <w:rPr>
           <w:rFonts w:hint="default"/>
         </w:rPr>
         <w:t>为初始状态概率，</w:t>
       </w:r>
-      <m:oMathPara>
-        <m:oMath>
-          <m:func>
-            <m:funcPr>
-              <m:ctrlPr>
-                <w:rPr>
-                  <w:rFonts w:hint="default" w:ascii="Cambria Math"/>
-                </w:rPr>
-              </m:ctrlPr>
-            </m:funcPr>
-            <m:fName>
-              <m:r>
-                <m:rPr>
-                  <m:sty m:val="p"/>
-                </m:rPr>
-                <w:rPr>
-                  <w:rFonts w:hint="default" w:ascii="Cambria Math"/>
-                </w:rPr>
-                <m:t>ln</m:t>
-              </m:r>
-            </m:fName>
-            <m:e>
-              <m:sSub>
-                <m:sSubPr>
-                  <m:ctrlPr>
-                    <w:rPr>
-                      <w:rFonts w:hint="default" w:ascii="Cambria Math"/>
-                    </w:rPr>
-                  </m:ctrlPr>
-                </m:sSubPr>
-                <m:e>
-                  <m:r>
-                    <m:rPr/>
-                    <w:rPr>
-                      <w:rFonts w:hint="default" w:ascii="Cambria Math"/>
-                    </w:rPr>
-                    <m:t>B</m:t>
-                  </m:r>
-                </m:e>
-                <m:sub>
-                  <m:r>
-                    <m:rPr/>
-                    <w:rPr>
-                      <w:rFonts w:hint="default" w:ascii="Cambria Math"/>
-                    </w:rPr>
-                    <m:t>s</m:t>
-                  </m:r>
-                </m:sub>
-              </m:sSub>
-              <m:ctrlPr>
-                <w:rPr>
-                  <w:rFonts w:hint="default" w:ascii="Cambria Math"/>
-                </w:rPr>
-              </m:ctrlPr>
-            </m:e>
-          </m:func>
-          <m:r>
-            <m:rPr/>
-            <w:rPr>
-              <w:rFonts w:hint="default" w:ascii="Cambria Math"/>
-            </w:rPr>
-            <m:t>(</m:t>
-          </m:r>
-          <m:sSub>
-            <m:sSubPr>
-              <m:ctrlPr>
-                <w:rPr>
-                  <w:rFonts w:hint="default" w:ascii="Cambria Math"/>
-                </w:rPr>
-              </m:ctrlPr>
-            </m:sSubPr>
-            <m:e>
-              <m:r>
-                <m:rPr/>
-                <w:rPr>
-                  <w:rFonts w:hint="default" w:ascii="Cambria Math"/>
-                </w:rPr>
-                <m:t>x</m:t>
-              </m:r>
-              <m:ctrlPr>
-                <w:rPr>
-                  <w:rFonts w:hint="default" w:ascii="Cambria Math"/>
-                </w:rPr>
-              </m:ctrlPr>
-            </m:e>
-            <m:sub>
-              <m:r>
-                <m:rPr/>
-                <w:rPr>
-                  <w:rFonts w:hint="default" w:ascii="Cambria Math"/>
-                </w:rPr>
-                <m:t>1</m:t>
-              </m:r>
-              <m:ctrlPr>
-                <w:rPr>
-                  <w:rFonts w:hint="default" w:ascii="Cambria Math"/>
-                </w:rPr>
-              </m:ctrlPr>
-            </m:sub>
-          </m:sSub>
-          <m:r>
-            <m:rPr/>
-            <w:rPr>
-              <w:rFonts w:hint="default" w:ascii="Cambria Math"/>
-            </w:rPr>
-            <m:t>)</m:t>
-          </m:r>
-        </m:oMath>
-      </m:oMathPara>
+      <m:oMath>
+        <m:func>
+          <m:funcPr>
+            <m:ctrlPr>
+              <w:rPr>
+                <w:rFonts w:hint="default" w:ascii="Cambria Math"/>
+              </w:rPr>
+            </m:ctrlPr>
+          </m:funcPr>
+          <m:fName>
+            <m:r>
+              <m:rPr>
+                <m:sty m:val="p"/>
+              </m:rPr>
+              <w:rPr>
+                <w:rFonts w:hint="default" w:ascii="Cambria Math"/>
+              </w:rPr>
+              <m:t>ln</m:t>
+            </m:r>
+            <m:ctrlPr>
+              <w:rPr>
+                <w:rFonts w:hint="default" w:ascii="Cambria Math"/>
+              </w:rPr>
+            </m:ctrlPr>
+          </m:fName>
+          <m:e>
+            <m:sSub>
+              <m:sSubPr>
+                <m:ctrlPr>
+                  <w:rPr>
+                    <w:rFonts w:hint="default" w:ascii="Cambria Math"/>
+                  </w:rPr>
+                </m:ctrlPr>
+              </m:sSubPr>
+              <m:e>
+                <m:r>
+                  <m:rPr/>
+                  <w:rPr>
+                    <w:rFonts w:hint="default" w:ascii="Cambria Math"/>
+                  </w:rPr>
+                  <m:t>B</m:t>
+                </m:r>
+                <m:ctrlPr>
+                  <w:rPr>
+                    <w:rFonts w:hint="default" w:ascii="Cambria Math"/>
+                  </w:rPr>
+                </m:ctrlPr>
+              </m:e>
+              <m:sub>
+                <m:r>
+                  <m:rPr/>
+                  <w:rPr>
+                    <w:rFonts w:hint="default" w:ascii="Cambria Math"/>
+                  </w:rPr>
+                  <m:t>s</m:t>
+                </m:r>
+                <m:ctrlPr>
+                  <w:rPr>
+                    <w:rFonts w:hint="default" w:ascii="Cambria Math"/>
+                  </w:rPr>
+                </m:ctrlPr>
+              </m:sub>
+            </m:sSub>
+            <m:ctrlPr>
+              <w:rPr>
+                <w:rFonts w:hint="default" w:ascii="Cambria Math"/>
+              </w:rPr>
+            </m:ctrlPr>
+          </m:e>
+        </m:func>
+        <m:r>
+          <m:rPr/>
+          <w:rPr>
+            <w:rFonts w:hint="default" w:ascii="Cambria Math"/>
+          </w:rPr>
+          <m:t>(</m:t>
+        </m:r>
+        <m:sSub>
+          <m:sSubPr>
+            <m:ctrlPr>
+              <w:rPr>
+                <w:rFonts w:hint="default" w:ascii="Cambria Math"/>
+              </w:rPr>
+            </m:ctrlPr>
+          </m:sSubPr>
+          <m:e>
+            <m:r>
+              <m:rPr/>
+              <w:rPr>
+                <w:rFonts w:hint="default" w:ascii="Cambria Math"/>
+              </w:rPr>
+              <m:t>x</m:t>
+            </m:r>
+            <m:ctrlPr>
+              <w:rPr>
+                <w:rFonts w:hint="default" w:ascii="Cambria Math"/>
+              </w:rPr>
+            </m:ctrlPr>
+          </m:e>
+          <m:sub>
+            <m:r>
+              <m:rPr/>
+              <w:rPr>
+                <w:rFonts w:hint="default" w:ascii="Cambria Math"/>
+              </w:rPr>
+              <m:t>1</m:t>
+            </m:r>
+            <m:ctrlPr>
+              <w:rPr>
+                <w:rFonts w:hint="default" w:ascii="Cambria Math"/>
+              </w:rPr>
+            </m:ctrlPr>
+          </m:sub>
+        </m:sSub>
+        <m:r>
+          <m:rPr/>
+          <w:rPr>
+            <w:rFonts w:hint="default" w:ascii="Cambria Math"/>
+          </w:rPr>
+          <m:t>)</m:t>
+        </m:r>
+      </m:oMath>
       <w:r>
         <w:rPr>
           <w:rFonts w:hint="default"/>
         </w:rPr>
         <w:t>为首字在状态</w:t>
       </w:r>
-      <m:oMathPara>
-        <m:oMath>
-          <m:r>
-            <m:rPr/>
-            <w:rPr>
-              <w:rFonts w:hint="default" w:ascii="Cambria Math" w:hAnsi="Cambria Math"/>
-              <w:sz w:val="24"/>
-            </w:rPr>
-            <m:t>s</m:t>
-          </m:r>
-        </m:oMath>
-      </m:oMathPara>
+      <m:oMath>
+        <m:r>
+          <m:rPr/>
+          <w:rPr>
+            <w:rFonts w:hint="default" w:ascii="Cambria Math" w:hAnsi="Cambria Math"/>
+            <w:sz w:val="24"/>
+          </w:rPr>
+          <m:t>s</m:t>
+        </m:r>
+      </m:oMath>
       <w:r>
         <w:rPr>
           <w:rFonts w:hint="default"/>
@@ -8768,17 +9041,15 @@
         </w:rPr>
         <w:t>递推填表阶段（</w:t>
       </w:r>
-      <m:oMathPara>
-        <m:oMath>
-          <m:r>
-            <m:rPr/>
-            <w:rPr>
-              <w:rFonts w:hint="default" w:ascii="Cambria Math"/>
-            </w:rPr>
-            <m:t>t=2,…,T</m:t>
-          </m:r>
-        </m:oMath>
-      </m:oMathPara>
+      <m:oMath>
+        <m:r>
+          <m:rPr/>
+          <w:rPr>
+            <w:rFonts w:hint="default" w:ascii="Cambria Math"/>
+          </w:rPr>
+          <m:t>t=2,…,T</m:t>
+        </m:r>
+      </m:oMath>
       <w:r>
         <w:rPr>
           <w:rFonts w:hint="default"/>
@@ -8799,68 +9070,60 @@
         </w:rPr>
         <w:t>算法逐步扫描字符序列。对于时刻</w:t>
       </w:r>
-      <m:oMathPara>
-        <m:oMath>
-          <m:r>
-            <m:rPr/>
-            <w:rPr>
-              <w:rFonts w:hint="default" w:ascii="Cambria Math"/>
-            </w:rPr>
-            <m:t>t</m:t>
-          </m:r>
-        </m:oMath>
-      </m:oMathPara>
+      <m:oMath>
+        <m:r>
+          <m:rPr/>
+          <w:rPr>
+            <w:rFonts w:hint="default" w:ascii="Cambria Math"/>
+          </w:rPr>
+          <m:t>t</m:t>
+        </m:r>
+      </m:oMath>
       <w:r>
         <w:rPr>
           <w:rFonts w:hint="default"/>
         </w:rPr>
         <w:t>的每一个状态</w:t>
       </w:r>
-      <m:oMathPara>
-        <m:oMath>
-          <m:r>
-            <m:rPr/>
-            <w:rPr>
-              <w:rFonts w:hint="default" w:ascii="Cambria Math"/>
-            </w:rPr>
-            <m:t>s</m:t>
-          </m:r>
-        </m:oMath>
-      </m:oMathPara>
+      <m:oMath>
+        <m:r>
+          <m:rPr/>
+          <w:rPr>
+            <w:rFonts w:hint="default" w:ascii="Cambria Math"/>
+          </w:rPr>
+          <m:t>s</m:t>
+        </m:r>
+      </m:oMath>
       <w:r>
         <w:rPr>
           <w:rFonts w:hint="default"/>
         </w:rPr>
         <w:t>，遍历时刻</w:t>
       </w:r>
-      <m:oMathPara>
-        <m:oMath>
-          <m:r>
-            <m:rPr/>
-            <w:rPr>
-              <w:rFonts w:hint="default" w:ascii="Cambria Math"/>
-            </w:rPr>
-            <m:t>t−1</m:t>
-          </m:r>
-        </m:oMath>
-      </m:oMathPara>
+      <m:oMath>
+        <m:r>
+          <m:rPr/>
+          <w:rPr>
+            <w:rFonts w:hint="default" w:ascii="Cambria Math"/>
+          </w:rPr>
+          <m:t>t−1</m:t>
+        </m:r>
+      </m:oMath>
       <w:r>
         <w:rPr>
           <w:rFonts w:hint="default"/>
         </w:rPr>
         <w:t>的所有可能前驱状态</w:t>
       </w:r>
-      <m:oMathPara>
-        <m:oMath>
-          <m:r>
-            <m:rPr/>
-            <w:rPr>
-              <w:rFonts w:hint="default" w:ascii="Cambria Math"/>
-            </w:rPr>
-            <m:t>s'</m:t>
-          </m:r>
-        </m:oMath>
-      </m:oMathPara>
+      <m:oMath>
+        <m:r>
+          <m:rPr/>
+          <w:rPr>
+            <w:rFonts w:hint="default" w:ascii="Cambria Math"/>
+          </w:rPr>
+          <m:t>s'</m:t>
+        </m:r>
+      </m:oMath>
       <w:r>
         <w:rPr>
           <w:rFonts w:hint="default"/>
@@ -8893,6 +9156,11 @@
                 </w:rPr>
                 <m:t>δ</m:t>
               </m:r>
+              <m:ctrlPr>
+                <w:rPr>
+                  <w:rFonts w:hint="default" w:ascii="Cambria Math"/>
+                </w:rPr>
+              </m:ctrlPr>
             </m:e>
             <m:sub>
               <m:r>
@@ -8902,6 +9170,11 @@
                 </w:rPr>
                 <m:t>t</m:t>
               </m:r>
+              <m:ctrlPr>
+                <w:rPr>
+                  <w:rFonts w:hint="default" w:ascii="Cambria Math"/>
+                </w:rPr>
+              </m:ctrlPr>
             </m:sub>
           </m:sSub>
           <m:r>
@@ -8938,6 +9211,11 @@
                     </w:rPr>
                     <m:t>max</m:t>
                   </m:r>
+                  <m:ctrlPr>
+                    <w:rPr>
+                      <w:rFonts w:hint="default" w:ascii="Cambria Math"/>
+                    </w:rPr>
+                  </m:ctrlPr>
                 </m:e>
                 <m:lim>
                   <m:r>
@@ -8947,6 +9225,11 @@
                     </w:rPr>
                     <m:t>s'∈{B,M,E,S}</m:t>
                   </m:r>
+                  <m:ctrlPr>
+                    <w:rPr>
+                      <w:rFonts w:hint="default" w:ascii="Cambria Math"/>
+                    </w:rPr>
+                  </m:ctrlPr>
                 </m:lim>
               </m:limLow>
               <m:ctrlPr>
@@ -9055,6 +9338,11 @@
                     </w:rPr>
                     <m:t>A</m:t>
                   </m:r>
+                  <m:ctrlPr>
+                    <w:rPr>
+                      <w:rFonts w:hint="default" w:ascii="Cambria Math"/>
+                    </w:rPr>
+                  </m:ctrlPr>
                 </m:e>
                 <m:sub>
                   <m:r>
@@ -9064,6 +9352,11 @@
                     </w:rPr>
                     <m:t>s's</m:t>
                   </m:r>
+                  <m:ctrlPr>
+                    <w:rPr>
+                      <w:rFonts w:hint="default" w:ascii="Cambria Math"/>
+                    </w:rPr>
+                  </m:ctrlPr>
                 </m:sub>
               </m:sSub>
               <m:ctrlPr>
@@ -9121,6 +9414,11 @@
                     </w:rPr>
                     <m:t>B</m:t>
                   </m:r>
+                  <m:ctrlPr>
+                    <w:rPr>
+                      <w:rFonts w:hint="default" w:ascii="Cambria Math"/>
+                    </w:rPr>
+                  </m:ctrlPr>
                 </m:e>
                 <m:sub>
                   <m:r>
@@ -9130,6 +9428,11 @@
                     </w:rPr>
                     <m:t>s</m:t>
                   </m:r>
+                  <m:ctrlPr>
+                    <w:rPr>
+                      <w:rFonts w:hint="default" w:ascii="Cambria Math"/>
+                    </w:rPr>
+                  </m:ctrlPr>
                 </m:sub>
               </m:sSub>
               <m:ctrlPr>
@@ -9206,51 +9509,45 @@
         </w:rPr>
         <w:t>为了在计算结束后能够还原路径，实验维护了一个回溯矩阵</w:t>
       </w:r>
-      <m:oMathPara>
-        <m:oMath>
-          <m:r>
-            <m:rPr/>
-            <w:rPr>
-              <w:rFonts w:hint="default" w:ascii="Cambria Math"/>
-            </w:rPr>
-            <m:t>ψ</m:t>
-          </m:r>
-        </m:oMath>
-      </m:oMathPara>
+      <m:oMath>
+        <m:r>
+          <m:rPr/>
+          <w:rPr>
+            <w:rFonts w:hint="default" w:ascii="Cambria Math"/>
+          </w:rPr>
+          <m:t>ψ</m:t>
+        </m:r>
+      </m:oMath>
       <w:r>
         <w:rPr>
           <w:rFonts w:hint="default"/>
         </w:rPr>
         <w:t>，记录当前状态</w:t>
       </w:r>
-      <m:oMathPara>
-        <m:oMath>
-          <m:r>
-            <m:rPr/>
-            <w:rPr>
-              <w:rFonts w:hint="default" w:ascii="Cambria Math"/>
-            </w:rPr>
-            <m:t>s</m:t>
-          </m:r>
-        </m:oMath>
-      </m:oMathPara>
+      <m:oMath>
+        <m:r>
+          <m:rPr/>
+          <w:rPr>
+            <w:rFonts w:hint="default" w:ascii="Cambria Math"/>
+          </w:rPr>
+          <m:t>s</m:t>
+        </m:r>
+      </m:oMath>
       <w:r>
         <w:rPr>
           <w:rFonts w:hint="default"/>
         </w:rPr>
         <w:t>是由哪一个前驱状态</w:t>
       </w:r>
-      <m:oMathPara>
-        <m:oMath>
-          <m:r>
-            <m:rPr/>
-            <w:rPr>
-              <w:rFonts w:hint="default" w:ascii="Cambria Math"/>
-            </w:rPr>
-            <m:t>s'</m:t>
-          </m:r>
-        </m:oMath>
-      </m:oMathPara>
+      <m:oMath>
+        <m:r>
+          <m:rPr/>
+          <w:rPr>
+            <w:rFonts w:hint="default" w:ascii="Cambria Math"/>
+          </w:rPr>
+          <m:t>s'</m:t>
+        </m:r>
+      </m:oMath>
       <w:r>
         <w:rPr>
           <w:rFonts w:hint="default"/>
@@ -9530,74 +9827,90 @@
         </w:rPr>
         <w:t>当处理完最后一个字符</w:t>
       </w:r>
-      <m:oMathPara>
-        <m:oMath>
-          <m:sSub>
-            <m:sSubPr>
-              <m:ctrlPr>
-                <w:rPr>
-                  <w:rFonts w:hint="default" w:ascii="Cambria Math"/>
-                </w:rPr>
-              </m:ctrlPr>
-            </m:sSubPr>
-            <m:e>
-              <m:r>
-                <m:rPr/>
-                <w:rPr>
-                  <w:rFonts w:hint="default" w:ascii="Cambria Math"/>
-                </w:rPr>
-                <m:t>x</m:t>
-              </m:r>
-            </m:e>
-            <m:sub>
-              <m:r>
-                <m:rPr/>
-                <w:rPr>
-                  <w:rFonts w:hint="default" w:ascii="Cambria Math"/>
-                </w:rPr>
-                <m:t>T</m:t>
-              </m:r>
-            </m:sub>
-          </m:sSub>
-        </m:oMath>
-      </m:oMathPara>
+      <m:oMath>
+        <m:sSub>
+          <m:sSubPr>
+            <m:ctrlPr>
+              <w:rPr>
+                <w:rFonts w:hint="default" w:ascii="Cambria Math"/>
+              </w:rPr>
+            </m:ctrlPr>
+          </m:sSubPr>
+          <m:e>
+            <m:r>
+              <m:rPr/>
+              <w:rPr>
+                <w:rFonts w:hint="default" w:ascii="Cambria Math"/>
+              </w:rPr>
+              <m:t>x</m:t>
+            </m:r>
+            <m:ctrlPr>
+              <w:rPr>
+                <w:rFonts w:hint="default" w:ascii="Cambria Math"/>
+              </w:rPr>
+            </m:ctrlPr>
+          </m:e>
+          <m:sub>
+            <m:r>
+              <m:rPr/>
+              <w:rPr>
+                <w:rFonts w:hint="default" w:ascii="Cambria Math"/>
+              </w:rPr>
+              <m:t>T</m:t>
+            </m:r>
+            <m:ctrlPr>
+              <w:rPr>
+                <w:rFonts w:hint="default" w:ascii="Cambria Math"/>
+              </w:rPr>
+            </m:ctrlPr>
+          </m:sub>
+        </m:sSub>
+      </m:oMath>
       <w:r>
         <w:rPr>
           <w:rFonts w:hint="default"/>
         </w:rPr>
         <w:t>后，首先在</w:t>
       </w:r>
-      <m:oMathPara>
-        <m:oMath>
-          <m:sSub>
-            <m:sSubPr>
-              <m:ctrlPr>
-                <w:rPr>
-                  <w:rFonts w:hint="default" w:ascii="Cambria Math"/>
-                </w:rPr>
-              </m:ctrlPr>
-            </m:sSubPr>
-            <m:e>
-              <m:r>
-                <m:rPr/>
-                <w:rPr>
-                  <w:rFonts w:hint="default" w:ascii="Cambria Math"/>
-                </w:rPr>
-                <m:t>δ</m:t>
-              </m:r>
-            </m:e>
-            <m:sub>
-              <m:r>
-                <m:rPr/>
-                <w:rPr>
-                  <w:rFonts w:hint="default" w:ascii="Cambria Math"/>
-                </w:rPr>
-                <m:t>T</m:t>
-              </m:r>
-            </m:sub>
-          </m:sSub>
-        </m:oMath>
-      </m:oMathPara>
+      <m:oMath>
+        <m:sSub>
+          <m:sSubPr>
+            <m:ctrlPr>
+              <w:rPr>
+                <w:rFonts w:hint="default" w:ascii="Cambria Math"/>
+              </w:rPr>
+            </m:ctrlPr>
+          </m:sSubPr>
+          <m:e>
+            <m:r>
+              <m:rPr/>
+              <w:rPr>
+                <w:rFonts w:hint="default" w:ascii="Cambria Math"/>
+              </w:rPr>
+              <m:t>δ</m:t>
+            </m:r>
+            <m:ctrlPr>
+              <w:rPr>
+                <w:rFonts w:hint="default" w:ascii="Cambria Math"/>
+              </w:rPr>
+            </m:ctrlPr>
+          </m:e>
+          <m:sub>
+            <m:r>
+              <m:rPr/>
+              <w:rPr>
+                <w:rFonts w:hint="default" w:ascii="Cambria Math"/>
+              </w:rPr>
+              <m:t>T</m:t>
+            </m:r>
+            <m:ctrlPr>
+              <w:rPr>
+                <w:rFonts w:hint="default" w:ascii="Cambria Math"/>
+              </w:rPr>
+            </m:ctrlPr>
+          </m:sub>
+        </m:sSub>
+      </m:oMath>
       <w:r>
         <w:rPr>
           <w:rFonts w:hint="default"/>
@@ -9618,193 +9931,242 @@
         </w:rPr>
         <w:t>作为路径终点</w:t>
       </w:r>
-      <m:oMathPara>
-        <m:oMath>
-          <m:sSubSup>
-            <m:sSubSupPr>
-              <m:ctrlPr>
-                <w:rPr>
-                  <w:rFonts w:hint="default" w:ascii="Cambria Math"/>
-                </w:rPr>
-              </m:ctrlPr>
-            </m:sSubSupPr>
-            <m:e>
-              <m:r>
-                <m:rPr/>
-                <w:rPr>
-                  <w:rFonts w:hint="default" w:ascii="Cambria Math"/>
-                </w:rPr>
-                <m:t>y</m:t>
-              </m:r>
-            </m:e>
-            <m:sub>
-              <m:r>
-                <m:rPr/>
-                <w:rPr>
-                  <w:rFonts w:hint="default" w:ascii="Cambria Math"/>
-                </w:rPr>
-                <m:t>T</m:t>
-              </m:r>
-            </m:sub>
-            <m:sup>
-              <m:r>
-                <m:rPr/>
-                <w:rPr>
-                  <w:rFonts w:hint="default" w:ascii="Cambria Math"/>
-                </w:rPr>
-                <m:t>∗</m:t>
-              </m:r>
-            </m:sup>
-          </m:sSubSup>
-        </m:oMath>
-      </m:oMathPara>
+      <m:oMath>
+        <m:sSubSup>
+          <m:sSubSupPr>
+            <m:ctrlPr>
+              <w:rPr>
+                <w:rFonts w:hint="default" w:ascii="Cambria Math"/>
+              </w:rPr>
+            </m:ctrlPr>
+          </m:sSubSupPr>
+          <m:e>
+            <m:r>
+              <m:rPr/>
+              <w:rPr>
+                <w:rFonts w:hint="default" w:ascii="Cambria Math"/>
+              </w:rPr>
+              <m:t>y</m:t>
+            </m:r>
+            <m:ctrlPr>
+              <w:rPr>
+                <w:rFonts w:hint="default" w:ascii="Cambria Math"/>
+              </w:rPr>
+            </m:ctrlPr>
+          </m:e>
+          <m:sub>
+            <m:r>
+              <m:rPr/>
+              <w:rPr>
+                <w:rFonts w:hint="default" w:ascii="Cambria Math"/>
+              </w:rPr>
+              <m:t>T</m:t>
+            </m:r>
+            <m:ctrlPr>
+              <w:rPr>
+                <w:rFonts w:hint="default" w:ascii="Cambria Math"/>
+              </w:rPr>
+            </m:ctrlPr>
+          </m:sub>
+          <m:sup>
+            <m:r>
+              <m:rPr/>
+              <w:rPr>
+                <w:rFonts w:hint="default" w:ascii="Cambria Math"/>
+              </w:rPr>
+              <m:t>∗</m:t>
+            </m:r>
+            <m:ctrlPr>
+              <w:rPr>
+                <w:rFonts w:hint="default" w:ascii="Cambria Math"/>
+              </w:rPr>
+            </m:ctrlPr>
+          </m:sup>
+        </m:sSubSup>
+      </m:oMath>
       <w:r>
         <w:rPr>
           <w:rFonts w:hint="default"/>
         </w:rPr>
         <w:t>，然后利用矩阵</w:t>
       </w:r>
-      <m:oMathPara>
-        <m:oMath>
-          <m:r>
-            <m:rPr/>
-            <w:rPr>
-              <w:rFonts w:hint="default" w:ascii="Cambria Math"/>
-            </w:rPr>
-            <m:t>ψ</m:t>
-          </m:r>
-        </m:oMath>
-      </m:oMathPara>
+      <m:oMath>
+        <m:r>
+          <m:rPr/>
+          <w:rPr>
+            <w:rFonts w:hint="default" w:ascii="Cambria Math"/>
+          </w:rPr>
+          <m:t>ψ</m:t>
+        </m:r>
+      </m:oMath>
       <w:r>
         <w:rPr>
           <w:rFonts w:hint="default"/>
         </w:rPr>
         <w:t>逆向回溯，反推得出全局最优序列</w:t>
       </w:r>
-      <m:oMathPara>
-        <m:oMath>
-          <m:sSup>
-            <m:sSupPr>
-              <m:ctrlPr>
-                <w:rPr>
-                  <w:rFonts w:hint="default" w:ascii="Cambria Math"/>
-                </w:rPr>
-              </m:ctrlPr>
-            </m:sSupPr>
-            <m:e>
-              <m:r>
-                <m:rPr/>
-                <w:rPr>
-                  <w:rFonts w:hint="default" w:ascii="Cambria Math"/>
-                </w:rPr>
-                <m:t>Y</m:t>
-              </m:r>
-            </m:e>
-            <m:sup>
-              <m:r>
-                <m:rPr/>
-                <w:rPr>
-                  <w:rFonts w:hint="default" w:ascii="Cambria Math"/>
-                </w:rPr>
-                <m:t>∗</m:t>
-              </m:r>
-            </m:sup>
-          </m:sSup>
-          <m:r>
-            <m:rPr/>
-            <w:rPr>
-              <w:rFonts w:hint="default" w:ascii="Cambria Math"/>
-            </w:rPr>
-            <m:t>=(</m:t>
-          </m:r>
-          <m:sSubSup>
-            <m:sSubSupPr>
-              <m:ctrlPr>
-                <w:rPr>
-                  <w:rFonts w:hint="default" w:ascii="Cambria Math"/>
-                </w:rPr>
-              </m:ctrlPr>
-            </m:sSubSupPr>
-            <m:e>
-              <m:r>
-                <m:rPr/>
-                <w:rPr>
-                  <w:rFonts w:hint="default" w:ascii="Cambria Math"/>
-                </w:rPr>
-                <m:t>y</m:t>
-              </m:r>
-            </m:e>
-            <m:sub>
-              <m:r>
-                <m:rPr/>
-                <w:rPr>
-                  <w:rFonts w:hint="default" w:ascii="Cambria Math"/>
-                </w:rPr>
-                <m:t>1</m:t>
-              </m:r>
-            </m:sub>
-            <m:sup>
-              <m:r>
-                <m:rPr/>
-                <w:rPr>
-                  <w:rFonts w:hint="default" w:ascii="Cambria Math"/>
-                </w:rPr>
-                <m:t>∗</m:t>
-              </m:r>
-            </m:sup>
-          </m:sSubSup>
-          <m:r>
-            <m:rPr/>
-            <w:rPr>
-              <w:rFonts w:hint="default" w:ascii="Cambria Math"/>
-            </w:rPr>
-            <m:t>,…,</m:t>
-          </m:r>
-          <m:sSubSup>
-            <m:sSubSupPr>
-              <m:ctrlPr>
-                <w:rPr>
-                  <w:rFonts w:hint="default" w:ascii="Cambria Math"/>
-                </w:rPr>
-              </m:ctrlPr>
-            </m:sSubSupPr>
-            <m:e>
-              <m:r>
-                <m:rPr/>
-                <w:rPr>
-                  <w:rFonts w:hint="default" w:ascii="Cambria Math"/>
-                </w:rPr>
-                <m:t>y</m:t>
-              </m:r>
-            </m:e>
-            <m:sub>
-              <m:r>
-                <m:rPr/>
-                <w:rPr>
-                  <w:rFonts w:hint="default" w:ascii="Cambria Math"/>
-                </w:rPr>
-                <m:t>T</m:t>
-              </m:r>
-            </m:sub>
-            <m:sup>
-              <m:r>
-                <m:rPr/>
-                <w:rPr>
-                  <w:rFonts w:hint="default" w:ascii="Cambria Math"/>
-                </w:rPr>
-                <m:t>∗</m:t>
-              </m:r>
-            </m:sup>
-          </m:sSubSup>
-          <m:r>
-            <m:rPr/>
-            <w:rPr>
-              <w:rFonts w:hint="default" w:ascii="Cambria Math"/>
-            </w:rPr>
-            <m:t>)</m:t>
-          </m:r>
-        </m:oMath>
-      </m:oMathPara>
+      <m:oMath>
+        <m:sSup>
+          <m:sSupPr>
+            <m:ctrlPr>
+              <w:rPr>
+                <w:rFonts w:hint="default" w:ascii="Cambria Math"/>
+              </w:rPr>
+            </m:ctrlPr>
+          </m:sSupPr>
+          <m:e>
+            <m:r>
+              <m:rPr/>
+              <w:rPr>
+                <w:rFonts w:hint="default" w:ascii="Cambria Math"/>
+              </w:rPr>
+              <m:t>Y</m:t>
+            </m:r>
+            <m:ctrlPr>
+              <w:rPr>
+                <w:rFonts w:hint="default" w:ascii="Cambria Math"/>
+              </w:rPr>
+            </m:ctrlPr>
+          </m:e>
+          <m:sup>
+            <m:r>
+              <m:rPr/>
+              <w:rPr>
+                <w:rFonts w:hint="default" w:ascii="Cambria Math"/>
+              </w:rPr>
+              <m:t>∗</m:t>
+            </m:r>
+            <m:ctrlPr>
+              <w:rPr>
+                <w:rFonts w:hint="default" w:ascii="Cambria Math"/>
+              </w:rPr>
+            </m:ctrlPr>
+          </m:sup>
+        </m:sSup>
+        <m:r>
+          <m:rPr/>
+          <w:rPr>
+            <w:rFonts w:hint="default" w:ascii="Cambria Math"/>
+          </w:rPr>
+          <m:t>=(</m:t>
+        </m:r>
+        <m:sSubSup>
+          <m:sSubSupPr>
+            <m:ctrlPr>
+              <w:rPr>
+                <w:rFonts w:hint="default" w:ascii="Cambria Math"/>
+              </w:rPr>
+            </m:ctrlPr>
+          </m:sSubSupPr>
+          <m:e>
+            <m:r>
+              <m:rPr/>
+              <w:rPr>
+                <w:rFonts w:hint="default" w:ascii="Cambria Math"/>
+              </w:rPr>
+              <m:t>y</m:t>
+            </m:r>
+            <m:ctrlPr>
+              <w:rPr>
+                <w:rFonts w:hint="default" w:ascii="Cambria Math"/>
+              </w:rPr>
+            </m:ctrlPr>
+          </m:e>
+          <m:sub>
+            <m:r>
+              <m:rPr/>
+              <w:rPr>
+                <w:rFonts w:hint="default" w:ascii="Cambria Math"/>
+              </w:rPr>
+              <m:t>1</m:t>
+            </m:r>
+            <m:ctrlPr>
+              <w:rPr>
+                <w:rFonts w:hint="default" w:ascii="Cambria Math"/>
+              </w:rPr>
+            </m:ctrlPr>
+          </m:sub>
+          <m:sup>
+            <m:r>
+              <m:rPr/>
+              <w:rPr>
+                <w:rFonts w:hint="default" w:ascii="Cambria Math"/>
+              </w:rPr>
+              <m:t>∗</m:t>
+            </m:r>
+            <m:ctrlPr>
+              <w:rPr>
+                <w:rFonts w:hint="default" w:ascii="Cambria Math"/>
+              </w:rPr>
+            </m:ctrlPr>
+          </m:sup>
+        </m:sSubSup>
+        <m:r>
+          <m:rPr/>
+          <w:rPr>
+            <w:rFonts w:hint="default" w:ascii="Cambria Math"/>
+          </w:rPr>
+          <m:t>,…,</m:t>
+        </m:r>
+        <m:sSubSup>
+          <m:sSubSupPr>
+            <m:ctrlPr>
+              <w:rPr>
+                <w:rFonts w:hint="default" w:ascii="Cambria Math"/>
+              </w:rPr>
+            </m:ctrlPr>
+          </m:sSubSupPr>
+          <m:e>
+            <m:r>
+              <m:rPr/>
+              <w:rPr>
+                <w:rFonts w:hint="default" w:ascii="Cambria Math"/>
+              </w:rPr>
+              <m:t>y</m:t>
+            </m:r>
+            <m:ctrlPr>
+              <w:rPr>
+                <w:rFonts w:hint="default" w:ascii="Cambria Math"/>
+              </w:rPr>
+            </m:ctrlPr>
+          </m:e>
+          <m:sub>
+            <m:r>
+              <m:rPr/>
+              <w:rPr>
+                <w:rFonts w:hint="default" w:ascii="Cambria Math"/>
+              </w:rPr>
+              <m:t>T</m:t>
+            </m:r>
+            <m:ctrlPr>
+              <w:rPr>
+                <w:rFonts w:hint="default" w:ascii="Cambria Math"/>
+              </w:rPr>
+            </m:ctrlPr>
+          </m:sub>
+          <m:sup>
+            <m:r>
+              <m:rPr/>
+              <w:rPr>
+                <w:rFonts w:hint="default" w:ascii="Cambria Math"/>
+              </w:rPr>
+              <m:t>∗</m:t>
+            </m:r>
+            <m:ctrlPr>
+              <w:rPr>
+                <w:rFonts w:hint="default" w:ascii="Cambria Math"/>
+              </w:rPr>
+            </m:ctrlPr>
+          </m:sup>
+        </m:sSubSup>
+        <m:r>
+          <m:rPr/>
+          <w:rPr>
+            <w:rFonts w:hint="default" w:ascii="Cambria Math"/>
+          </w:rPr>
+          <m:t>)</m:t>
+        </m:r>
+      </m:oMath>
       <w:r>
         <w:rPr>
           <w:rFonts w:hint="default"/>
@@ -9869,88 +10231,90 @@
         </w:rPr>
         <w:t>空间换时间：通过维护</w:t>
       </w:r>
-      <m:oMathPara>
-        <m:oMath>
-          <m:r>
-            <m:rPr/>
-            <w:rPr>
-              <w:rFonts w:hint="default" w:ascii="Cambria Math"/>
-            </w:rPr>
-            <m:t>δ</m:t>
-          </m:r>
-        </m:oMath>
-      </m:oMathPara>
+      <m:oMath>
+        <m:r>
+          <m:rPr/>
+          <w:rPr>
+            <w:rFonts w:hint="default" w:ascii="Cambria Math"/>
+          </w:rPr>
+          <m:t>δ</m:t>
+        </m:r>
+      </m:oMath>
       <w:r>
         <w:rPr>
           <w:rFonts w:hint="default"/>
         </w:rPr>
         <w:t>和</w:t>
       </w:r>
-      <m:oMathPara>
-        <m:oMath>
-          <m:r>
-            <m:rPr/>
-            <w:rPr>
-              <w:rFonts w:hint="default" w:ascii="Cambria Math"/>
-            </w:rPr>
-            <m:t>ψ</m:t>
-          </m:r>
-        </m:oMath>
-      </m:oMathPara>
+      <m:oMath>
+        <m:r>
+          <m:rPr/>
+          <w:rPr>
+            <w:rFonts w:hint="default" w:ascii="Cambria Math"/>
+          </w:rPr>
+          <m:t>ψ</m:t>
+        </m:r>
+      </m:oMath>
       <w:r>
         <w:rPr>
           <w:rFonts w:hint="default"/>
         </w:rPr>
         <w:t>两个</w:t>
       </w:r>
-      <m:oMathPara>
-        <m:oMath>
-          <m:r>
-            <m:rPr/>
-            <w:rPr>
-              <w:rFonts w:hint="default" w:ascii="Cambria Math"/>
-            </w:rPr>
-            <m:t>T×4</m:t>
-          </m:r>
-        </m:oMath>
-      </m:oMathPara>
+      <m:oMath>
+        <m:r>
+          <m:rPr/>
+          <w:rPr>
+            <w:rFonts w:hint="default" w:ascii="Cambria Math"/>
+          </w:rPr>
+          <m:t>T×4</m:t>
+        </m:r>
+      </m:oMath>
       <w:r>
         <w:rPr>
           <w:rFonts w:hint="default"/>
         </w:rPr>
         <w:t>的矩阵（二维数组），避免了对所有可能路径（</w:t>
       </w:r>
-      <m:oMathPara>
-        <m:oMath>
-          <m:sSup>
-            <m:sSupPr>
-              <m:ctrlPr>
-                <w:rPr>
-                  <w:rFonts w:hint="default" w:ascii="Cambria Math"/>
-                </w:rPr>
-              </m:ctrlPr>
-            </m:sSupPr>
-            <m:e>
-              <m:r>
-                <m:rPr/>
-                <w:rPr>
-                  <w:rFonts w:hint="default" w:ascii="Cambria Math"/>
-                </w:rPr>
-                <m:t>4</m:t>
-              </m:r>
-            </m:e>
-            <m:sup>
-              <m:r>
-                <m:rPr/>
-                <w:rPr>
-                  <w:rFonts w:hint="default" w:ascii="Cambria Math"/>
-                </w:rPr>
-                <m:t>T</m:t>
-              </m:r>
-            </m:sup>
-          </m:sSup>
-        </m:oMath>
-      </m:oMathPara>
+      <m:oMath>
+        <m:sSup>
+          <m:sSupPr>
+            <m:ctrlPr>
+              <w:rPr>
+                <w:rFonts w:hint="default" w:ascii="Cambria Math"/>
+              </w:rPr>
+            </m:ctrlPr>
+          </m:sSupPr>
+          <m:e>
+            <m:r>
+              <m:rPr/>
+              <w:rPr>
+                <w:rFonts w:hint="default" w:ascii="Cambria Math"/>
+              </w:rPr>
+              <m:t>4</m:t>
+            </m:r>
+            <m:ctrlPr>
+              <w:rPr>
+                <w:rFonts w:hint="default" w:ascii="Cambria Math"/>
+              </w:rPr>
+            </m:ctrlPr>
+          </m:e>
+          <m:sup>
+            <m:r>
+              <m:rPr/>
+              <w:rPr>
+                <w:rFonts w:hint="default" w:ascii="Cambria Math"/>
+              </w:rPr>
+              <m:t>T</m:t>
+            </m:r>
+            <m:ctrlPr>
+              <w:rPr>
+                <w:rFonts w:hint="default" w:ascii="Cambria Math"/>
+              </w:rPr>
+            </m:ctrlPr>
+          </m:sup>
+        </m:sSup>
+      </m:oMath>
       <w:r>
         <w:rPr>
           <w:rFonts w:hint="default"/>
@@ -9971,68 +10335,74 @@
         </w:rPr>
         <w:t>计算复杂度：时间复杂度由指数级降至</w:t>
       </w:r>
-      <m:oMathPara>
-        <m:oMath>
-          <m:r>
-            <m:rPr/>
-            <w:rPr>
-              <w:rFonts w:hint="default" w:ascii="Cambria Math"/>
-            </w:rPr>
-            <m:t>O(T×|S</m:t>
-          </m:r>
-          <m:sSup>
-            <m:sSupPr>
-              <m:ctrlPr>
-                <w:rPr>
-                  <w:rFonts w:hint="default" w:ascii="Cambria Math"/>
-                </w:rPr>
-              </m:ctrlPr>
-            </m:sSupPr>
-            <m:e>
-              <m:r>
-                <m:rPr/>
-                <w:rPr>
-                  <w:rFonts w:hint="default" w:ascii="Cambria Math"/>
-                </w:rPr>
-                <m:t>|</m:t>
-              </m:r>
-            </m:e>
-            <m:sup>
-              <m:r>
-                <m:rPr/>
-                <w:rPr>
-                  <w:rFonts w:hint="default" w:ascii="Cambria Math"/>
-                </w:rPr>
-                <m:t>2</m:t>
-              </m:r>
-            </m:sup>
-          </m:sSup>
-          <m:r>
-            <m:rPr/>
-            <w:rPr>
-              <w:rFonts w:hint="default" w:ascii="Cambria Math"/>
-            </w:rPr>
-            <m:t>)</m:t>
-          </m:r>
-        </m:oMath>
-      </m:oMathPara>
+      <m:oMath>
+        <m:r>
+          <m:rPr/>
+          <w:rPr>
+            <w:rFonts w:hint="default" w:ascii="Cambria Math"/>
+          </w:rPr>
+          <m:t>O(T×|S</m:t>
+        </m:r>
+        <m:sSup>
+          <m:sSupPr>
+            <m:ctrlPr>
+              <w:rPr>
+                <w:rFonts w:hint="default" w:ascii="Cambria Math"/>
+              </w:rPr>
+            </m:ctrlPr>
+          </m:sSupPr>
+          <m:e>
+            <m:r>
+              <m:rPr/>
+              <w:rPr>
+                <w:rFonts w:hint="default" w:ascii="Cambria Math"/>
+              </w:rPr>
+              <m:t>|</m:t>
+            </m:r>
+            <m:ctrlPr>
+              <w:rPr>
+                <w:rFonts w:hint="default" w:ascii="Cambria Math"/>
+              </w:rPr>
+            </m:ctrlPr>
+          </m:e>
+          <m:sup>
+            <m:r>
+              <m:rPr/>
+              <w:rPr>
+                <w:rFonts w:hint="default" w:ascii="Cambria Math"/>
+              </w:rPr>
+              <m:t>2</m:t>
+            </m:r>
+            <m:ctrlPr>
+              <w:rPr>
+                <w:rFonts w:hint="default" w:ascii="Cambria Math"/>
+              </w:rPr>
+            </m:ctrlPr>
+          </m:sup>
+        </m:sSup>
+        <m:r>
+          <m:rPr/>
+          <w:rPr>
+            <w:rFonts w:hint="default" w:ascii="Cambria Math"/>
+          </w:rPr>
+          <m:t>)</m:t>
+        </m:r>
+      </m:oMath>
       <w:r>
         <w:rPr>
           <w:rFonts w:hint="default"/>
         </w:rPr>
         <w:t>。在 BMES 标注任务中，状态数</w:t>
       </w:r>
-      <m:oMathPara>
-        <m:oMath>
-          <m:r>
-            <m:rPr/>
-            <w:rPr>
-              <w:rFonts w:hint="default" w:ascii="Cambria Math"/>
-            </w:rPr>
-            <m:t>|S|=4</m:t>
-          </m:r>
-        </m:oMath>
-      </m:oMathPara>
+      <m:oMath>
+        <m:r>
+          <m:rPr/>
+          <w:rPr>
+            <w:rFonts w:hint="default" w:ascii="Cambria Math"/>
+          </w:rPr>
+          <m:t>|S|=4</m:t>
+        </m:r>
+      </m:oMath>
       <w:r>
         <w:rPr>
           <w:rFonts w:hint="default"/>
@@ -10062,17 +10432,15 @@
         </w:rPr>
         <w:t>在标准 Viterbi 解码过程中，状态转移完全由概率矩阵</w:t>
       </w:r>
-      <m:oMathPara>
-        <m:oMath>
-          <m:r>
-            <m:rPr/>
-            <w:rPr>
-              <w:rFonts w:hint="default" w:ascii="Cambria Math"/>
-            </w:rPr>
-            <m:t>A</m:t>
-          </m:r>
-        </m:oMath>
-      </m:oMathPara>
+      <m:oMath>
+        <m:r>
+          <m:rPr/>
+          <w:rPr>
+            <w:rFonts w:hint="default" w:ascii="Cambria Math"/>
+          </w:rPr>
+          <m:t>A</m:t>
+        </m:r>
+      </m:oMath>
       <w:r>
         <w:rPr>
           <w:rFonts w:hint="default"/>
@@ -10277,76 +10645,68 @@
         </w:rPr>
         <w:t>起始约束（Start Constraints）：句首标签必须为</w:t>
       </w:r>
-      <m:oMathPara>
-        <m:oMath>
-          <m:r>
-            <m:rPr>
-              <m:sty m:val="p"/>
-            </m:rPr>
-            <w:rPr>
-              <w:rFonts w:hint="default" w:ascii="Times New Roman" w:hAnsi="Times New Roman"/>
-            </w:rPr>
-            <m:t>B</m:t>
-          </m:r>
-        </m:oMath>
-      </m:oMathPara>
+      <m:oMath>
+        <m:r>
+          <m:rPr>
+            <m:sty m:val="p"/>
+          </m:rPr>
+          <w:rPr>
+            <w:rFonts w:hint="default" w:ascii="Times New Roman" w:hAnsi="Times New Roman"/>
+          </w:rPr>
+          <m:t>B</m:t>
+        </m:r>
+      </m:oMath>
       <w:r>
         <w:rPr>
           <w:rFonts w:hint="default"/>
         </w:rPr>
         <w:t>（词首）或</w:t>
       </w:r>
-      <m:oMathPara>
-        <m:oMath>
-          <m:r>
-            <m:rPr>
-              <m:sty m:val="p"/>
-            </m:rPr>
-            <w:rPr>
-              <w:rFonts w:hint="default" w:ascii="Times New Roman" w:hAnsi="Times New Roman"/>
-            </w:rPr>
-            <m:t>S</m:t>
-          </m:r>
-        </m:oMath>
-      </m:oMathPara>
+      <m:oMath>
+        <m:r>
+          <m:rPr>
+            <m:sty m:val="p"/>
+          </m:rPr>
+          <w:rPr>
+            <w:rFonts w:hint="default" w:ascii="Times New Roman" w:hAnsi="Times New Roman"/>
+          </w:rPr>
+          <m:t>S</m:t>
+        </m:r>
+      </m:oMath>
       <w:r>
         <w:rPr>
           <w:rFonts w:hint="default"/>
         </w:rPr>
         <w:t>（单字词），严禁以</w:t>
       </w:r>
-      <m:oMathPara>
-        <m:oMath>
-          <m:r>
-            <m:rPr>
-              <m:sty m:val="p"/>
-            </m:rPr>
-            <w:rPr>
-              <w:rFonts w:hint="default" w:ascii="Times New Roman" w:hAnsi="Times New Roman"/>
-            </w:rPr>
-            <m:t>M</m:t>
-          </m:r>
-        </m:oMath>
-      </m:oMathPara>
+      <m:oMath>
+        <m:r>
+          <m:rPr>
+            <m:sty m:val="p"/>
+          </m:rPr>
+          <w:rPr>
+            <w:rFonts w:hint="default" w:ascii="Times New Roman" w:hAnsi="Times New Roman"/>
+          </w:rPr>
+          <m:t>M</m:t>
+        </m:r>
+      </m:oMath>
       <w:r>
         <w:rPr>
           <w:rFonts w:hint="default"/>
         </w:rPr>
         <w:t>或</w:t>
       </w:r>
-      <m:oMathPara>
-        <m:oMath>
-          <m:r>
-            <m:rPr>
-              <m:sty m:val="p"/>
-            </m:rPr>
-            <w:rPr>
-              <w:rFonts w:hint="default" w:ascii="Times New Roman" w:hAnsi="Times New Roman"/>
-            </w:rPr>
-            <m:t>E</m:t>
-          </m:r>
-        </m:oMath>
-      </m:oMathPara>
+      <m:oMath>
+        <m:r>
+          <m:rPr>
+            <m:sty m:val="p"/>
+          </m:rPr>
+          <w:rPr>
+            <w:rFonts w:hint="default" w:ascii="Times New Roman" w:hAnsi="Times New Roman"/>
+          </w:rPr>
+          <m:t>E</m:t>
+        </m:r>
+      </m:oMath>
       <w:r>
         <w:rPr>
           <w:rFonts w:hint="default"/>
@@ -10388,38 +10748,34 @@
         </w:rPr>
         <w:t>若当前状态为</w:t>
       </w:r>
-      <m:oMathPara>
-        <m:oMath>
-          <m:r>
-            <m:rPr>
-              <m:sty m:val="p"/>
-            </m:rPr>
-            <w:rPr>
-              <w:rFonts w:hint="default" w:ascii="Times New Roman" w:hAnsi="Times New Roman"/>
-            </w:rPr>
-            <m:t>B</m:t>
-          </m:r>
-        </m:oMath>
-      </m:oMathPara>
+      <m:oMath>
+        <m:r>
+          <m:rPr>
+            <m:sty m:val="p"/>
+          </m:rPr>
+          <w:rPr>
+            <w:rFonts w:hint="default" w:ascii="Times New Roman" w:hAnsi="Times New Roman"/>
+          </w:rPr>
+          <m:t>B</m:t>
+        </m:r>
+      </m:oMath>
       <w:r>
         <w:rPr>
           <w:rFonts w:hint="default"/>
         </w:rPr>
         <w:t>，下一状态必须为</w:t>
       </w:r>
-      <m:oMathPara>
-        <m:oMath>
-          <m:r>
-            <m:rPr>
-              <m:sty m:val="p"/>
-            </m:rPr>
-            <w:rPr>
-              <w:rFonts w:hint="default" w:ascii="Times New Roman" w:hAnsi="Times New Roman"/>
-            </w:rPr>
-            <m:t>{M,E}</m:t>
-          </m:r>
-        </m:oMath>
-      </m:oMathPara>
+      <m:oMath>
+        <m:r>
+          <m:rPr>
+            <m:sty m:val="p"/>
+          </m:rPr>
+          <w:rPr>
+            <w:rFonts w:hint="default" w:ascii="Times New Roman" w:hAnsi="Times New Roman"/>
+          </w:rPr>
+          <m:t>{M,E}</m:t>
+        </m:r>
+      </m:oMath>
       <w:r>
         <w:rPr>
           <w:rFonts w:hint="default"/>
@@ -10440,38 +10796,34 @@
         </w:rPr>
         <w:t>若当前状态为</w:t>
       </w:r>
-      <m:oMathPara>
-        <m:oMath>
-          <m:r>
-            <m:rPr>
-              <m:sty m:val="p"/>
-            </m:rPr>
-            <w:rPr>
-              <w:rFonts w:hint="default" w:ascii="Times New Roman" w:hAnsi="Times New Roman"/>
-            </w:rPr>
-            <m:t>M</m:t>
-          </m:r>
-        </m:oMath>
-      </m:oMathPara>
+      <m:oMath>
+        <m:r>
+          <m:rPr>
+            <m:sty m:val="p"/>
+          </m:rPr>
+          <w:rPr>
+            <w:rFonts w:hint="default" w:ascii="Times New Roman" w:hAnsi="Times New Roman"/>
+          </w:rPr>
+          <m:t>M</m:t>
+        </m:r>
+      </m:oMath>
       <w:r>
         <w:rPr>
           <w:rFonts w:hint="default"/>
         </w:rPr>
         <w:t>，下一状态必须为</w:t>
       </w:r>
-      <m:oMathPara>
-        <m:oMath>
-          <m:r>
-            <m:rPr>
-              <m:sty m:val="p"/>
-            </m:rPr>
-            <w:rPr>
-              <w:rFonts w:hint="default" w:ascii="Times New Roman" w:hAnsi="Times New Roman"/>
-            </w:rPr>
-            <m:t>{M,E}</m:t>
-          </m:r>
-        </m:oMath>
-      </m:oMathPara>
+      <m:oMath>
+        <m:r>
+          <m:rPr>
+            <m:sty m:val="p"/>
+          </m:rPr>
+          <w:rPr>
+            <w:rFonts w:hint="default" w:ascii="Times New Roman" w:hAnsi="Times New Roman"/>
+          </w:rPr>
+          <m:t>{M,E}</m:t>
+        </m:r>
+      </m:oMath>
       <w:r>
         <w:rPr>
           <w:rFonts w:hint="default"/>
@@ -10492,57 +10844,51 @@
         </w:rPr>
         <w:t>若当前状态为</w:t>
       </w:r>
-      <m:oMathPara>
-        <m:oMath>
-          <m:r>
-            <m:rPr>
-              <m:sty m:val="p"/>
-            </m:rPr>
-            <w:rPr>
-              <w:rFonts w:hint="default" w:ascii="Times New Roman" w:hAnsi="Times New Roman"/>
-            </w:rPr>
-            <m:t>E</m:t>
-          </m:r>
-        </m:oMath>
-      </m:oMathPara>
+      <m:oMath>
+        <m:r>
+          <m:rPr>
+            <m:sty m:val="p"/>
+          </m:rPr>
+          <w:rPr>
+            <w:rFonts w:hint="default" w:ascii="Times New Roman" w:hAnsi="Times New Roman"/>
+          </w:rPr>
+          <m:t>E</m:t>
+        </m:r>
+      </m:oMath>
       <w:r>
         <w:rPr>
           <w:rFonts w:hint="default"/>
         </w:rPr>
         <w:t>或</w:t>
       </w:r>
-      <m:oMathPara>
-        <m:oMath>
-          <m:r>
-            <m:rPr>
-              <m:sty m:val="p"/>
-            </m:rPr>
-            <w:rPr>
-              <w:rFonts w:hint="default" w:ascii="Times New Roman" w:hAnsi="Times New Roman"/>
-            </w:rPr>
-            <m:t>S</m:t>
-          </m:r>
-        </m:oMath>
-      </m:oMathPara>
+      <m:oMath>
+        <m:r>
+          <m:rPr>
+            <m:sty m:val="p"/>
+          </m:rPr>
+          <w:rPr>
+            <w:rFonts w:hint="default" w:ascii="Times New Roman" w:hAnsi="Times New Roman"/>
+          </w:rPr>
+          <m:t>S</m:t>
+        </m:r>
+      </m:oMath>
       <w:r>
         <w:rPr>
           <w:rFonts w:hint="default"/>
         </w:rPr>
         <w:t>，下一状态必须为</w:t>
       </w:r>
-      <m:oMathPara>
-        <m:oMath>
-          <m:r>
-            <m:rPr>
-              <m:sty m:val="p"/>
-            </m:rPr>
-            <w:rPr>
-              <w:rFonts w:hint="default" w:ascii="Times New Roman" w:hAnsi="Times New Roman"/>
-            </w:rPr>
-            <m:t>{B,S}</m:t>
-          </m:r>
-        </m:oMath>
-      </m:oMathPara>
+      <m:oMath>
+        <m:r>
+          <m:rPr>
+            <m:sty m:val="p"/>
+          </m:rPr>
+          <w:rPr>
+            <w:rFonts w:hint="default" w:ascii="Times New Roman" w:hAnsi="Times New Roman"/>
+          </w:rPr>
+          <m:t>{B,S}</m:t>
+        </m:r>
+      </m:oMath>
       <w:r>
         <w:rPr>
           <w:rFonts w:hint="default"/>
@@ -17744,88 +18090,92 @@
         </w:rPr>
         <w:t>初始化阶段滤波：在计算</w:t>
       </w:r>
-      <m:oMathPara>
-        <m:oMath>
-          <m:sSub>
-            <m:sSubPr>
-              <m:ctrlPr>
-                <w:rPr>
-                  <w:rFonts w:hint="default" w:ascii="Cambria Math" w:hAnsi="Cambria Math"/>
-                </w:rPr>
-              </m:ctrlPr>
-            </m:sSubPr>
-            <m:e>
-              <m:r>
-                <m:rPr>
-                  <m:sty m:val="p"/>
-                </m:rPr>
-                <w:rPr>
-                  <w:rFonts w:hint="default" w:ascii="Times New Roman" w:hAnsi="Times New Roman"/>
-                </w:rPr>
-                <m:t>δ</m:t>
-              </m:r>
-            </m:e>
-            <m:sub>
-              <m:r>
-                <m:rPr>
-                  <m:sty m:val="p"/>
-                </m:rPr>
-                <w:rPr>
-                  <w:rFonts w:hint="default" w:ascii="Times New Roman" w:hAnsi="Times New Roman"/>
-                </w:rPr>
-                <m:t>1</m:t>
-              </m:r>
-            </m:sub>
-          </m:sSub>
-          <m:r>
-            <m:rPr>
-              <m:sty m:val="p"/>
-            </m:rPr>
-            <w:rPr>
-              <w:rFonts w:hint="default" w:ascii="Times New Roman" w:hAnsi="Times New Roman"/>
-            </w:rPr>
-            <m:t>(s)</m:t>
-          </m:r>
-        </m:oMath>
-      </m:oMathPara>
+      <m:oMath>
+        <m:sSub>
+          <m:sSubPr>
+            <m:ctrlPr>
+              <w:rPr>
+                <w:rFonts w:hint="default" w:ascii="Cambria Math" w:hAnsi="Cambria Math"/>
+              </w:rPr>
+            </m:ctrlPr>
+          </m:sSubPr>
+          <m:e>
+            <m:r>
+              <m:rPr>
+                <m:sty m:val="p"/>
+              </m:rPr>
+              <w:rPr>
+                <w:rFonts w:hint="default" w:ascii="Times New Roman" w:hAnsi="Times New Roman"/>
+              </w:rPr>
+              <m:t>δ</m:t>
+            </m:r>
+            <m:ctrlPr>
+              <w:rPr>
+                <w:rFonts w:hint="default" w:ascii="Cambria Math" w:hAnsi="Cambria Math"/>
+              </w:rPr>
+            </m:ctrlPr>
+          </m:e>
+          <m:sub>
+            <m:r>
+              <m:rPr>
+                <m:sty m:val="p"/>
+              </m:rPr>
+              <w:rPr>
+                <w:rFonts w:hint="default" w:ascii="Times New Roman" w:hAnsi="Times New Roman"/>
+              </w:rPr>
+              <m:t>1</m:t>
+            </m:r>
+            <m:ctrlPr>
+              <w:rPr>
+                <w:rFonts w:hint="default" w:ascii="Cambria Math" w:hAnsi="Cambria Math"/>
+              </w:rPr>
+            </m:ctrlPr>
+          </m:sub>
+        </m:sSub>
+        <m:r>
+          <m:rPr>
+            <m:sty m:val="p"/>
+          </m:rPr>
+          <w:rPr>
+            <w:rFonts w:hint="default" w:ascii="Times New Roman" w:hAnsi="Times New Roman"/>
+          </w:rPr>
+          <m:t>(s)</m:t>
+        </m:r>
+      </m:oMath>
       <w:r>
         <w:rPr>
           <w:rFonts w:hint="default"/>
         </w:rPr>
         <w:t>时，若</w:t>
       </w:r>
-      <m:oMathPara>
-        <m:oMath>
-          <m:r>
-            <m:rPr>
-              <m:sty m:val="p"/>
-            </m:rPr>
-            <w:rPr>
-              <w:rFonts w:hint="default" w:ascii="Times New Roman" w:hAnsi="Times New Roman"/>
-            </w:rPr>
-            <m:t>s∈{M,E}</m:t>
-          </m:r>
-        </m:oMath>
-      </m:oMathPara>
+      <m:oMath>
+        <m:r>
+          <m:rPr>
+            <m:sty m:val="p"/>
+          </m:rPr>
+          <w:rPr>
+            <w:rFonts w:hint="default" w:ascii="Times New Roman" w:hAnsi="Times New Roman"/>
+          </w:rPr>
+          <m:t>s∈{M,E}</m:t>
+        </m:r>
+      </m:oMath>
       <w:r>
         <w:rPr>
           <w:rFonts w:hint="default"/>
         </w:rPr>
         <w:t>，则将其对数得分设为</w:t>
       </w:r>
-      <m:oMathPara>
-        <m:oMath>
-          <m:r>
-            <m:rPr>
-              <m:sty m:val="p"/>
-            </m:rPr>
-            <w:rPr>
-              <w:rFonts w:hint="default" w:ascii="Times New Roman" w:hAnsi="Times New Roman"/>
-            </w:rPr>
-            <m:t>−∞</m:t>
-          </m:r>
-        </m:oMath>
-      </m:oMathPara>
+      <m:oMath>
+        <m:r>
+          <m:rPr>
+            <m:sty m:val="p"/>
+          </m:rPr>
+          <w:rPr>
+            <w:rFonts w:hint="default" w:ascii="Times New Roman" w:hAnsi="Times New Roman"/>
+          </w:rPr>
+          <m:t>−∞</m:t>
+        </m:r>
+      </m:oMath>
       <w:r>
         <w:rPr>
           <w:rFonts w:hint="default"/>
@@ -17853,141 +18203,157 @@
         </w:rPr>
         <w:t>递推阶段动态剪枝：在执行</w:t>
       </w:r>
-      <m:oMathPara>
-        <m:oMath>
-          <m:sSub>
-            <m:sSubPr>
-              <m:ctrlPr>
-                <w:rPr>
-                  <w:rFonts w:hint="default" w:ascii="Cambria Math" w:hAnsi="Cambria Math"/>
-                </w:rPr>
-              </m:ctrlPr>
-            </m:sSubPr>
-            <m:e>
-              <m:r>
-                <m:rPr>
-                  <m:sty m:val="p"/>
-                </m:rPr>
-                <w:rPr>
-                  <w:rFonts w:hint="default" w:ascii="Times New Roman" w:hAnsi="Times New Roman"/>
-                </w:rPr>
-                <m:t>δ</m:t>
-              </m:r>
-            </m:e>
-            <m:sub>
-              <m:r>
-                <m:rPr>
-                  <m:sty m:val="p"/>
-                </m:rPr>
-                <w:rPr>
-                  <w:rFonts w:hint="default" w:ascii="Times New Roman" w:hAnsi="Times New Roman"/>
-                </w:rPr>
-                <m:t>t</m:t>
-              </m:r>
-            </m:sub>
-          </m:sSub>
-          <m:r>
-            <m:rPr>
-              <m:sty m:val="p"/>
-            </m:rPr>
-            <w:rPr>
-              <w:rFonts w:hint="default" w:ascii="Times New Roman" w:hAnsi="Times New Roman"/>
-            </w:rPr>
-            <m:t>(s)=</m:t>
-          </m:r>
-          <m:func>
-            <m:funcPr>
-              <m:ctrlPr>
-                <w:rPr>
-                  <w:rFonts w:hint="default" w:ascii="Cambria Math" w:hAnsi="Cambria Math"/>
-                </w:rPr>
-              </m:ctrlPr>
-            </m:funcPr>
-            <m:fName>
-              <m:limLow>
-                <m:limLowPr>
-                  <m:ctrlPr>
-                    <w:rPr>
-                      <w:rFonts w:hint="default" w:ascii="Cambria Math" w:hAnsi="Cambria Math"/>
-                    </w:rPr>
-                  </m:ctrlPr>
-                </m:limLowPr>
-                <m:e>
-                  <m:r>
-                    <m:rPr>
-                      <m:sty m:val="p"/>
-                    </m:rPr>
-                    <w:rPr>
-                      <w:rFonts w:hint="default" w:ascii="Times New Roman" w:hAnsi="Times New Roman"/>
-                    </w:rPr>
-                    <m:t>max</m:t>
-                  </m:r>
-                </m:e>
-                <m:lim>
-                  <m:r>
-                    <m:rPr>
-                      <m:sty m:val="p"/>
-                    </m:rPr>
-                    <w:rPr>
-                      <w:rFonts w:hint="default" w:ascii="Times New Roman" w:hAnsi="Times New Roman"/>
-                    </w:rPr>
-                    <m:t>s'</m:t>
-                  </m:r>
-                </m:lim>
-              </m:limLow>
-              <m:ctrlPr>
-                <w:rPr>
-                  <w:rFonts w:hint="default" w:ascii="Cambria Math" w:hAnsi="Cambria Math"/>
-                </w:rPr>
-              </m:ctrlPr>
-            </m:fName>
-            <m:e>
-              <m:r>
-                <m:rPr>
-                  <m:sty m:val="p"/>
-                </m:rPr>
-                <w:rPr>
-                  <w:rFonts w:hint="default" w:ascii="Times New Roman" w:hAnsi="Times New Roman"/>
-                </w:rPr>
-                <m:t>(</m:t>
-              </m:r>
-              <m:ctrlPr>
-                <w:rPr>
-                  <w:rFonts w:hint="default" w:ascii="Cambria Math" w:hAnsi="Cambria Math"/>
-                </w:rPr>
-              </m:ctrlPr>
-            </m:e>
-          </m:func>
-          <m:r>
-            <m:rPr>
-              <m:sty m:val="p"/>
-            </m:rPr>
-            <w:rPr>
-              <w:rFonts w:hint="default" w:ascii="Times New Roman" w:hAnsi="Times New Roman"/>
-            </w:rPr>
-            <m:t>…)</m:t>
-          </m:r>
-        </m:oMath>
-      </m:oMathPara>
+      <m:oMath>
+        <m:sSub>
+          <m:sSubPr>
+            <m:ctrlPr>
+              <w:rPr>
+                <w:rFonts w:hint="default" w:ascii="Cambria Math" w:hAnsi="Cambria Math"/>
+              </w:rPr>
+            </m:ctrlPr>
+          </m:sSubPr>
+          <m:e>
+            <m:r>
+              <m:rPr>
+                <m:sty m:val="p"/>
+              </m:rPr>
+              <w:rPr>
+                <w:rFonts w:hint="default" w:ascii="Times New Roman" w:hAnsi="Times New Roman"/>
+              </w:rPr>
+              <m:t>δ</m:t>
+            </m:r>
+            <m:ctrlPr>
+              <w:rPr>
+                <w:rFonts w:hint="default" w:ascii="Cambria Math" w:hAnsi="Cambria Math"/>
+              </w:rPr>
+            </m:ctrlPr>
+          </m:e>
+          <m:sub>
+            <m:r>
+              <m:rPr>
+                <m:sty m:val="p"/>
+              </m:rPr>
+              <w:rPr>
+                <w:rFonts w:hint="default" w:ascii="Times New Roman" w:hAnsi="Times New Roman"/>
+              </w:rPr>
+              <m:t>t</m:t>
+            </m:r>
+            <m:ctrlPr>
+              <w:rPr>
+                <w:rFonts w:hint="default" w:ascii="Cambria Math" w:hAnsi="Cambria Math"/>
+              </w:rPr>
+            </m:ctrlPr>
+          </m:sub>
+        </m:sSub>
+        <m:r>
+          <m:rPr>
+            <m:sty m:val="p"/>
+          </m:rPr>
+          <w:rPr>
+            <w:rFonts w:hint="default" w:ascii="Times New Roman" w:hAnsi="Times New Roman"/>
+          </w:rPr>
+          <m:t>(s)=</m:t>
+        </m:r>
+        <m:func>
+          <m:funcPr>
+            <m:ctrlPr>
+              <w:rPr>
+                <w:rFonts w:hint="default" w:ascii="Cambria Math" w:hAnsi="Cambria Math"/>
+              </w:rPr>
+            </m:ctrlPr>
+          </m:funcPr>
+          <m:fName>
+            <m:limLow>
+              <m:limLowPr>
+                <m:ctrlPr>
+                  <w:rPr>
+                    <w:rFonts w:hint="default" w:ascii="Cambria Math" w:hAnsi="Cambria Math"/>
+                  </w:rPr>
+                </m:ctrlPr>
+              </m:limLowPr>
+              <m:e>
+                <m:r>
+                  <m:rPr>
+                    <m:sty m:val="p"/>
+                  </m:rPr>
+                  <w:rPr>
+                    <w:rFonts w:hint="default" w:ascii="Times New Roman" w:hAnsi="Times New Roman"/>
+                  </w:rPr>
+                  <m:t>max</m:t>
+                </m:r>
+                <m:ctrlPr>
+                  <w:rPr>
+                    <w:rFonts w:hint="default" w:ascii="Cambria Math" w:hAnsi="Cambria Math"/>
+                  </w:rPr>
+                </m:ctrlPr>
+              </m:e>
+              <m:lim>
+                <m:r>
+                  <m:rPr>
+                    <m:sty m:val="p"/>
+                  </m:rPr>
+                  <w:rPr>
+                    <w:rFonts w:hint="default" w:ascii="Times New Roman" w:hAnsi="Times New Roman"/>
+                  </w:rPr>
+                  <m:t>s'</m:t>
+                </m:r>
+                <m:ctrlPr>
+                  <w:rPr>
+                    <w:rFonts w:hint="default" w:ascii="Cambria Math" w:hAnsi="Cambria Math"/>
+                  </w:rPr>
+                </m:ctrlPr>
+              </m:lim>
+            </m:limLow>
+            <m:ctrlPr>
+              <w:rPr>
+                <w:rFonts w:hint="default" w:ascii="Cambria Math" w:hAnsi="Cambria Math"/>
+              </w:rPr>
+            </m:ctrlPr>
+          </m:fName>
+          <m:e>
+            <m:r>
+              <m:rPr>
+                <m:sty m:val="p"/>
+              </m:rPr>
+              <w:rPr>
+                <w:rFonts w:hint="default" w:ascii="Times New Roman" w:hAnsi="Times New Roman"/>
+              </w:rPr>
+              <m:t>(</m:t>
+            </m:r>
+            <m:ctrlPr>
+              <w:rPr>
+                <w:rFonts w:hint="default" w:ascii="Cambria Math" w:hAnsi="Cambria Math"/>
+              </w:rPr>
+            </m:ctrlPr>
+          </m:e>
+        </m:func>
+        <m:r>
+          <m:rPr>
+            <m:sty m:val="p"/>
+          </m:rPr>
+          <w:rPr>
+            <w:rFonts w:hint="default" w:ascii="Times New Roman" w:hAnsi="Times New Roman"/>
+          </w:rPr>
+          <m:t>…)</m:t>
+        </m:r>
+      </m:oMath>
       <w:r>
         <w:rPr>
           <w:rFonts w:hint="default"/>
         </w:rPr>
         <w:t>时，程序会检索预设的合法转移表。对于非法的</w:t>
       </w:r>
-      <m:oMathPara>
-        <m:oMath>
-          <m:r>
-            <m:rPr>
-              <m:sty m:val="p"/>
-            </m:rPr>
-            <w:rPr>
-              <w:rFonts w:hint="default" w:ascii="Times New Roman" w:hAnsi="Times New Roman"/>
-            </w:rPr>
-            <m:t>s'→s</m:t>
-          </m:r>
-        </m:oMath>
-      </m:oMathPara>
+      <m:oMath>
+        <m:r>
+          <m:rPr>
+            <m:sty m:val="p"/>
+          </m:rPr>
+          <w:rPr>
+            <w:rFonts w:hint="default" w:ascii="Times New Roman" w:hAnsi="Times New Roman"/>
+          </w:rPr>
+          <m:t>s'→s</m:t>
+        </m:r>
+      </m:oMath>
       <w:r>
         <w:rPr>
           <w:rFonts w:hint="default"/>
@@ -18029,88 +18395,104 @@
         </w:rPr>
         <w:t>终止阶段路径优选：在回溯开始前，仅在</w:t>
       </w:r>
-      <m:oMathPara>
-        <m:oMath>
-          <m:sSub>
-            <m:sSubPr>
-              <m:ctrlPr>
-                <w:rPr>
-                  <w:rFonts w:hint="default" w:ascii="Cambria Math"/>
-                </w:rPr>
-              </m:ctrlPr>
-            </m:sSubPr>
-            <m:e>
-              <m:r>
-                <m:rPr/>
-                <w:rPr>
-                  <w:rFonts w:hint="default" w:ascii="Cambria Math"/>
-                </w:rPr>
-                <m:t>δ</m:t>
-              </m:r>
-            </m:e>
-            <m:sub>
-              <m:r>
-                <m:rPr/>
-                <w:rPr>
-                  <w:rFonts w:hint="default" w:ascii="Cambria Math"/>
-                </w:rPr>
-                <m:t>T</m:t>
-              </m:r>
-            </m:sub>
-          </m:sSub>
-          <m:r>
-            <m:rPr/>
-            <w:rPr>
-              <w:rFonts w:hint="default" w:ascii="Cambria Math"/>
-            </w:rPr>
-            <m:t>(E)</m:t>
-          </m:r>
-        </m:oMath>
-      </m:oMathPara>
+      <m:oMath>
+        <m:sSub>
+          <m:sSubPr>
+            <m:ctrlPr>
+              <w:rPr>
+                <w:rFonts w:hint="default" w:ascii="Cambria Math"/>
+              </w:rPr>
+            </m:ctrlPr>
+          </m:sSubPr>
+          <m:e>
+            <m:r>
+              <m:rPr/>
+              <w:rPr>
+                <w:rFonts w:hint="default" w:ascii="Cambria Math"/>
+              </w:rPr>
+              <m:t>δ</m:t>
+            </m:r>
+            <m:ctrlPr>
+              <w:rPr>
+                <w:rFonts w:hint="default" w:ascii="Cambria Math"/>
+              </w:rPr>
+            </m:ctrlPr>
+          </m:e>
+          <m:sub>
+            <m:r>
+              <m:rPr/>
+              <w:rPr>
+                <w:rFonts w:hint="default" w:ascii="Cambria Math"/>
+              </w:rPr>
+              <m:t>T</m:t>
+            </m:r>
+            <m:ctrlPr>
+              <w:rPr>
+                <w:rFonts w:hint="default" w:ascii="Cambria Math"/>
+              </w:rPr>
+            </m:ctrlPr>
+          </m:sub>
+        </m:sSub>
+        <m:r>
+          <m:rPr/>
+          <w:rPr>
+            <w:rFonts w:hint="default" w:ascii="Cambria Math"/>
+          </w:rPr>
+          <m:t>(E)</m:t>
+        </m:r>
+      </m:oMath>
       <w:r>
         <w:rPr>
           <w:rFonts w:hint="default"/>
         </w:rPr>
         <w:t>和</w:t>
       </w:r>
-      <m:oMathPara>
-        <m:oMath>
-          <m:sSub>
-            <m:sSubPr>
-              <m:ctrlPr>
-                <w:rPr>
-                  <w:rFonts w:hint="default" w:ascii="Cambria Math"/>
-                </w:rPr>
-              </m:ctrlPr>
-            </m:sSubPr>
-            <m:e>
-              <m:r>
-                <m:rPr/>
-                <w:rPr>
-                  <w:rFonts w:hint="default" w:ascii="Cambria Math"/>
-                </w:rPr>
-                <m:t>δ</m:t>
-              </m:r>
-            </m:e>
-            <m:sub>
-              <m:r>
-                <m:rPr/>
-                <w:rPr>
-                  <w:rFonts w:hint="default" w:ascii="Cambria Math"/>
-                </w:rPr>
-                <m:t>T</m:t>
-              </m:r>
-            </m:sub>
-          </m:sSub>
-          <m:r>
-            <m:rPr/>
-            <w:rPr>
-              <w:rFonts w:hint="default" w:ascii="Cambria Math"/>
-            </w:rPr>
-            <m:t>(S)</m:t>
-          </m:r>
-        </m:oMath>
-      </m:oMathPara>
+      <m:oMath>
+        <m:sSub>
+          <m:sSubPr>
+            <m:ctrlPr>
+              <w:rPr>
+                <w:rFonts w:hint="default" w:ascii="Cambria Math"/>
+              </w:rPr>
+            </m:ctrlPr>
+          </m:sSubPr>
+          <m:e>
+            <m:r>
+              <m:rPr/>
+              <w:rPr>
+                <w:rFonts w:hint="default" w:ascii="Cambria Math"/>
+              </w:rPr>
+              <m:t>δ</m:t>
+            </m:r>
+            <m:ctrlPr>
+              <w:rPr>
+                <w:rFonts w:hint="default" w:ascii="Cambria Math"/>
+              </w:rPr>
+            </m:ctrlPr>
+          </m:e>
+          <m:sub>
+            <m:r>
+              <m:rPr/>
+              <w:rPr>
+                <w:rFonts w:hint="default" w:ascii="Cambria Math"/>
+              </w:rPr>
+              <m:t>T</m:t>
+            </m:r>
+            <m:ctrlPr>
+              <w:rPr>
+                <w:rFonts w:hint="default" w:ascii="Cambria Math"/>
+              </w:rPr>
+            </m:ctrlPr>
+          </m:sub>
+        </m:sSub>
+        <m:r>
+          <m:rPr/>
+          <w:rPr>
+            <w:rFonts w:hint="default" w:ascii="Cambria Math"/>
+          </w:rPr>
+          <m:t>(S)</m:t>
+        </m:r>
+      </m:oMath>
       <w:r>
         <w:rPr>
           <w:rFonts w:hint="default"/>
@@ -18174,30 +18556,6 @@
           <w:rFonts w:hint="default"/>
         </w:rPr>
         <w:t>鲁棒性提升：即使发射概率</w:t>
-      </w:r>
-      <m:oMathPara>
-        <m:oMath>
-          <m:r>
-            <m:rPr/>
-            <w:rPr>
-              <w:rFonts w:hint="default" w:ascii="Cambria Math"/>
-            </w:rPr>
-            <m:t>B</m:t>
-          </m:r>
-        </m:oMath>
-      </m:oMathPara>
-      <w:r>
-        <w:rPr>
-          <w:rFonts w:hint="default"/>
-        </w:rPr>
-        <w:t>因为数据稀疏或噪声产生误导，硬性约束也能强行修正预测结果，确保最终输出的分词序列在逻辑上始终是合法的（即每一</w:t>
-      </w:r>
-      <w:r>
-        <w:rPr>
-          <w:rFonts w:hint="eastAsia"/>
-          <w:lang w:val="en-US" w:eastAsia="zh-CN"/>
-        </w:rPr>
-        <w:t>个</w:t>
       </w:r>
       <m:oMath>
         <m:r>
@@ -18212,19 +18570,39 @@
         <w:rPr>
           <w:rFonts w:hint="default"/>
         </w:rPr>
+        <w:t>因为数据稀疏或噪声产生误导，硬性约束也能强行修正预测结果，确保最终输出的分词序列在逻辑上始终是合法的（即每一</w:t>
+      </w:r>
+      <w:r>
+        <w:rPr>
+          <w:rFonts w:hint="eastAsia"/>
+          <w:lang w:val="en-US" w:eastAsia="zh-CN"/>
+        </w:rPr>
+        <w:t>个</w:t>
+      </w:r>
+      <m:oMath>
+        <m:r>
+          <m:rPr/>
+          <w:rPr>
+            <w:rFonts w:hint="default" w:ascii="Cambria Math"/>
+          </w:rPr>
+          <m:t>B</m:t>
+        </m:r>
+      </m:oMath>
+      <w:r>
+        <w:rPr>
+          <w:rFonts w:hint="default"/>
+        </w:rPr>
         <w:t>最终都能闭合到</w:t>
       </w:r>
-      <m:oMathPara>
-        <m:oMath>
-          <m:r>
-            <m:rPr/>
-            <w:rPr>
-              <w:rFonts w:hint="default" w:ascii="Cambria Math"/>
-            </w:rPr>
-            <m:t>E</m:t>
-          </m:r>
-        </m:oMath>
-      </m:oMathPara>
+      <m:oMath>
+        <m:r>
+          <m:rPr/>
+          <w:rPr>
+            <w:rFonts w:hint="default" w:ascii="Cambria Math"/>
+          </w:rPr>
+          <m:t>E</m:t>
+        </m:r>
+      </m:oMath>
       <w:r>
         <w:rPr>
           <w:rFonts w:hint="default"/>
@@ -18245,50 +18623,58 @@
         </w:rPr>
         <w:t>搜索空间收敛：通过排除非法路径，算法在每一时间步的有效状态转移从</w:t>
       </w:r>
-      <m:oMathPara>
-        <m:oMath>
-          <m:sSup>
-            <m:sSupPr>
-              <m:ctrlPr>
-                <w:rPr>
-                  <w:rFonts w:hint="default" w:ascii="Cambria Math" w:hAnsi="Cambria Math"/>
-                </w:rPr>
-              </m:ctrlPr>
-            </m:sSupPr>
-            <m:e>
-              <m:r>
-                <m:rPr>
-                  <m:sty m:val="p"/>
-                </m:rPr>
-                <w:rPr>
-                  <w:rFonts w:hint="default" w:ascii="Times New Roman" w:hAnsi="Times New Roman"/>
-                </w:rPr>
-                <m:t>4</m:t>
-              </m:r>
-            </m:e>
-            <m:sup>
-              <m:r>
-                <m:rPr>
-                  <m:sty m:val="p"/>
-                </m:rPr>
-                <w:rPr>
-                  <w:rFonts w:hint="default" w:ascii="Times New Roman" w:hAnsi="Times New Roman"/>
-                </w:rPr>
-                <m:t>2</m:t>
-              </m:r>
-            </m:sup>
-          </m:sSup>
-          <m:r>
-            <m:rPr>
-              <m:sty m:val="p"/>
-            </m:rPr>
-            <w:rPr>
-              <w:rFonts w:hint="default" w:ascii="Times New Roman" w:hAnsi="Times New Roman"/>
-            </w:rPr>
-            <m:t>=16</m:t>
-          </m:r>
-        </m:oMath>
-      </m:oMathPara>
+      <m:oMath>
+        <m:sSup>
+          <m:sSupPr>
+            <m:ctrlPr>
+              <w:rPr>
+                <w:rFonts w:hint="default" w:ascii="Cambria Math" w:hAnsi="Cambria Math"/>
+              </w:rPr>
+            </m:ctrlPr>
+          </m:sSupPr>
+          <m:e>
+            <m:r>
+              <m:rPr>
+                <m:sty m:val="p"/>
+              </m:rPr>
+              <w:rPr>
+                <w:rFonts w:hint="default" w:ascii="Times New Roman" w:hAnsi="Times New Roman"/>
+              </w:rPr>
+              <m:t>4</m:t>
+            </m:r>
+            <m:ctrlPr>
+              <w:rPr>
+                <w:rFonts w:hint="default" w:ascii="Cambria Math" w:hAnsi="Cambria Math"/>
+              </w:rPr>
+            </m:ctrlPr>
+          </m:e>
+          <m:sup>
+            <m:r>
+              <m:rPr>
+                <m:sty m:val="p"/>
+              </m:rPr>
+              <w:rPr>
+                <w:rFonts w:hint="default" w:ascii="Times New Roman" w:hAnsi="Times New Roman"/>
+              </w:rPr>
+              <m:t>2</m:t>
+            </m:r>
+            <m:ctrlPr>
+              <w:rPr>
+                <w:rFonts w:hint="default" w:ascii="Cambria Math" w:hAnsi="Cambria Math"/>
+              </w:rPr>
+            </m:ctrlPr>
+          </m:sup>
+        </m:sSup>
+        <m:r>
+          <m:rPr>
+            <m:sty m:val="p"/>
+          </m:rPr>
+          <w:rPr>
+            <w:rFonts w:hint="default" w:ascii="Times New Roman" w:hAnsi="Times New Roman"/>
+          </w:rPr>
+          <m:t>=16</m:t>
+        </m:r>
+      </m:oMath>
       <w:r>
         <w:rPr>
           <w:rFonts w:hint="default"/>
@@ -18715,142 +19101,140 @@
       <w:pPr>
         <w:bidi w:val="0"/>
       </w:pPr>
-      <m:oMathPara>
-        <m:oMath>
-          <m:r>
-            <m:rPr/>
-            <w:rPr>
-              <w:rFonts w:hint="default" w:ascii="Cambria Math" w:hAnsi="Cambria Math"/>
-            </w:rPr>
-            <m:t>P(</m:t>
-          </m:r>
-          <m:sSub>
-            <m:sSubPr>
-              <m:ctrlPr>
-                <w:rPr>
-                  <w:rFonts w:hint="default" w:ascii="Cambria Math" w:hAnsi="Cambria Math"/>
-                </w:rPr>
-              </m:ctrlPr>
-            </m:sSubPr>
-            <m:e>
-              <m:r>
-                <m:rPr/>
-                <w:rPr>
-                  <w:rFonts w:hint="default" w:ascii="Cambria Math" w:hAnsi="Cambria Math"/>
-                </w:rPr>
-                <m:t>y</m:t>
-              </m:r>
-              <m:ctrlPr>
-                <w:rPr>
-                  <w:rFonts w:ascii="Cambria Math" w:hAnsi="Cambria Math"/>
-                </w:rPr>
-              </m:ctrlPr>
-            </m:e>
-            <m:sub>
-              <m:r>
-                <m:rPr/>
-                <w:rPr>
-                  <w:rFonts w:hint="default" w:ascii="Cambria Math" w:hAnsi="Cambria Math"/>
-                </w:rPr>
-                <m:t>t</m:t>
-              </m:r>
-              <m:ctrlPr>
-                <w:rPr>
-                  <w:rFonts w:ascii="Cambria Math" w:hAnsi="Cambria Math"/>
-                </w:rPr>
-              </m:ctrlPr>
-            </m:sub>
-          </m:sSub>
-          <m:r>
-            <m:rPr/>
-            <w:rPr>
-              <w:rFonts w:hint="default" w:ascii="Cambria Math" w:hAnsi="Cambria Math"/>
-            </w:rPr>
-            <m:t>=j∣</m:t>
-          </m:r>
-          <m:sSub>
-            <m:sSubPr>
-              <m:ctrlPr>
-                <w:rPr>
-                  <w:rFonts w:hint="default" w:ascii="Cambria Math" w:hAnsi="Cambria Math"/>
-                </w:rPr>
-              </m:ctrlPr>
-            </m:sSubPr>
-            <m:e>
-              <m:r>
-                <m:rPr/>
-                <w:rPr>
-                  <w:rFonts w:hint="default" w:ascii="Cambria Math" w:hAnsi="Cambria Math"/>
-                </w:rPr>
-                <m:t>y</m:t>
-              </m:r>
-              <m:ctrlPr>
-                <w:rPr>
-                  <w:rFonts w:ascii="Cambria Math" w:hAnsi="Cambria Math"/>
-                </w:rPr>
-              </m:ctrlPr>
-            </m:e>
-            <m:sub>
-              <m:r>
-                <m:rPr/>
-                <w:rPr>
-                  <w:rFonts w:hint="default" w:ascii="Cambria Math" w:hAnsi="Cambria Math"/>
-                </w:rPr>
-                <m:t>t−1</m:t>
-              </m:r>
-              <m:ctrlPr>
-                <w:rPr>
-                  <w:rFonts w:ascii="Cambria Math" w:hAnsi="Cambria Math"/>
-                </w:rPr>
-              </m:ctrlPr>
-            </m:sub>
-          </m:sSub>
-          <m:r>
-            <m:rPr/>
-            <w:rPr>
-              <w:rFonts w:hint="default" w:ascii="Cambria Math" w:hAnsi="Cambria Math"/>
-            </w:rPr>
-            <m:t>=i)=</m:t>
-          </m:r>
-          <m:f>
-            <m:fPr>
-              <m:ctrlPr>
-                <w:rPr>
-                  <w:rFonts w:hint="default" w:ascii="Cambria Math" w:hAnsi="Cambria Math"/>
-                </w:rPr>
-              </m:ctrlPr>
-            </m:fPr>
-            <m:num>
-              <m:r>
-                <m:rPr/>
-                <w:rPr>
-                  <w:rFonts w:hint="default" w:ascii="Cambria Math" w:hAnsi="Cambria Math"/>
-                </w:rPr>
-                <m:t>Count(i,j)+α</m:t>
-              </m:r>
-              <m:ctrlPr>
-                <w:rPr>
-                  <w:rFonts w:ascii="Cambria Math" w:hAnsi="Cambria Math"/>
-                </w:rPr>
-              </m:ctrlPr>
-            </m:num>
-            <m:den>
-              <m:r>
-                <m:rPr/>
-                <w:rPr>
-                  <w:rFonts w:hint="default" w:ascii="Cambria Math" w:hAnsi="Cambria Math"/>
-                </w:rPr>
-                <m:t>Count(i)+α⋅|S|</m:t>
-              </m:r>
-              <m:ctrlPr>
-                <w:rPr>
-                  <w:rFonts w:ascii="Cambria Math" w:hAnsi="Cambria Math"/>
-                </w:rPr>
-              </m:ctrlPr>
-            </m:den>
-          </m:f>
-        </m:oMath>
-      </m:oMathPara>
+      <m:oMath>
+        <m:r>
+          <m:rPr/>
+          <w:rPr>
+            <w:rFonts w:hint="default" w:ascii="Cambria Math" w:hAnsi="Cambria Math"/>
+          </w:rPr>
+          <m:t>P(</m:t>
+        </m:r>
+        <m:sSub>
+          <m:sSubPr>
+            <m:ctrlPr>
+              <w:rPr>
+                <w:rFonts w:hint="default" w:ascii="Cambria Math" w:hAnsi="Cambria Math"/>
+              </w:rPr>
+            </m:ctrlPr>
+          </m:sSubPr>
+          <m:e>
+            <m:r>
+              <m:rPr/>
+              <w:rPr>
+                <w:rFonts w:hint="default" w:ascii="Cambria Math" w:hAnsi="Cambria Math"/>
+              </w:rPr>
+              <m:t>y</m:t>
+            </m:r>
+            <m:ctrlPr>
+              <w:rPr>
+                <w:rFonts w:ascii="Cambria Math" w:hAnsi="Cambria Math"/>
+              </w:rPr>
+            </m:ctrlPr>
+          </m:e>
+          <m:sub>
+            <m:r>
+              <m:rPr/>
+              <w:rPr>
+                <w:rFonts w:hint="default" w:ascii="Cambria Math" w:hAnsi="Cambria Math"/>
+              </w:rPr>
+              <m:t>t</m:t>
+            </m:r>
+            <m:ctrlPr>
+              <w:rPr>
+                <w:rFonts w:ascii="Cambria Math" w:hAnsi="Cambria Math"/>
+              </w:rPr>
+            </m:ctrlPr>
+          </m:sub>
+        </m:sSub>
+        <m:r>
+          <m:rPr/>
+          <w:rPr>
+            <w:rFonts w:hint="default" w:ascii="Cambria Math" w:hAnsi="Cambria Math"/>
+          </w:rPr>
+          <m:t>=j∣</m:t>
+        </m:r>
+        <m:sSub>
+          <m:sSubPr>
+            <m:ctrlPr>
+              <w:rPr>
+                <w:rFonts w:hint="default" w:ascii="Cambria Math" w:hAnsi="Cambria Math"/>
+              </w:rPr>
+            </m:ctrlPr>
+          </m:sSubPr>
+          <m:e>
+            <m:r>
+              <m:rPr/>
+              <w:rPr>
+                <w:rFonts w:hint="default" w:ascii="Cambria Math" w:hAnsi="Cambria Math"/>
+              </w:rPr>
+              <m:t>y</m:t>
+            </m:r>
+            <m:ctrlPr>
+              <w:rPr>
+                <w:rFonts w:ascii="Cambria Math" w:hAnsi="Cambria Math"/>
+              </w:rPr>
+            </m:ctrlPr>
+          </m:e>
+          <m:sub>
+            <m:r>
+              <m:rPr/>
+              <w:rPr>
+                <w:rFonts w:hint="default" w:ascii="Cambria Math" w:hAnsi="Cambria Math"/>
+              </w:rPr>
+              <m:t>t−1</m:t>
+            </m:r>
+            <m:ctrlPr>
+              <w:rPr>
+                <w:rFonts w:ascii="Cambria Math" w:hAnsi="Cambria Math"/>
+              </w:rPr>
+            </m:ctrlPr>
+          </m:sub>
+        </m:sSub>
+        <m:r>
+          <m:rPr/>
+          <w:rPr>
+            <w:rFonts w:hint="default" w:ascii="Cambria Math" w:hAnsi="Cambria Math"/>
+          </w:rPr>
+          <m:t>=i)=</m:t>
+        </m:r>
+        <m:f>
+          <m:fPr>
+            <m:ctrlPr>
+              <w:rPr>
+                <w:rFonts w:hint="default" w:ascii="Cambria Math" w:hAnsi="Cambria Math"/>
+              </w:rPr>
+            </m:ctrlPr>
+          </m:fPr>
+          <m:num>
+            <m:r>
+              <m:rPr/>
+              <w:rPr>
+                <w:rFonts w:hint="default" w:ascii="Cambria Math" w:hAnsi="Cambria Math"/>
+              </w:rPr>
+              <m:t>Count(i,j)+α</m:t>
+            </m:r>
+            <m:ctrlPr>
+              <w:rPr>
+                <w:rFonts w:ascii="Cambria Math" w:hAnsi="Cambria Math"/>
+              </w:rPr>
+            </m:ctrlPr>
+          </m:num>
+          <m:den>
+            <m:r>
+              <m:rPr/>
+              <w:rPr>
+                <w:rFonts w:hint="default" w:ascii="Cambria Math" w:hAnsi="Cambria Math"/>
+              </w:rPr>
+              <m:t>Count(i)+α⋅|S|</m:t>
+            </m:r>
+            <m:ctrlPr>
+              <w:rPr>
+                <w:rFonts w:ascii="Cambria Math" w:hAnsi="Cambria Math"/>
+              </w:rPr>
+            </m:ctrlPr>
+          </m:den>
+        </m:f>
+      </m:oMath>
       <w:r>
         <w:rPr>
           <w:lang w:val="en-US" w:eastAsia="zh-CN"/>
@@ -18865,45 +19249,39 @@
       <w:r>
         <w:t>其中，</w:t>
       </w:r>
-      <m:oMathPara>
-        <m:oMath>
-          <m:r>
-            <m:rPr/>
-            <w:rPr>
-              <w:rFonts w:hint="default" w:ascii="Cambria Math"/>
-            </w:rPr>
-            <m:t>Count(i,j)</m:t>
-          </m:r>
-        </m:oMath>
-      </m:oMathPara>
+      <m:oMath>
+        <m:r>
+          <m:rPr/>
+          <w:rPr>
+            <w:rFonts w:hint="default" w:ascii="Cambria Math"/>
+          </w:rPr>
+          <m:t>Count(i,j)</m:t>
+        </m:r>
+      </m:oMath>
       <w:r>
         <w:t>表示训练集中标签i转移到标签j的次数，</w:t>
       </w:r>
-      <m:oMathPara>
-        <m:oMath>
-          <m:r>
-            <m:rPr/>
-            <w:rPr>
-              <w:rFonts w:hint="default" w:ascii="Cambria Math"/>
-            </w:rPr>
-            <m:t>Count(i)</m:t>
-          </m:r>
-        </m:oMath>
-      </m:oMathPara>
+      <m:oMath>
+        <m:r>
+          <m:rPr/>
+          <w:rPr>
+            <w:rFonts w:hint="default" w:ascii="Cambria Math"/>
+          </w:rPr>
+          <m:t>Count(i)</m:t>
+        </m:r>
+      </m:oMath>
       <w:r>
         <w:t>表示标签i作为前一状态出现的总次数，</w:t>
       </w:r>
-      <m:oMathPara>
-        <m:oMath>
-          <m:r>
-            <m:rPr/>
-            <w:rPr>
-              <w:rFonts w:hint="default" w:ascii="Cambria Math"/>
-            </w:rPr>
-            <m:t>|S|</m:t>
-          </m:r>
-        </m:oMath>
-      </m:oMathPara>
+      <m:oMath>
+        <m:r>
+          <m:rPr/>
+          <w:rPr>
+            <w:rFonts w:hint="default" w:ascii="Cambria Math"/>
+          </w:rPr>
+          <m:t>|S|</m:t>
+        </m:r>
+      </m:oMath>
       <w:r>
         <w:t>表示状态集合大小。本实验的状态集合为：</w:t>
       </w:r>
@@ -18912,17 +19290,15 @@
       <w:pPr>
         <w:bidi w:val="0"/>
       </w:pPr>
-      <m:oMathPara>
-        <m:oMath>
-          <m:r>
-            <m:rPr/>
-            <w:rPr>
-              <w:rFonts w:hint="default" w:ascii="Cambria Math"/>
-            </w:rPr>
-            <m:t>S={B,M,E,S}</m:t>
-          </m:r>
-        </m:oMath>
-      </m:oMathPara>
+      <m:oMath>
+        <m:r>
+          <m:rPr/>
+          <w:rPr>
+            <w:rFonts w:hint="default" w:ascii="Cambria Math"/>
+          </w:rPr>
+          <m:t>S={B,M,E,S}</m:t>
+        </m:r>
+      </m:oMath>
       <w:r>
         <w:rPr>
           <w:lang w:val="en-US" w:eastAsia="zh-CN"/>
@@ -18937,17 +19313,15 @@
       <w:r>
         <w:t>因此</w:t>
       </w:r>
-      <m:oMathPara>
-        <m:oMath>
-          <m:r>
-            <m:rPr/>
-            <w:rPr>
-              <w:rFonts w:hint="default" w:ascii="Cambria Math"/>
-            </w:rPr>
-            <m:t>|S|=4</m:t>
-          </m:r>
-        </m:oMath>
-      </m:oMathPara>
+      <m:oMath>
+        <m:r>
+          <m:rPr/>
+          <w:rPr>
+            <w:rFonts w:hint="default" w:ascii="Cambria Math"/>
+          </w:rPr>
+          <m:t>|S|=4</m:t>
+        </m:r>
+      </m:oMath>
       <w:r>
         <w:t>。</w:t>
       </w:r>
@@ -18964,224 +19338,272 @@
       <w:pPr>
         <w:bidi w:val="0"/>
       </w:pPr>
-      <m:oMathPara>
-        <m:oMath>
-          <m:r>
-            <m:rPr/>
-            <w:rPr>
-              <w:rFonts w:hint="default" w:ascii="Cambria Math"/>
-            </w:rPr>
-            <m:t>P(</m:t>
-          </m:r>
-          <m:sSub>
-            <m:sSubPr>
-              <m:ctrlPr>
-                <w:rPr>
-                  <w:rFonts w:hint="default" w:ascii="Cambria Math"/>
-                </w:rPr>
-              </m:ctrlPr>
-            </m:sSubPr>
-            <m:e>
-              <m:r>
-                <m:rPr/>
-                <w:rPr>
-                  <w:rFonts w:hint="default" w:ascii="Cambria Math"/>
-                </w:rPr>
-                <m:t>x</m:t>
-              </m:r>
-            </m:e>
-            <m:sub>
-              <m:r>
-                <m:rPr/>
-                <w:rPr>
-                  <w:rFonts w:hint="default" w:ascii="Cambria Math"/>
-                </w:rPr>
-                <m:t>t</m:t>
-              </m:r>
-            </m:sub>
-          </m:sSub>
-          <m:r>
-            <m:rPr/>
-            <w:rPr>
-              <w:rFonts w:hint="default" w:ascii="Cambria Math"/>
-            </w:rPr>
-            <m:t>∣</m:t>
-          </m:r>
-          <m:sSub>
-            <m:sSubPr>
-              <m:ctrlPr>
-                <w:rPr>
-                  <w:rFonts w:hint="default" w:ascii="Cambria Math"/>
-                </w:rPr>
-              </m:ctrlPr>
-            </m:sSubPr>
-            <m:e>
-              <m:r>
-                <m:rPr/>
-                <w:rPr>
-                  <w:rFonts w:hint="default" w:ascii="Cambria Math"/>
-                </w:rPr>
-                <m:t>y</m:t>
-              </m:r>
-            </m:e>
-            <m:sub>
-              <m:r>
-                <m:rPr/>
-                <w:rPr>
-                  <w:rFonts w:hint="default" w:ascii="Cambria Math"/>
-                </w:rPr>
-                <m:t>j</m:t>
-              </m:r>
-            </m:sub>
-          </m:sSub>
-          <m:r>
-            <m:rPr/>
-            <w:rPr>
-              <w:rFonts w:hint="default" w:ascii="Cambria Math"/>
-            </w:rPr>
-            <m:t>)=</m:t>
-          </m:r>
-          <m:f>
-            <m:fPr>
-              <m:ctrlPr>
-                <w:rPr>
-                  <w:rFonts w:hint="default" w:ascii="Cambria Math"/>
-                </w:rPr>
-              </m:ctrlPr>
-            </m:fPr>
-            <m:num>
-              <m:r>
-                <m:rPr/>
-                <w:rPr>
-                  <w:rFonts w:hint="default" w:ascii="Cambria Math"/>
-                </w:rPr>
-                <m:t>Count(</m:t>
-              </m:r>
-              <m:sSub>
-                <m:sSubPr>
-                  <m:ctrlPr>
-                    <w:rPr>
-                      <w:rFonts w:hint="default" w:ascii="Cambria Math"/>
-                    </w:rPr>
-                  </m:ctrlPr>
-                </m:sSubPr>
-                <m:e>
-                  <m:r>
-                    <m:rPr/>
-                    <w:rPr>
-                      <w:rFonts w:hint="default" w:ascii="Cambria Math"/>
-                    </w:rPr>
-                    <m:t>x</m:t>
-                  </m:r>
-                </m:e>
-                <m:sub>
-                  <m:r>
-                    <m:rPr/>
-                    <w:rPr>
-                      <w:rFonts w:hint="default" w:ascii="Cambria Math"/>
-                    </w:rPr>
-                    <m:t>t</m:t>
-                  </m:r>
-                </m:sub>
-              </m:sSub>
-              <m:r>
-                <m:rPr/>
-                <w:rPr>
-                  <w:rFonts w:hint="default" w:ascii="Cambria Math"/>
-                </w:rPr>
-                <m:t>,</m:t>
-              </m:r>
-              <m:sSub>
-                <m:sSubPr>
-                  <m:ctrlPr>
-                    <w:rPr>
-                      <w:rFonts w:hint="default" w:ascii="Cambria Math"/>
-                    </w:rPr>
-                  </m:ctrlPr>
-                </m:sSubPr>
-                <m:e>
-                  <m:r>
-                    <m:rPr/>
-                    <w:rPr>
-                      <w:rFonts w:hint="default" w:ascii="Cambria Math"/>
-                    </w:rPr>
-                    <m:t>y</m:t>
-                  </m:r>
-                </m:e>
-                <m:sub>
-                  <m:r>
-                    <m:rPr/>
-                    <w:rPr>
-                      <w:rFonts w:hint="default" w:ascii="Cambria Math"/>
-                    </w:rPr>
-                    <m:t>j</m:t>
-                  </m:r>
-                </m:sub>
-              </m:sSub>
-              <m:r>
-                <m:rPr/>
-                <w:rPr>
-                  <w:rFonts w:hint="default" w:ascii="Cambria Math"/>
-                </w:rPr>
-                <m:t>)+α</m:t>
-              </m:r>
-              <m:ctrlPr>
-                <w:rPr>
-                  <w:rFonts w:hint="default" w:ascii="Cambria Math"/>
-                </w:rPr>
-              </m:ctrlPr>
-            </m:num>
-            <m:den>
-              <m:r>
-                <m:rPr/>
-                <w:rPr>
-                  <w:rFonts w:hint="default" w:ascii="Cambria Math"/>
-                </w:rPr>
-                <m:t>Count(</m:t>
-              </m:r>
-              <m:sSub>
-                <m:sSubPr>
-                  <m:ctrlPr>
-                    <w:rPr>
-                      <w:rFonts w:hint="default" w:ascii="Cambria Math"/>
-                    </w:rPr>
-                  </m:ctrlPr>
-                </m:sSubPr>
-                <m:e>
-                  <m:r>
-                    <m:rPr/>
-                    <w:rPr>
-                      <w:rFonts w:hint="default" w:ascii="Cambria Math"/>
-                    </w:rPr>
-                    <m:t>y</m:t>
-                  </m:r>
-                </m:e>
-                <m:sub>
-                  <m:r>
-                    <m:rPr/>
-                    <w:rPr>
-                      <w:rFonts w:hint="default" w:ascii="Cambria Math"/>
-                    </w:rPr>
-                    <m:t>j</m:t>
-                  </m:r>
-                </m:sub>
-              </m:sSub>
-              <m:r>
-                <m:rPr/>
-                <w:rPr>
-                  <w:rFonts w:hint="default" w:ascii="Cambria Math"/>
-                </w:rPr>
-                <m:t>)+α⋅|V|</m:t>
-              </m:r>
-              <m:ctrlPr>
-                <w:rPr>
-                  <w:rFonts w:hint="default" w:ascii="Cambria Math"/>
-                </w:rPr>
-              </m:ctrlPr>
-            </m:den>
-          </m:f>
-        </m:oMath>
-      </m:oMathPara>
+      <m:oMath>
+        <m:r>
+          <m:rPr/>
+          <w:rPr>
+            <w:rFonts w:hint="default" w:ascii="Cambria Math"/>
+          </w:rPr>
+          <m:t>P(</m:t>
+        </m:r>
+        <m:sSub>
+          <m:sSubPr>
+            <m:ctrlPr>
+              <w:rPr>
+                <w:rFonts w:hint="default" w:ascii="Cambria Math"/>
+              </w:rPr>
+            </m:ctrlPr>
+          </m:sSubPr>
+          <m:e>
+            <m:r>
+              <m:rPr/>
+              <w:rPr>
+                <w:rFonts w:hint="default" w:ascii="Cambria Math"/>
+              </w:rPr>
+              <m:t>x</m:t>
+            </m:r>
+            <m:ctrlPr>
+              <w:rPr>
+                <w:rFonts w:hint="default" w:ascii="Cambria Math"/>
+              </w:rPr>
+            </m:ctrlPr>
+          </m:e>
+          <m:sub>
+            <m:r>
+              <m:rPr/>
+              <w:rPr>
+                <w:rFonts w:hint="default" w:ascii="Cambria Math"/>
+              </w:rPr>
+              <m:t>t</m:t>
+            </m:r>
+            <m:ctrlPr>
+              <w:rPr>
+                <w:rFonts w:hint="default" w:ascii="Cambria Math"/>
+              </w:rPr>
+            </m:ctrlPr>
+          </m:sub>
+        </m:sSub>
+        <m:r>
+          <m:rPr/>
+          <w:rPr>
+            <w:rFonts w:hint="default" w:ascii="Cambria Math"/>
+          </w:rPr>
+          <m:t>∣</m:t>
+        </m:r>
+        <m:sSub>
+          <m:sSubPr>
+            <m:ctrlPr>
+              <w:rPr>
+                <w:rFonts w:hint="default" w:ascii="Cambria Math"/>
+              </w:rPr>
+            </m:ctrlPr>
+          </m:sSubPr>
+          <m:e>
+            <m:r>
+              <m:rPr/>
+              <w:rPr>
+                <w:rFonts w:hint="default" w:ascii="Cambria Math"/>
+              </w:rPr>
+              <m:t>y</m:t>
+            </m:r>
+            <m:ctrlPr>
+              <w:rPr>
+                <w:rFonts w:hint="default" w:ascii="Cambria Math"/>
+              </w:rPr>
+            </m:ctrlPr>
+          </m:e>
+          <m:sub>
+            <m:r>
+              <m:rPr/>
+              <w:rPr>
+                <w:rFonts w:hint="default" w:ascii="Cambria Math"/>
+              </w:rPr>
+              <m:t>j</m:t>
+            </m:r>
+            <m:ctrlPr>
+              <w:rPr>
+                <w:rFonts w:hint="default" w:ascii="Cambria Math"/>
+              </w:rPr>
+            </m:ctrlPr>
+          </m:sub>
+        </m:sSub>
+        <m:r>
+          <m:rPr/>
+          <w:rPr>
+            <w:rFonts w:hint="default" w:ascii="Cambria Math"/>
+          </w:rPr>
+          <m:t>)=</m:t>
+        </m:r>
+        <m:f>
+          <m:fPr>
+            <m:ctrlPr>
+              <w:rPr>
+                <w:rFonts w:hint="default" w:ascii="Cambria Math"/>
+              </w:rPr>
+            </m:ctrlPr>
+          </m:fPr>
+          <m:num>
+            <m:r>
+              <m:rPr/>
+              <w:rPr>
+                <w:rFonts w:hint="default" w:ascii="Cambria Math"/>
+              </w:rPr>
+              <m:t>Count(</m:t>
+            </m:r>
+            <m:sSub>
+              <m:sSubPr>
+                <m:ctrlPr>
+                  <w:rPr>
+                    <w:rFonts w:hint="default" w:ascii="Cambria Math"/>
+                  </w:rPr>
+                </m:ctrlPr>
+              </m:sSubPr>
+              <m:e>
+                <m:r>
+                  <m:rPr/>
+                  <w:rPr>
+                    <w:rFonts w:hint="default" w:ascii="Cambria Math"/>
+                  </w:rPr>
+                  <m:t>x</m:t>
+                </m:r>
+                <m:ctrlPr>
+                  <w:rPr>
+                    <w:rFonts w:hint="default" w:ascii="Cambria Math"/>
+                  </w:rPr>
+                </m:ctrlPr>
+              </m:e>
+              <m:sub>
+                <m:r>
+                  <m:rPr/>
+                  <w:rPr>
+                    <w:rFonts w:hint="default" w:ascii="Cambria Math"/>
+                  </w:rPr>
+                  <m:t>t</m:t>
+                </m:r>
+                <m:ctrlPr>
+                  <w:rPr>
+                    <w:rFonts w:hint="default" w:ascii="Cambria Math"/>
+                  </w:rPr>
+                </m:ctrlPr>
+              </m:sub>
+            </m:sSub>
+            <m:r>
+              <m:rPr/>
+              <w:rPr>
+                <w:rFonts w:hint="default" w:ascii="Cambria Math"/>
+              </w:rPr>
+              <m:t>,</m:t>
+            </m:r>
+            <m:sSub>
+              <m:sSubPr>
+                <m:ctrlPr>
+                  <w:rPr>
+                    <w:rFonts w:hint="default" w:ascii="Cambria Math"/>
+                  </w:rPr>
+                </m:ctrlPr>
+              </m:sSubPr>
+              <m:e>
+                <m:r>
+                  <m:rPr/>
+                  <w:rPr>
+                    <w:rFonts w:hint="default" w:ascii="Cambria Math"/>
+                  </w:rPr>
+                  <m:t>y</m:t>
+                </m:r>
+                <m:ctrlPr>
+                  <w:rPr>
+                    <w:rFonts w:hint="default" w:ascii="Cambria Math"/>
+                  </w:rPr>
+                </m:ctrlPr>
+              </m:e>
+              <m:sub>
+                <m:r>
+                  <m:rPr/>
+                  <w:rPr>
+                    <w:rFonts w:hint="default" w:ascii="Cambria Math"/>
+                  </w:rPr>
+                  <m:t>j</m:t>
+                </m:r>
+                <m:ctrlPr>
+                  <w:rPr>
+                    <w:rFonts w:hint="default" w:ascii="Cambria Math"/>
+                  </w:rPr>
+                </m:ctrlPr>
+              </m:sub>
+            </m:sSub>
+            <m:r>
+              <m:rPr/>
+              <w:rPr>
+                <w:rFonts w:hint="default" w:ascii="Cambria Math"/>
+              </w:rPr>
+              <m:t>)+α</m:t>
+            </m:r>
+            <m:ctrlPr>
+              <w:rPr>
+                <w:rFonts w:hint="default" w:ascii="Cambria Math"/>
+              </w:rPr>
+            </m:ctrlPr>
+          </m:num>
+          <m:den>
+            <m:r>
+              <m:rPr/>
+              <w:rPr>
+                <w:rFonts w:hint="default" w:ascii="Cambria Math"/>
+              </w:rPr>
+              <m:t>Count(</m:t>
+            </m:r>
+            <m:sSub>
+              <m:sSubPr>
+                <m:ctrlPr>
+                  <w:rPr>
+                    <w:rFonts w:hint="default" w:ascii="Cambria Math"/>
+                  </w:rPr>
+                </m:ctrlPr>
+              </m:sSubPr>
+              <m:e>
+                <m:r>
+                  <m:rPr/>
+                  <w:rPr>
+                    <w:rFonts w:hint="default" w:ascii="Cambria Math"/>
+                  </w:rPr>
+                  <m:t>y</m:t>
+                </m:r>
+                <m:ctrlPr>
+                  <w:rPr>
+                    <w:rFonts w:hint="default" w:ascii="Cambria Math"/>
+                  </w:rPr>
+                </m:ctrlPr>
+              </m:e>
+              <m:sub>
+                <m:r>
+                  <m:rPr/>
+                  <w:rPr>
+                    <w:rFonts w:hint="default" w:ascii="Cambria Math"/>
+                  </w:rPr>
+                  <m:t>j</m:t>
+                </m:r>
+                <m:ctrlPr>
+                  <w:rPr>
+                    <w:rFonts w:hint="default" w:ascii="Cambria Math"/>
+                  </w:rPr>
+                </m:ctrlPr>
+              </m:sub>
+            </m:sSub>
+            <m:r>
+              <m:rPr/>
+              <w:rPr>
+                <w:rFonts w:hint="default" w:ascii="Cambria Math"/>
+              </w:rPr>
+              <m:t>)+α⋅|V|</m:t>
+            </m:r>
+            <m:ctrlPr>
+              <w:rPr>
+                <w:rFonts w:hint="default" w:ascii="Cambria Math"/>
+              </w:rPr>
+            </m:ctrlPr>
+          </m:den>
+        </m:f>
+      </m:oMath>
       <w:r>
         <w:rPr>
           <w:lang w:val="en-US" w:eastAsia="zh-CN"/>
@@ -19196,290 +19618,346 @@
       <w:r>
         <w:t>其中，</w:t>
       </w:r>
-      <m:oMathPara>
-        <m:oMath>
-          <m:r>
-            <m:rPr/>
-            <w:rPr>
-              <w:rFonts w:hint="default" w:ascii="Cambria Math"/>
-            </w:rPr>
-            <m:t>Count(</m:t>
-          </m:r>
-          <m:sSub>
-            <m:sSubPr>
-              <m:ctrlPr>
-                <w:rPr>
-                  <w:rFonts w:hint="default" w:ascii="Cambria Math"/>
-                </w:rPr>
-              </m:ctrlPr>
-            </m:sSubPr>
-            <m:e>
-              <m:r>
-                <m:rPr/>
-                <w:rPr>
-                  <w:rFonts w:hint="default" w:ascii="Cambria Math"/>
-                </w:rPr>
-                <m:t>x</m:t>
-              </m:r>
-            </m:e>
-            <m:sub>
-              <m:r>
-                <m:rPr/>
-                <w:rPr>
-                  <w:rFonts w:hint="default" w:ascii="Cambria Math"/>
-                </w:rPr>
-                <m:t>t</m:t>
-              </m:r>
-            </m:sub>
-          </m:sSub>
-          <m:r>
-            <m:rPr/>
-            <w:rPr>
-              <w:rFonts w:hint="default" w:ascii="Cambria Math"/>
-            </w:rPr>
-            <m:t>,</m:t>
-          </m:r>
-          <m:sSub>
-            <m:sSubPr>
-              <m:ctrlPr>
-                <w:rPr>
-                  <w:rFonts w:hint="default" w:ascii="Cambria Math"/>
-                </w:rPr>
-              </m:ctrlPr>
-            </m:sSubPr>
-            <m:e>
-              <m:r>
-                <m:rPr/>
-                <w:rPr>
-                  <w:rFonts w:hint="default" w:ascii="Cambria Math"/>
-                </w:rPr>
-                <m:t>y</m:t>
-              </m:r>
-            </m:e>
-            <m:sub>
-              <m:r>
-                <m:rPr/>
-                <w:rPr>
-                  <w:rFonts w:hint="default" w:ascii="Cambria Math"/>
-                </w:rPr>
-                <m:t>j</m:t>
-              </m:r>
-            </m:sub>
-          </m:sSub>
-          <m:r>
-            <m:rPr/>
-            <w:rPr>
-              <w:rFonts w:hint="default" w:ascii="Cambria Math"/>
-            </w:rPr>
-            <m:t>)</m:t>
-          </m:r>
-        </m:oMath>
-      </m:oMathPara>
+      <m:oMath>
+        <m:r>
+          <m:rPr/>
+          <w:rPr>
+            <w:rFonts w:hint="default" w:ascii="Cambria Math"/>
+          </w:rPr>
+          <m:t>Count(</m:t>
+        </m:r>
+        <m:sSub>
+          <m:sSubPr>
+            <m:ctrlPr>
+              <w:rPr>
+                <w:rFonts w:hint="default" w:ascii="Cambria Math"/>
+              </w:rPr>
+            </m:ctrlPr>
+          </m:sSubPr>
+          <m:e>
+            <m:r>
+              <m:rPr/>
+              <w:rPr>
+                <w:rFonts w:hint="default" w:ascii="Cambria Math"/>
+              </w:rPr>
+              <m:t>x</m:t>
+            </m:r>
+            <m:ctrlPr>
+              <w:rPr>
+                <w:rFonts w:hint="default" w:ascii="Cambria Math"/>
+              </w:rPr>
+            </m:ctrlPr>
+          </m:e>
+          <m:sub>
+            <m:r>
+              <m:rPr/>
+              <w:rPr>
+                <w:rFonts w:hint="default" w:ascii="Cambria Math"/>
+              </w:rPr>
+              <m:t>t</m:t>
+            </m:r>
+            <m:ctrlPr>
+              <w:rPr>
+                <w:rFonts w:hint="default" w:ascii="Cambria Math"/>
+              </w:rPr>
+            </m:ctrlPr>
+          </m:sub>
+        </m:sSub>
+        <m:r>
+          <m:rPr/>
+          <w:rPr>
+            <w:rFonts w:hint="default" w:ascii="Cambria Math"/>
+          </w:rPr>
+          <m:t>,</m:t>
+        </m:r>
+        <m:sSub>
+          <m:sSubPr>
+            <m:ctrlPr>
+              <w:rPr>
+                <w:rFonts w:hint="default" w:ascii="Cambria Math"/>
+              </w:rPr>
+            </m:ctrlPr>
+          </m:sSubPr>
+          <m:e>
+            <m:r>
+              <m:rPr/>
+              <w:rPr>
+                <w:rFonts w:hint="default" w:ascii="Cambria Math"/>
+              </w:rPr>
+              <m:t>y</m:t>
+            </m:r>
+            <m:ctrlPr>
+              <w:rPr>
+                <w:rFonts w:hint="default" w:ascii="Cambria Math"/>
+              </w:rPr>
+            </m:ctrlPr>
+          </m:e>
+          <m:sub>
+            <m:r>
+              <m:rPr/>
+              <w:rPr>
+                <w:rFonts w:hint="default" w:ascii="Cambria Math"/>
+              </w:rPr>
+              <m:t>j</m:t>
+            </m:r>
+            <m:ctrlPr>
+              <w:rPr>
+                <w:rFonts w:hint="default" w:ascii="Cambria Math"/>
+              </w:rPr>
+            </m:ctrlPr>
+          </m:sub>
+        </m:sSub>
+        <m:r>
+          <m:rPr/>
+          <w:rPr>
+            <w:rFonts w:hint="default" w:ascii="Cambria Math"/>
+          </w:rPr>
+          <m:t>)</m:t>
+        </m:r>
+      </m:oMath>
       <w:r>
         <w:t>表示字符</w:t>
       </w:r>
-      <m:oMathPara>
-        <m:oMath>
-          <m:sSub>
-            <m:sSubPr>
-              <m:ctrlPr>
-                <w:rPr>
-                  <w:rFonts w:hint="default" w:ascii="Cambria Math"/>
-                </w:rPr>
-              </m:ctrlPr>
-            </m:sSubPr>
-            <m:e>
-              <m:r>
-                <m:rPr/>
-                <w:rPr>
-                  <w:rFonts w:hint="default" w:ascii="Cambria Math"/>
-                </w:rPr>
-                <m:t>x</m:t>
-              </m:r>
-            </m:e>
-            <m:sub>
-              <m:r>
-                <m:rPr/>
-                <w:rPr>
-                  <w:rFonts w:hint="default" w:ascii="Cambria Math"/>
-                </w:rPr>
-                <m:t>t</m:t>
-              </m:r>
-            </m:sub>
-          </m:sSub>
-        </m:oMath>
-      </m:oMathPara>
+      <m:oMath>
+        <m:sSub>
+          <m:sSubPr>
+            <m:ctrlPr>
+              <w:rPr>
+                <w:rFonts w:hint="default" w:ascii="Cambria Math"/>
+              </w:rPr>
+            </m:ctrlPr>
+          </m:sSubPr>
+          <m:e>
+            <m:r>
+              <m:rPr/>
+              <w:rPr>
+                <w:rFonts w:hint="default" w:ascii="Cambria Math"/>
+              </w:rPr>
+              <m:t>x</m:t>
+            </m:r>
+            <m:ctrlPr>
+              <w:rPr>
+                <w:rFonts w:hint="default" w:ascii="Cambria Math"/>
+              </w:rPr>
+            </m:ctrlPr>
+          </m:e>
+          <m:sub>
+            <m:r>
+              <m:rPr/>
+              <w:rPr>
+                <w:rFonts w:hint="default" w:ascii="Cambria Math"/>
+              </w:rPr>
+              <m:t>t</m:t>
+            </m:r>
+            <m:ctrlPr>
+              <w:rPr>
+                <w:rFonts w:hint="default" w:ascii="Cambria Math"/>
+              </w:rPr>
+            </m:ctrlPr>
+          </m:sub>
+        </m:sSub>
+      </m:oMath>
       <w:r>
         <w:t>在标签</w:t>
       </w:r>
-      <m:oMathPara>
-        <m:oMath>
-          <m:sSub>
-            <m:sSubPr>
-              <m:ctrlPr>
-                <w:rPr>
-                  <w:rFonts w:hint="default" w:ascii="Cambria Math"/>
-                </w:rPr>
-              </m:ctrlPr>
-            </m:sSubPr>
-            <m:e>
-              <m:r>
-                <m:rPr/>
-                <w:rPr>
-                  <w:rFonts w:hint="default" w:ascii="Cambria Math"/>
-                </w:rPr>
-                <m:t>y</m:t>
-              </m:r>
-            </m:e>
-            <m:sub>
-              <m:r>
-                <m:rPr/>
-                <w:rPr>
-                  <w:rFonts w:hint="default" w:ascii="Cambria Math"/>
-                </w:rPr>
-                <m:t>j</m:t>
-              </m:r>
-            </m:sub>
-          </m:sSub>
-        </m:oMath>
-      </m:oMathPara>
+      <m:oMath>
+        <m:sSub>
+          <m:sSubPr>
+            <m:ctrlPr>
+              <w:rPr>
+                <w:rFonts w:hint="default" w:ascii="Cambria Math"/>
+              </w:rPr>
+            </m:ctrlPr>
+          </m:sSubPr>
+          <m:e>
+            <m:r>
+              <m:rPr/>
+              <w:rPr>
+                <w:rFonts w:hint="default" w:ascii="Cambria Math"/>
+              </w:rPr>
+              <m:t>y</m:t>
+            </m:r>
+            <m:ctrlPr>
+              <w:rPr>
+                <w:rFonts w:hint="default" w:ascii="Cambria Math"/>
+              </w:rPr>
+            </m:ctrlPr>
+          </m:e>
+          <m:sub>
+            <m:r>
+              <m:rPr/>
+              <w:rPr>
+                <w:rFonts w:hint="default" w:ascii="Cambria Math"/>
+              </w:rPr>
+              <m:t>j</m:t>
+            </m:r>
+            <m:ctrlPr>
+              <w:rPr>
+                <w:rFonts w:hint="default" w:ascii="Cambria Math"/>
+              </w:rPr>
+            </m:ctrlPr>
+          </m:sub>
+        </m:sSub>
+      </m:oMath>
       <w:r>
         <w:t>下出现的次数，</w:t>
       </w:r>
-      <m:oMathPara>
-        <m:oMath>
-          <m:r>
-            <m:rPr/>
-            <w:rPr>
-              <w:rFonts w:hint="default" w:ascii="Cambria Math"/>
-            </w:rPr>
-            <m:t>Count(</m:t>
-          </m:r>
-          <m:sSub>
-            <m:sSubPr>
-              <m:ctrlPr>
-                <w:rPr>
-                  <w:rFonts w:hint="default" w:ascii="Cambria Math"/>
-                </w:rPr>
-              </m:ctrlPr>
-            </m:sSubPr>
-            <m:e>
-              <m:r>
-                <m:rPr/>
-                <w:rPr>
-                  <w:rFonts w:hint="default" w:ascii="Cambria Math"/>
-                </w:rPr>
-                <m:t>y</m:t>
-              </m:r>
-            </m:e>
-            <m:sub>
-              <m:r>
-                <m:rPr/>
-                <w:rPr>
-                  <w:rFonts w:hint="default" w:ascii="Cambria Math"/>
-                </w:rPr>
-                <m:t>j</m:t>
-              </m:r>
-            </m:sub>
-          </m:sSub>
-          <m:r>
-            <m:rPr/>
-            <w:rPr>
-              <w:rFonts w:hint="default" w:ascii="Cambria Math"/>
-            </w:rPr>
-            <m:t>)</m:t>
-          </m:r>
-        </m:oMath>
-      </m:oMathPara>
+      <m:oMath>
+        <m:r>
+          <m:rPr/>
+          <w:rPr>
+            <w:rFonts w:hint="default" w:ascii="Cambria Math"/>
+          </w:rPr>
+          <m:t>Count(</m:t>
+        </m:r>
+        <m:sSub>
+          <m:sSubPr>
+            <m:ctrlPr>
+              <w:rPr>
+                <w:rFonts w:hint="default" w:ascii="Cambria Math"/>
+              </w:rPr>
+            </m:ctrlPr>
+          </m:sSubPr>
+          <m:e>
+            <m:r>
+              <m:rPr/>
+              <w:rPr>
+                <w:rFonts w:hint="default" w:ascii="Cambria Math"/>
+              </w:rPr>
+              <m:t>y</m:t>
+            </m:r>
+            <m:ctrlPr>
+              <w:rPr>
+                <w:rFonts w:hint="default" w:ascii="Cambria Math"/>
+              </w:rPr>
+            </m:ctrlPr>
+          </m:e>
+          <m:sub>
+            <m:r>
+              <m:rPr/>
+              <w:rPr>
+                <w:rFonts w:hint="default" w:ascii="Cambria Math"/>
+              </w:rPr>
+              <m:t>j</m:t>
+            </m:r>
+            <m:ctrlPr>
+              <w:rPr>
+                <w:rFonts w:hint="default" w:ascii="Cambria Math"/>
+              </w:rPr>
+            </m:ctrlPr>
+          </m:sub>
+        </m:sSub>
+        <m:r>
+          <m:rPr/>
+          <w:rPr>
+            <w:rFonts w:hint="default" w:ascii="Cambria Math"/>
+          </w:rPr>
+          <m:t>)</m:t>
+        </m:r>
+      </m:oMath>
       <w:r>
         <w:t xml:space="preserve">表示标签 </w:t>
       </w:r>
-      <m:oMathPara>
-        <m:oMath>
-          <m:sSub>
-            <m:sSubPr>
-              <m:ctrlPr>
-                <w:rPr>
-                  <w:rFonts w:hint="default" w:ascii="Cambria Math"/>
-                </w:rPr>
-              </m:ctrlPr>
-            </m:sSubPr>
-            <m:e>
-              <m:r>
-                <m:rPr/>
-                <w:rPr>
-                  <w:rFonts w:hint="default" w:ascii="Cambria Math"/>
-                </w:rPr>
-                <m:t>y</m:t>
-              </m:r>
-            </m:e>
-            <m:sub>
-              <m:r>
-                <m:rPr/>
-                <w:rPr>
-                  <w:rFonts w:hint="default" w:ascii="Cambria Math"/>
-                </w:rPr>
-                <m:t>j</m:t>
-              </m:r>
-            </m:sub>
-          </m:sSub>
-        </m:oMath>
-      </m:oMathPara>
+      <m:oMath>
+        <m:sSub>
+          <m:sSubPr>
+            <m:ctrlPr>
+              <w:rPr>
+                <w:rFonts w:hint="default" w:ascii="Cambria Math"/>
+              </w:rPr>
+            </m:ctrlPr>
+          </m:sSubPr>
+          <m:e>
+            <m:r>
+              <m:rPr/>
+              <w:rPr>
+                <w:rFonts w:hint="default" w:ascii="Cambria Math"/>
+              </w:rPr>
+              <m:t>y</m:t>
+            </m:r>
+            <m:ctrlPr>
+              <w:rPr>
+                <w:rFonts w:hint="default" w:ascii="Cambria Math"/>
+              </w:rPr>
+            </m:ctrlPr>
+          </m:e>
+          <m:sub>
+            <m:r>
+              <m:rPr/>
+              <w:rPr>
+                <w:rFonts w:hint="default" w:ascii="Cambria Math"/>
+              </w:rPr>
+              <m:t>j</m:t>
+            </m:r>
+            <m:ctrlPr>
+              <w:rPr>
+                <w:rFonts w:hint="default" w:ascii="Cambria Math"/>
+              </w:rPr>
+            </m:ctrlPr>
+          </m:sub>
+        </m:sSub>
+      </m:oMath>
       <w:r>
         <w:t xml:space="preserve"> 的总出现次数，</w:t>
       </w:r>
-      <m:oMathPara>
-        <m:oMath>
-          <m:r>
-            <m:rPr/>
-            <w:rPr>
-              <w:rFonts w:hint="default" w:ascii="Cambria Math"/>
-            </w:rPr>
-            <m:t>|V|</m:t>
-          </m:r>
-        </m:oMath>
-      </m:oMathPara>
+      <m:oMath>
+        <m:r>
+          <m:rPr/>
+          <w:rPr>
+            <w:rFonts w:hint="default" w:ascii="Cambria Math"/>
+          </w:rPr>
+          <m:t>|V|</m:t>
+        </m:r>
+      </m:oMath>
       <w:r>
         <w:t>表示训练集字符表大小。通过引入α，即使某个字符在某个标签下没有出现过，也不会得到0概率，从而保证Viterbi矩阵</w:t>
       </w:r>
-      <m:oMathPara>
-        <m:oMath>
-          <m:sSub>
-            <m:sSubPr>
-              <m:ctrlPr>
-                <w:rPr>
-                  <w:rFonts w:hint="default" w:ascii="Cambria Math"/>
-                </w:rPr>
-              </m:ctrlPr>
-            </m:sSubPr>
-            <m:e>
-              <m:r>
-                <m:rPr/>
-                <w:rPr>
-                  <w:rFonts w:hint="default" w:ascii="Cambria Math"/>
-                </w:rPr>
-                <m:t>δ</m:t>
-              </m:r>
-            </m:e>
-            <m:sub>
-              <m:r>
-                <m:rPr/>
-                <w:rPr>
-                  <w:rFonts w:hint="default" w:ascii="Cambria Math"/>
-                </w:rPr>
-                <m:t>t</m:t>
-              </m:r>
-            </m:sub>
-          </m:sSub>
-          <m:r>
-            <m:rPr/>
-            <w:rPr>
-              <w:rFonts w:hint="default" w:ascii="Cambria Math"/>
-            </w:rPr>
-            <m:t>(s)</m:t>
-          </m:r>
-        </m:oMath>
-      </m:oMathPara>
+      <m:oMath>
+        <m:sSub>
+          <m:sSubPr>
+            <m:ctrlPr>
+              <w:rPr>
+                <w:rFonts w:hint="default" w:ascii="Cambria Math"/>
+              </w:rPr>
+            </m:ctrlPr>
+          </m:sSubPr>
+          <m:e>
+            <m:r>
+              <m:rPr/>
+              <w:rPr>
+                <w:rFonts w:hint="default" w:ascii="Cambria Math"/>
+              </w:rPr>
+              <m:t>δ</m:t>
+            </m:r>
+            <m:ctrlPr>
+              <w:rPr>
+                <w:rFonts w:hint="default" w:ascii="Cambria Math"/>
+              </w:rPr>
+            </m:ctrlPr>
+          </m:e>
+          <m:sub>
+            <m:r>
+              <m:rPr/>
+              <w:rPr>
+                <w:rFonts w:hint="default" w:ascii="Cambria Math"/>
+              </w:rPr>
+              <m:t>t</m:t>
+            </m:r>
+            <m:ctrlPr>
+              <w:rPr>
+                <w:rFonts w:hint="default" w:ascii="Cambria Math"/>
+              </w:rPr>
+            </m:ctrlPr>
+          </m:sub>
+        </m:sSub>
+        <m:r>
+          <m:rPr/>
+          <w:rPr>
+            <w:rFonts w:hint="default" w:ascii="Cambria Math"/>
+          </w:rPr>
+          <m:t>(s)</m:t>
+        </m:r>
+      </m:oMath>
       <w:r>
         <w:t>在面对低频组合时仍然能够保持数值有效。</w:t>
       </w:r>
@@ -19511,17 +19989,15 @@
       <w:r>
         <w:t>时，该方法退化为常见的加一平滑；当</w:t>
       </w:r>
-      <m:oMathPara>
-        <m:oMath>
-          <m:r>
-            <m:rPr/>
-            <w:rPr>
-              <w:rFonts w:hint="default" w:ascii="Cambria Math"/>
-            </w:rPr>
-            <m:t>α&lt;1.0</m:t>
-          </m:r>
-        </m:oMath>
-      </m:oMathPara>
+      <m:oMath>
+        <m:r>
+          <m:rPr/>
+          <w:rPr>
+            <w:rFonts w:hint="default" w:ascii="Cambria Math"/>
+          </w:rPr>
+          <m:t>α&lt;1.0</m:t>
+        </m:r>
+      </m:oMath>
       <w:r>
         <w:t xml:space="preserve"> 时，平滑强度减弱，模型会更加相信训练集中真实出现过的统计分布。</w:t>
       </w:r>
@@ -19579,6 +20055,11 @@
                 </w:rPr>
                 <m:t>e</m:t>
               </m:r>
+              <m:ctrlPr>
+                <w:rPr>
+                  <w:rFonts w:hint="default" w:ascii="Cambria Math"/>
+                </w:rPr>
+              </m:ctrlPr>
             </m:e>
             <m:sub>
               <m:r>
@@ -19588,6 +20069,11 @@
                 </w:rPr>
                 <m:t>unk</m:t>
               </m:r>
+              <m:ctrlPr>
+                <w:rPr>
+                  <w:rFonts w:hint="default" w:ascii="Cambria Math"/>
+                </w:rPr>
+              </m:ctrlPr>
             </m:sub>
           </m:sSub>
           <m:r>
@@ -19615,6 +20101,11 @@
                 </w:rPr>
                 <m:t>log</m:t>
               </m:r>
+              <m:ctrlPr>
+                <w:rPr>
+                  <w:rFonts w:hint="default" w:ascii="Cambria Math"/>
+                </w:rPr>
+              </m:ctrlPr>
             </m:fName>
             <m:e>
               <m:f>
@@ -19633,6 +20124,11 @@
                     </w:rPr>
                     <m:t>α</m:t>
                   </m:r>
+                  <m:ctrlPr>
+                    <w:rPr>
+                      <w:rFonts w:hint="default" w:ascii="Cambria Math"/>
+                    </w:rPr>
+                  </m:ctrlPr>
                 </m:num>
                 <m:den>
                   <m:r>
@@ -19642,6 +20138,11 @@
                     </w:rPr>
                     <m:t>Count(s)+α⋅|V|</m:t>
                   </m:r>
+                  <m:ctrlPr>
+                    <w:rPr>
+                      <w:rFonts w:hint="default" w:ascii="Cambria Math"/>
+                    </w:rPr>
+                  </m:ctrlPr>
                 </m:den>
               </m:f>
               <m:ctrlPr>
@@ -19661,45 +20162,39 @@
       <w:r>
         <w:t>其中，</w:t>
       </w:r>
-      <m:oMathPara>
-        <m:oMath>
-          <m:r>
-            <m:rPr/>
-            <w:rPr>
-              <w:rFonts w:hint="default" w:ascii="Cambria Math"/>
-            </w:rPr>
-            <m:t>Count(s)</m:t>
-          </m:r>
-        </m:oMath>
-      </m:oMathPara>
+      <m:oMath>
+        <m:r>
+          <m:rPr/>
+          <w:rPr>
+            <w:rFonts w:hint="default" w:ascii="Cambria Math"/>
+          </w:rPr>
+          <m:t>Count(s)</m:t>
+        </m:r>
+      </m:oMath>
       <w:r>
         <w:t>表示状态</w:t>
       </w:r>
-      <m:oMathPara>
-        <m:oMath>
-          <m:r>
-            <m:rPr/>
-            <w:rPr>
-              <w:rFonts w:hint="default" w:ascii="Cambria Math"/>
-            </w:rPr>
-            <m:t>s</m:t>
-          </m:r>
-        </m:oMath>
-      </m:oMathPara>
+      <m:oMath>
+        <m:r>
+          <m:rPr/>
+          <w:rPr>
+            <w:rFonts w:hint="default" w:ascii="Cambria Math"/>
+          </w:rPr>
+          <m:t>s</m:t>
+        </m:r>
+      </m:oMath>
       <w:r>
         <w:t>在训练集中出现的总次数，</w:t>
       </w:r>
-      <m:oMathPara>
-        <m:oMath>
-          <m:r>
-            <m:rPr/>
-            <w:rPr>
-              <w:rFonts w:hint="default" w:ascii="Cambria Math"/>
-            </w:rPr>
-            <m:t>|V|</m:t>
-          </m:r>
-        </m:oMath>
-      </m:oMathPara>
+      <m:oMath>
+        <m:r>
+          <m:rPr/>
+          <w:rPr>
+            <w:rFonts w:hint="default" w:ascii="Cambria Math"/>
+          </w:rPr>
+          <m:t>|V|</m:t>
+        </m:r>
+      </m:oMath>
       <w:r>
         <w:t>表示训练集字符表大小。需要注意的是，unknown_emit 并不是所有状态共享同一个固定值，而是每个状态都有一个对应的 unknown_emit[s]。这是因为不同状态在训练集中出现频次不同，其默认OOV发射概率也应有所区别。</w:t>
       </w:r>
@@ -19843,17 +20338,15 @@
       <w:r>
         <w:t>为了科学确定平滑系数</w:t>
       </w:r>
-      <m:oMathPara>
-        <m:oMath>
-          <m:r>
-            <m:rPr/>
-            <w:rPr>
-              <w:rFonts w:hint="default" w:ascii="Cambria Math"/>
-            </w:rPr>
-            <m:t>α</m:t>
-          </m:r>
-        </m:oMath>
-      </m:oMathPara>
+      <m:oMath>
+        <m:r>
+          <m:rPr/>
+          <w:rPr>
+            <w:rFonts w:hint="default" w:ascii="Cambria Math"/>
+          </w:rPr>
+          <m:t>α</m:t>
+        </m:r>
+      </m:oMath>
       <w:r>
         <w:t>，本实验在</w:t>
       </w:r>
@@ -19969,17 +20462,15 @@
       <w:pPr>
         <w:bidi w:val="0"/>
       </w:pPr>
-      <m:oMathPara>
-        <m:oMath>
-          <m:r>
-            <m:rPr/>
-            <w:rPr>
-              <w:rFonts w:hint="default" w:ascii="Cambria Math"/>
-            </w:rPr>
-            <m:t>α∈{1.0,0.5,0.1,0.05,0.01}</m:t>
-          </m:r>
-        </m:oMath>
-      </m:oMathPara>
+      <m:oMath>
+        <m:r>
+          <m:rPr/>
+          <w:rPr>
+            <w:rFonts w:hint="default" w:ascii="Cambria Math"/>
+          </w:rPr>
+          <m:t>α∈{1.0,0.5,0.1,0.05,0.01}</m:t>
+        </m:r>
+      </m:oMath>
       <w:r>
         <w:rPr>
           <w:lang w:val="en-US" w:eastAsia="zh-CN"/>
@@ -20278,7 +20769,9 @@
         </w:tblBorders>
         <w:tblLayout w:type="autofit"/>
         <w:tblCellMar>
+          <w:top w:w="0" w:type="dxa"/>
           <w:left w:w="108" w:type="dxa"/>
+          <w:bottom w:w="0" w:type="dxa"/>
           <w:right w:w="108" w:type="dxa"/>
         </w:tblCellMar>
       </w:tblPr>
@@ -20298,7 +20791,9 @@
             <w:insideV w:val="single" w:color="auto" w:sz="4" w:space="0"/>
           </w:tblBorders>
           <w:tblCellMar>
+            <w:top w:w="0" w:type="dxa"/>
             <w:left w:w="108" w:type="dxa"/>
+            <w:bottom w:w="0" w:type="dxa"/>
             <w:right w:w="108" w:type="dxa"/>
           </w:tblCellMar>
         </w:tblPrEx>
@@ -20390,7 +20885,9 @@
             <w:insideV w:val="single" w:color="auto" w:sz="4" w:space="0"/>
           </w:tblBorders>
           <w:tblCellMar>
+            <w:top w:w="0" w:type="dxa"/>
             <w:left w:w="108" w:type="dxa"/>
+            <w:bottom w:w="0" w:type="dxa"/>
             <w:right w:w="108" w:type="dxa"/>
           </w:tblCellMar>
         </w:tblPrEx>
@@ -20481,7 +20978,9 @@
             <w:insideV w:val="single" w:color="auto" w:sz="4" w:space="0"/>
           </w:tblBorders>
           <w:tblCellMar>
+            <w:top w:w="0" w:type="dxa"/>
             <w:left w:w="108" w:type="dxa"/>
+            <w:bottom w:w="0" w:type="dxa"/>
             <w:right w:w="108" w:type="dxa"/>
           </w:tblCellMar>
         </w:tblPrEx>
@@ -20572,7 +21071,9 @@
             <w:insideV w:val="single" w:color="auto" w:sz="4" w:space="0"/>
           </w:tblBorders>
           <w:tblCellMar>
+            <w:top w:w="0" w:type="dxa"/>
             <w:left w:w="108" w:type="dxa"/>
+            <w:bottom w:w="0" w:type="dxa"/>
             <w:right w:w="108" w:type="dxa"/>
           </w:tblCellMar>
         </w:tblPrEx>
@@ -20663,7 +21164,9 @@
             <w:insideV w:val="single" w:color="auto" w:sz="4" w:space="0"/>
           </w:tblBorders>
           <w:tblCellMar>
+            <w:top w:w="0" w:type="dxa"/>
             <w:left w:w="108" w:type="dxa"/>
+            <w:bottom w:w="0" w:type="dxa"/>
             <w:right w:w="108" w:type="dxa"/>
           </w:tblCellMar>
         </w:tblPrEx>
@@ -20754,7 +21257,9 @@
             <w:insideV w:val="single" w:color="auto" w:sz="4" w:space="0"/>
           </w:tblBorders>
           <w:tblCellMar>
+            <w:top w:w="0" w:type="dxa"/>
             <w:left w:w="108" w:type="dxa"/>
+            <w:bottom w:w="0" w:type="dxa"/>
             <w:right w:w="108" w:type="dxa"/>
           </w:tblCellMar>
         </w:tblPrEx>
@@ -21050,31 +21555,27 @@
       <w:r>
         <w:t>集上的最优参数并不一定保证测试集准确率同步提升。默认</w:t>
       </w:r>
-      <m:oMathPara>
-        <m:oMath>
-          <m:r>
-            <m:rPr/>
-            <w:rPr>
-              <w:rFonts w:hint="default" w:ascii="Cambria Math"/>
-            </w:rPr>
-            <m:t>α=1.0</m:t>
-          </m:r>
-        </m:oMath>
-      </m:oMathPara>
+      <m:oMath>
+        <m:r>
+          <m:rPr/>
+          <w:rPr>
+            <w:rFonts w:hint="default" w:ascii="Cambria Math"/>
+          </w:rPr>
+          <m:t>α=1.0</m:t>
+        </m:r>
+      </m:oMath>
       <w:r>
         <w:t>时，模型在测试集上的标签准确率为 0.8148，Macro F1 为 0.7213；自动调参选择</w:t>
       </w:r>
-      <m:oMathPara>
-        <m:oMath>
-          <m:r>
-            <m:rPr/>
-            <w:rPr>
-              <w:rFonts w:hint="default" w:ascii="Cambria Math"/>
-            </w:rPr>
-            <m:t>α=0.01</m:t>
-          </m:r>
-        </m:oMath>
-      </m:oMathPara>
+      <m:oMath>
+        <m:r>
+          <m:rPr/>
+          <w:rPr>
+            <w:rFonts w:hint="default" w:ascii="Cambria Math"/>
+          </w:rPr>
+          <m:t>α=0.01</m:t>
+        </m:r>
+      </m:oMath>
       <w:r>
         <w:t>后，测试集准确率为 0.7944，Macro F1 为 0.7214。也就是说，自动调参版本的 Macro F1 与默认版本基本持平，但 Accuracy 有所下降。</w:t>
       </w:r>
@@ -21086,31 +21587,27 @@
       <w:r>
         <w:t>这说明较小的</w:t>
       </w:r>
-      <m:oMathPara>
-        <m:oMath>
-          <m:r>
-            <m:rPr/>
-            <w:rPr>
-              <w:rFonts w:hint="default" w:ascii="Cambria Math"/>
-            </w:rPr>
-            <m:t>α</m:t>
-          </m:r>
-        </m:oMath>
-      </m:oMathPara>
+      <m:oMath>
+        <m:r>
+          <m:rPr/>
+          <w:rPr>
+            <w:rFonts w:hint="default" w:ascii="Cambria Math"/>
+          </w:rPr>
+          <m:t>α</m:t>
+        </m:r>
+      </m:oMath>
       <w:r>
         <w:t>会减弱平滑强度，使模型更加依赖训练数据中的真实统计分布。其好处是能够提高 M 标签的召回能力，使模型更愿意识别长词内部字符；但同时也会带来更多误判，使整体准确率和Macro Precision下降。因此，本文将默认</w:t>
       </w:r>
-      <m:oMathPara>
-        <m:oMath>
-          <m:r>
-            <m:rPr/>
-            <w:rPr>
-              <w:rFonts w:hint="default" w:ascii="Cambria Math"/>
-            </w:rPr>
-            <m:t>α=1.0</m:t>
-          </m:r>
-        </m:oMath>
-      </m:oMathPara>
+      <m:oMath>
+        <m:r>
+          <m:rPr/>
+          <w:rPr>
+            <w:rFonts w:hint="default" w:ascii="Cambria Math"/>
+          </w:rPr>
+          <m:t>α=1.0</m:t>
+        </m:r>
+      </m:oMath>
       <w:r>
         <w:t>的结果作为 HMM主线测试结果，将基于</w:t>
       </w:r>
@@ -21210,31 +21707,27 @@
       <w:r>
         <w:t>集，并在</w:t>
       </w:r>
-      <m:oMathPara>
-        <m:oMath>
-          <m:r>
-            <m:rPr/>
-            <w:rPr>
-              <w:rFonts w:hint="default" w:ascii="Cambria Math"/>
-            </w:rPr>
-            <m:t>α∈{1.0,0.5,0.1,0.05,0.01}</m:t>
-          </m:r>
-        </m:oMath>
-      </m:oMathPara>
+      <m:oMath>
+        <m:r>
+          <m:rPr/>
+          <w:rPr>
+            <w:rFonts w:hint="default" w:ascii="Cambria Math"/>
+          </w:rPr>
+          <m:t>α∈{1.0,0.5,0.1,0.05,0.01}</m:t>
+        </m:r>
+      </m:oMath>
       <w:r>
         <w:t>中搜索最优平滑系数。实验结果表明，</w:t>
       </w:r>
-      <m:oMathPara>
-        <m:oMath>
-          <m:r>
-            <m:rPr/>
-            <w:rPr>
-              <w:rFonts w:hint="default" w:ascii="Cambria Math"/>
-            </w:rPr>
-            <m:t>α=0.01</m:t>
-          </m:r>
-        </m:oMath>
-      </m:oMathPara>
+      <m:oMath>
+        <m:r>
+          <m:rPr/>
+          <w:rPr>
+            <w:rFonts w:hint="default" w:ascii="Cambria Math"/>
+          </w:rPr>
+          <m:t>α=0.01</m:t>
+        </m:r>
+      </m:oMath>
       <w:r>
         <w:t>在</w:t>
       </w:r>
@@ -21248,31 +21741,27 @@
       <w:r>
         <w:t>集Macro F1上取得最高值。但是，在测试集最终评估中，默认</w:t>
       </w:r>
-      <m:oMathPara>
-        <m:oMath>
-          <m:r>
-            <m:rPr/>
-            <w:rPr>
-              <w:rFonts w:hint="default" w:ascii="Cambria Math"/>
-            </w:rPr>
-            <m:t>α=1.0</m:t>
-          </m:r>
-        </m:oMath>
-      </m:oMathPara>
+      <m:oMath>
+        <m:r>
+          <m:rPr/>
+          <w:rPr>
+            <w:rFonts w:hint="default" w:ascii="Cambria Math"/>
+          </w:rPr>
+          <m:t>α=1.0</m:t>
+        </m:r>
+      </m:oMath>
       <w:r>
         <w:t>的模型取得了更高的标签级准确率，并且B、E、S等主要边界标签的预测表现更加稳定。因此，本文将默认</w:t>
       </w:r>
-      <m:oMathPara>
-        <m:oMath>
-          <m:r>
-            <m:rPr/>
-            <w:rPr>
-              <w:rFonts w:hint="default" w:ascii="Cambria Math"/>
-            </w:rPr>
-            <m:t>α=1.0</m:t>
-          </m:r>
-        </m:oMath>
-      </m:oMathPara>
+      <m:oMath>
+        <m:r>
+          <m:rPr/>
+          <w:rPr>
+            <w:rFonts w:hint="default" w:ascii="Cambria Math"/>
+          </w:rPr>
+          <m:t>α=1.0</m:t>
+        </m:r>
+      </m:oMath>
       <w:r>
         <w:t>作为HMM主线实验结果，将</w:t>
       </w:r>
@@ -21286,17 +21775,15 @@
       <w:r>
         <w:t>集自动调参得到的</w:t>
       </w:r>
-      <m:oMathPara>
-        <m:oMath>
-          <m:r>
-            <m:rPr/>
-            <w:rPr>
-              <w:rFonts w:hint="default" w:ascii="Cambria Math"/>
-            </w:rPr>
-            <m:t>α=0.01</m:t>
-          </m:r>
-        </m:oMath>
-      </m:oMathPara>
+      <m:oMath>
+        <m:r>
+          <m:rPr/>
+          <w:rPr>
+            <w:rFonts w:hint="default" w:ascii="Cambria Math"/>
+          </w:rPr>
+          <m:t>α=0.01</m:t>
+        </m:r>
+      </m:oMath>
       <w:r>
         <w:t>作为平滑参数敏感性分析结果。这样的设置既保留了自动调参过程的严谨性，也避免仅根据</w:t>
       </w:r>
@@ -21367,6 +21854,11 @@
                 </w:rPr>
                 <m:t>预测正确的标签数量</m:t>
               </m:r>
+              <m:ctrlPr>
+                <w:rPr>
+                  <w:rFonts w:hint="default" w:ascii="Cambria Math" w:hAnsi="Cambria Math"/>
+                </w:rPr>
+              </m:ctrlPr>
             </m:num>
             <m:den>
               <m:r>
@@ -21378,6 +21870,11 @@
                 </w:rPr>
                 <m:t>测试集标签总数量</m:t>
               </m:r>
+              <m:ctrlPr>
+                <w:rPr>
+                  <w:rFonts w:hint="default" w:ascii="Cambria Math" w:hAnsi="Cambria Math"/>
+                </w:rPr>
+              </m:ctrlPr>
             </m:den>
           </m:f>
         </m:oMath>
@@ -21415,6 +21912,11 @@
                 </w:rPr>
                 <m:t>n</m:t>
               </m:r>
+              <m:ctrlPr>
+                <w:rPr>
+                  <w:rFonts w:hint="default" w:ascii="Cambria Math"/>
+                </w:rPr>
+              </m:ctrlPr>
             </m:e>
             <m:sub>
               <m:r>
@@ -21424,6 +21926,11 @@
                 </w:rPr>
                 <m:t>i</m:t>
               </m:r>
+              <m:ctrlPr>
+                <w:rPr>
+                  <w:rFonts w:hint="default" w:ascii="Cambria Math"/>
+                </w:rPr>
+              </m:ctrlPr>
             </m:sub>
           </m:sSub>
           <m:r>
@@ -21465,6 +21972,11 @@
                     </w:rPr>
                     <m:t>P</m:t>
                   </m:r>
+                  <m:ctrlPr>
+                    <w:rPr>
+                      <w:rFonts w:hint="default" w:ascii="Cambria Math"/>
+                    </w:rPr>
+                  </m:ctrlPr>
                 </m:e>
                 <m:sub>
                   <m:r>
@@ -21474,6 +21986,11 @@
                     </w:rPr>
                     <m:t>i</m:t>
                   </m:r>
+                  <m:ctrlPr>
+                    <w:rPr>
+                      <w:rFonts w:hint="default" w:ascii="Cambria Math"/>
+                    </w:rPr>
+                  </m:ctrlPr>
                 </m:sub>
               </m:sSub>
               <m:ctrlPr>
@@ -21506,6 +22023,11 @@
                     </w:rPr>
                     <m:t>P</m:t>
                   </m:r>
+                  <m:ctrlPr>
+                    <w:rPr>
+                      <w:rFonts w:hint="default" w:ascii="Cambria Math"/>
+                    </w:rPr>
+                  </m:ctrlPr>
                 </m:e>
                 <m:sub>
                   <m:r>
@@ -21515,6 +22037,11 @@
                     </w:rPr>
                     <m:t>i</m:t>
                   </m:r>
+                  <m:ctrlPr>
+                    <w:rPr>
+                      <w:rFonts w:hint="default" w:ascii="Cambria Math"/>
+                    </w:rPr>
+                  </m:ctrlPr>
                 </m:sub>
               </m:sSub>
               <m:r>
@@ -21540,6 +22067,11 @@
                     </w:rPr>
                     <m:t>P</m:t>
                   </m:r>
+                  <m:ctrlPr>
+                    <w:rPr>
+                      <w:rFonts w:hint="default" w:ascii="Cambria Math"/>
+                    </w:rPr>
+                  </m:ctrlPr>
                 </m:e>
                 <m:sub>
                   <m:r>
@@ -21549,6 +22081,11 @@
                     </w:rPr>
                     <m:t>i</m:t>
                   </m:r>
+                  <m:ctrlPr>
+                    <w:rPr>
+                      <w:rFonts w:hint="default" w:ascii="Cambria Math"/>
+                    </w:rPr>
+                  </m:ctrlPr>
                 </m:sub>
               </m:sSub>
               <m:ctrlPr>
@@ -21593,6 +22130,11 @@
                 </w:rPr>
                 <m:t>l</m:t>
               </m:r>
+              <m:ctrlPr>
+                <w:rPr>
+                  <w:rFonts w:hint="default" w:ascii="Cambria Math"/>
+                </w:rPr>
+              </m:ctrlPr>
             </m:e>
             <m:sub>
               <m:r>
@@ -21602,6 +22144,11 @@
                 </w:rPr>
                 <m:t>i</m:t>
               </m:r>
+              <m:ctrlPr>
+                <w:rPr>
+                  <w:rFonts w:hint="default" w:ascii="Cambria Math"/>
+                </w:rPr>
+              </m:ctrlPr>
             </m:sub>
           </m:sSub>
           <m:r>
@@ -21643,6 +22190,11 @@
                     </w:rPr>
                     <m:t>P</m:t>
                   </m:r>
+                  <m:ctrlPr>
+                    <w:rPr>
+                      <w:rFonts w:hint="default" w:ascii="Cambria Math"/>
+                    </w:rPr>
+                  </m:ctrlPr>
                 </m:e>
                 <m:sub>
                   <m:r>
@@ -21652,6 +22204,11 @@
                     </w:rPr>
                     <m:t>i</m:t>
                   </m:r>
+                  <m:ctrlPr>
+                    <w:rPr>
+                      <w:rFonts w:hint="default" w:ascii="Cambria Math"/>
+                    </w:rPr>
+                  </m:ctrlPr>
                 </m:sub>
               </m:sSub>
               <m:ctrlPr>
@@ -21684,6 +22241,11 @@
                     </w:rPr>
                     <m:t>P</m:t>
                   </m:r>
+                  <m:ctrlPr>
+                    <w:rPr>
+                      <w:rFonts w:hint="default" w:ascii="Cambria Math"/>
+                    </w:rPr>
+                  </m:ctrlPr>
                 </m:e>
                 <m:sub>
                   <m:r>
@@ -21693,6 +22255,11 @@
                     </w:rPr>
                     <m:t>i</m:t>
                   </m:r>
+                  <m:ctrlPr>
+                    <w:rPr>
+                      <w:rFonts w:hint="default" w:ascii="Cambria Math"/>
+                    </w:rPr>
+                  </m:ctrlPr>
                 </m:sub>
               </m:sSub>
               <m:r>
@@ -21718,6 +22285,11 @@
                     </w:rPr>
                     <m:t>N</m:t>
                   </m:r>
+                  <m:ctrlPr>
+                    <w:rPr>
+                      <w:rFonts w:hint="default" w:ascii="Cambria Math"/>
+                    </w:rPr>
+                  </m:ctrlPr>
                 </m:e>
                 <m:sub>
                   <m:r>
@@ -21727,6 +22299,11 @@
                     </w:rPr>
                     <m:t>i</m:t>
                   </m:r>
+                  <m:ctrlPr>
+                    <w:rPr>
+                      <w:rFonts w:hint="default" w:ascii="Cambria Math"/>
+                    </w:rPr>
+                  </m:ctrlPr>
                 </m:sub>
               </m:sSub>
               <m:ctrlPr>
@@ -21775,6 +22352,11 @@
                 </w:rPr>
                 <m:t>1</m:t>
               </m:r>
+              <m:ctrlPr>
+                <w:rPr>
+                  <w:rFonts w:hint="default" w:ascii="Cambria Math" w:hAnsi="Cambria Math"/>
+                </w:rPr>
+              </m:ctrlPr>
             </m:e>
             <m:sub>
               <m:r>
@@ -21786,6 +22368,11 @@
                 </w:rPr>
                 <m:t>i</m:t>
               </m:r>
+              <m:ctrlPr>
+                <w:rPr>
+                  <w:rFonts w:hint="default" w:ascii="Cambria Math" w:hAnsi="Cambria Math"/>
+                </w:rPr>
+              </m:ctrlPr>
             </m:sub>
           </m:sSub>
           <m:r>
@@ -21833,6 +22420,11 @@
                     </w:rPr>
                     <m:t>n</m:t>
                   </m:r>
+                  <m:ctrlPr>
+                    <w:rPr>
+                      <w:rFonts w:hint="default" w:ascii="Cambria Math" w:hAnsi="Cambria Math"/>
+                    </w:rPr>
+                  </m:ctrlPr>
                 </m:e>
                 <m:sub>
                   <m:r>
@@ -21844,6 +22436,11 @@
                     </w:rPr>
                     <m:t>i</m:t>
                   </m:r>
+                  <m:ctrlPr>
+                    <w:rPr>
+                      <w:rFonts w:hint="default" w:ascii="Cambria Math" w:hAnsi="Cambria Math"/>
+                    </w:rPr>
+                  </m:ctrlPr>
                 </m:sub>
               </m:sSub>
               <m:r>
@@ -21873,6 +22470,11 @@
                     </w:rPr>
                     <m:t>l</m:t>
                   </m:r>
+                  <m:ctrlPr>
+                    <w:rPr>
+                      <w:rFonts w:hint="default" w:ascii="Cambria Math" w:hAnsi="Cambria Math"/>
+                    </w:rPr>
+                  </m:ctrlPr>
                 </m:e>
                 <m:sub>
                   <m:r>
@@ -21884,6 +22486,11 @@
                     </w:rPr>
                     <m:t>i</m:t>
                   </m:r>
+                  <m:ctrlPr>
+                    <w:rPr>
+                      <w:rFonts w:hint="default" w:ascii="Cambria Math" w:hAnsi="Cambria Math"/>
+                    </w:rPr>
+                  </m:ctrlPr>
                 </m:sub>
               </m:sSub>
               <m:ctrlPr>
@@ -21920,6 +22527,11 @@
                     </w:rPr>
                     <m:t>n</m:t>
                   </m:r>
+                  <m:ctrlPr>
+                    <w:rPr>
+                      <w:rFonts w:hint="default" w:ascii="Cambria Math" w:hAnsi="Cambria Math"/>
+                    </w:rPr>
+                  </m:ctrlPr>
                 </m:e>
                 <m:sub>
                   <m:r>
@@ -21931,6 +22543,11 @@
                     </w:rPr>
                     <m:t>i</m:t>
                   </m:r>
+                  <m:ctrlPr>
+                    <w:rPr>
+                      <w:rFonts w:hint="default" w:ascii="Cambria Math" w:hAnsi="Cambria Math"/>
+                    </w:rPr>
+                  </m:ctrlPr>
                 </m:sub>
               </m:sSub>
               <m:r>
@@ -21960,6 +22577,11 @@
                     </w:rPr>
                     <m:t>l</m:t>
                   </m:r>
+                  <m:ctrlPr>
+                    <w:rPr>
+                      <w:rFonts w:hint="default" w:ascii="Cambria Math" w:hAnsi="Cambria Math"/>
+                    </w:rPr>
+                  </m:ctrlPr>
                 </m:e>
                 <m:sub>
                   <m:r>
@@ -21971,6 +22593,11 @@
                     </w:rPr>
                     <m:t>i</m:t>
                   </m:r>
+                  <m:ctrlPr>
+                    <w:rPr>
+                      <w:rFonts w:hint="default" w:ascii="Cambria Math" w:hAnsi="Cambria Math"/>
+                    </w:rPr>
+                  </m:ctrlPr>
                 </m:sub>
               </m:sSub>
               <m:ctrlPr>
@@ -21990,126 +22617,150 @@
       <w:r>
         <w:t>其中，i表示某一类 BMES 标签，</w:t>
       </w:r>
-      <m:oMathPara>
-        <m:oMath>
-          <m:r>
-            <m:rPr/>
-            <w:rPr>
-              <w:rFonts w:hint="default" w:ascii="Cambria Math"/>
-            </w:rPr>
-            <m:t>T</m:t>
-          </m:r>
-          <m:sSub>
-            <m:sSubPr>
-              <m:ctrlPr>
-                <w:rPr>
-                  <w:rFonts w:hint="default" w:ascii="Cambria Math"/>
-                </w:rPr>
-              </m:ctrlPr>
-            </m:sSubPr>
-            <m:e>
-              <m:r>
-                <m:rPr/>
-                <w:rPr>
-                  <w:rFonts w:hint="default" w:ascii="Cambria Math"/>
-                </w:rPr>
-                <m:t>P</m:t>
-              </m:r>
-            </m:e>
-            <m:sub>
-              <m:r>
-                <m:rPr/>
-                <w:rPr>
-                  <w:rFonts w:hint="default" w:ascii="Cambria Math"/>
-                </w:rPr>
-                <m:t>i</m:t>
-              </m:r>
-            </m:sub>
-          </m:sSub>
-        </m:oMath>
-      </m:oMathPara>
+      <m:oMath>
+        <m:r>
+          <m:rPr/>
+          <w:rPr>
+            <w:rFonts w:hint="default" w:ascii="Cambria Math"/>
+          </w:rPr>
+          <m:t>T</m:t>
+        </m:r>
+        <m:sSub>
+          <m:sSubPr>
+            <m:ctrlPr>
+              <w:rPr>
+                <w:rFonts w:hint="default" w:ascii="Cambria Math"/>
+              </w:rPr>
+            </m:ctrlPr>
+          </m:sSubPr>
+          <m:e>
+            <m:r>
+              <m:rPr/>
+              <w:rPr>
+                <w:rFonts w:hint="default" w:ascii="Cambria Math"/>
+              </w:rPr>
+              <m:t>P</m:t>
+            </m:r>
+            <m:ctrlPr>
+              <w:rPr>
+                <w:rFonts w:hint="default" w:ascii="Cambria Math"/>
+              </w:rPr>
+            </m:ctrlPr>
+          </m:e>
+          <m:sub>
+            <m:r>
+              <m:rPr/>
+              <w:rPr>
+                <w:rFonts w:hint="default" w:ascii="Cambria Math"/>
+              </w:rPr>
+              <m:t>i</m:t>
+            </m:r>
+            <m:ctrlPr>
+              <w:rPr>
+                <w:rFonts w:hint="default" w:ascii="Cambria Math"/>
+              </w:rPr>
+            </m:ctrlPr>
+          </m:sub>
+        </m:sSub>
+      </m:oMath>
       <w:r>
         <w:t>表示标签i被正确预测的数量，</w:t>
       </w:r>
-      <m:oMathPara>
-        <m:oMath>
-          <m:r>
-            <m:rPr/>
-            <w:rPr>
-              <w:rFonts w:hint="default" w:ascii="Cambria Math"/>
-            </w:rPr>
-            <m:t>F</m:t>
-          </m:r>
-          <m:sSub>
-            <m:sSubPr>
-              <m:ctrlPr>
-                <w:rPr>
-                  <w:rFonts w:hint="default" w:ascii="Cambria Math"/>
-                </w:rPr>
-              </m:ctrlPr>
-            </m:sSubPr>
-            <m:e>
-              <m:r>
-                <m:rPr/>
-                <w:rPr>
-                  <w:rFonts w:hint="default" w:ascii="Cambria Math"/>
-                </w:rPr>
-                <m:t>P</m:t>
-              </m:r>
-            </m:e>
-            <m:sub>
-              <m:r>
-                <m:rPr/>
-                <w:rPr>
-                  <w:rFonts w:hint="default" w:ascii="Cambria Math"/>
-                </w:rPr>
-                <m:t>i</m:t>
-              </m:r>
-            </m:sub>
-          </m:sSub>
-        </m:oMath>
-      </m:oMathPara>
+      <m:oMath>
+        <m:r>
+          <m:rPr/>
+          <w:rPr>
+            <w:rFonts w:hint="default" w:ascii="Cambria Math"/>
+          </w:rPr>
+          <m:t>F</m:t>
+        </m:r>
+        <m:sSub>
+          <m:sSubPr>
+            <m:ctrlPr>
+              <w:rPr>
+                <w:rFonts w:hint="default" w:ascii="Cambria Math"/>
+              </w:rPr>
+            </m:ctrlPr>
+          </m:sSubPr>
+          <m:e>
+            <m:r>
+              <m:rPr/>
+              <w:rPr>
+                <w:rFonts w:hint="default" w:ascii="Cambria Math"/>
+              </w:rPr>
+              <m:t>P</m:t>
+            </m:r>
+            <m:ctrlPr>
+              <w:rPr>
+                <w:rFonts w:hint="default" w:ascii="Cambria Math"/>
+              </w:rPr>
+            </m:ctrlPr>
+          </m:e>
+          <m:sub>
+            <m:r>
+              <m:rPr/>
+              <w:rPr>
+                <w:rFonts w:hint="default" w:ascii="Cambria Math"/>
+              </w:rPr>
+              <m:t>i</m:t>
+            </m:r>
+            <m:ctrlPr>
+              <w:rPr>
+                <w:rFonts w:hint="default" w:ascii="Cambria Math"/>
+              </w:rPr>
+            </m:ctrlPr>
+          </m:sub>
+        </m:sSub>
+      </m:oMath>
       <w:r>
         <w:t>表示被错误预测为标签 iii 的数量，</w:t>
       </w:r>
-      <m:oMathPara>
-        <m:oMath>
-          <m:r>
-            <m:rPr/>
-            <w:rPr>
-              <w:rFonts w:hint="default" w:ascii="Cambria Math"/>
-            </w:rPr>
-            <m:t>F</m:t>
-          </m:r>
-          <m:sSub>
-            <m:sSubPr>
-              <m:ctrlPr>
-                <w:rPr>
-                  <w:rFonts w:hint="default" w:ascii="Cambria Math"/>
-                </w:rPr>
-              </m:ctrlPr>
-            </m:sSubPr>
-            <m:e>
-              <m:r>
-                <m:rPr/>
-                <w:rPr>
-                  <w:rFonts w:hint="default" w:ascii="Cambria Math"/>
-                </w:rPr>
-                <m:t>N</m:t>
-              </m:r>
-            </m:e>
-            <m:sub>
-              <m:r>
-                <m:rPr/>
-                <w:rPr>
-                  <w:rFonts w:hint="default" w:ascii="Cambria Math"/>
-                </w:rPr>
-                <m:t>i</m:t>
-              </m:r>
-            </m:sub>
-          </m:sSub>
-        </m:oMath>
-      </m:oMathPara>
+      <m:oMath>
+        <m:r>
+          <m:rPr/>
+          <w:rPr>
+            <w:rFonts w:hint="default" w:ascii="Cambria Math"/>
+          </w:rPr>
+          <m:t>F</m:t>
+        </m:r>
+        <m:sSub>
+          <m:sSubPr>
+            <m:ctrlPr>
+              <w:rPr>
+                <w:rFonts w:hint="default" w:ascii="Cambria Math"/>
+              </w:rPr>
+            </m:ctrlPr>
+          </m:sSubPr>
+          <m:e>
+            <m:r>
+              <m:rPr/>
+              <w:rPr>
+                <w:rFonts w:hint="default" w:ascii="Cambria Math"/>
+              </w:rPr>
+              <m:t>N</m:t>
+            </m:r>
+            <m:ctrlPr>
+              <w:rPr>
+                <w:rFonts w:hint="default" w:ascii="Cambria Math"/>
+              </w:rPr>
+            </m:ctrlPr>
+          </m:e>
+          <m:sub>
+            <m:r>
+              <m:rPr/>
+              <w:rPr>
+                <w:rFonts w:hint="default" w:ascii="Cambria Math"/>
+              </w:rPr>
+              <m:t>i</m:t>
+            </m:r>
+            <m:ctrlPr>
+              <w:rPr>
+                <w:rFonts w:hint="default" w:ascii="Cambria Math"/>
+              </w:rPr>
+            </m:ctrlPr>
+          </m:sub>
+        </m:sSub>
+      </m:oMath>
       <w:r>
         <w:t>表示真实为标签i但未被正确预测的数量。四类标签的宏平均指标定义如下：</w:t>
       </w:r>
@@ -22305,6 +22956,11 @@
                 </w:rPr>
                 <m:t>1</m:t>
               </m:r>
+              <m:ctrlPr>
+                <w:rPr>
+                  <w:rFonts w:hint="default" w:ascii="Cambria Math"/>
+                </w:rPr>
+              </m:ctrlPr>
             </m:num>
             <m:den>
               <m:r>
@@ -22314,6 +22970,11 @@
                 </w:rPr>
                 <m:t>4</m:t>
               </m:r>
+              <m:ctrlPr>
+                <w:rPr>
+                  <w:rFonts w:hint="default" w:ascii="Cambria Math"/>
+                </w:rPr>
+              </m:ctrlPr>
             </m:den>
           </m:f>
           <m:nary>
@@ -22335,8 +22996,19 @@
                 </w:rPr>
                 <m:t>i∈{B,M,E,S}</m:t>
               </m:r>
+              <m:ctrlPr>
+                <w:rPr>
+                  <w:rFonts w:hint="default" w:ascii="Cambria Math"/>
+                </w:rPr>
+              </m:ctrlPr>
             </m:sub>
-            <m:sup/>
+            <m:sup>
+              <m:ctrlPr>
+                <w:rPr>
+                  <w:rFonts w:hint="default" w:ascii="Cambria Math"/>
+                </w:rPr>
+              </m:ctrlPr>
+            </m:sup>
             <m:e>
               <m:r>
                 <m:rPr/>
@@ -22345,6 +23017,11 @@
                 </w:rPr>
                 <m:t>R</m:t>
               </m:r>
+              <m:ctrlPr>
+                <w:rPr>
+                  <w:rFonts w:hint="default" w:ascii="Cambria Math"/>
+                </w:rPr>
+              </m:ctrlPr>
             </m:e>
           </m:nary>
           <m:r>
@@ -22370,6 +23047,11 @@
                 </w:rPr>
                 <m:t>l</m:t>
               </m:r>
+              <m:ctrlPr>
+                <w:rPr>
+                  <w:rFonts w:hint="default" w:ascii="Cambria Math"/>
+                </w:rPr>
+              </m:ctrlPr>
             </m:e>
             <m:sub>
               <m:r>
@@ -22379,6 +23061,11 @@
                 </w:rPr>
                 <m:t>i</m:t>
               </m:r>
+              <m:ctrlPr>
+                <w:rPr>
+                  <w:rFonts w:hint="default" w:ascii="Cambria Math"/>
+                </w:rPr>
+              </m:ctrlPr>
             </m:sub>
           </m:sSub>
         </m:oMath>
@@ -22420,6 +23107,11 @@
                 </w:rPr>
                 <m:t>1</m:t>
               </m:r>
+              <m:ctrlPr>
+                <w:rPr>
+                  <w:rFonts w:hint="default" w:ascii="Cambria Math" w:hAnsi="Cambria Math"/>
+                </w:rPr>
+              </m:ctrlPr>
             </m:num>
             <m:den>
               <m:r>
@@ -22431,6 +23123,11 @@
                 </w:rPr>
                 <m:t>4</m:t>
               </m:r>
+              <m:ctrlPr>
+                <w:rPr>
+                  <w:rFonts w:hint="default" w:ascii="Cambria Math" w:hAnsi="Cambria Math"/>
+                </w:rPr>
+              </m:ctrlPr>
             </m:den>
           </m:f>
           <m:nary>
@@ -22454,8 +23151,19 @@
                 </w:rPr>
                 <m:t>i∈{B,M,E,S}</m:t>
               </m:r>
+              <m:ctrlPr>
+                <w:rPr>
+                  <w:rFonts w:hint="default" w:ascii="Cambria Math" w:hAnsi="Cambria Math"/>
+                </w:rPr>
+              </m:ctrlPr>
             </m:sub>
-            <m:sup/>
+            <m:sup>
+              <m:ctrlPr>
+                <w:rPr>
+                  <w:rFonts w:hint="default" w:ascii="Cambria Math" w:hAnsi="Cambria Math"/>
+                </w:rPr>
+              </m:ctrlPr>
+            </m:sup>
             <m:e>
               <m:r>
                 <m:rPr>
@@ -22466,6 +23174,11 @@
                 </w:rPr>
                 <m:t>F</m:t>
               </m:r>
+              <m:ctrlPr>
+                <w:rPr>
+                  <w:rFonts w:hint="default" w:ascii="Cambria Math" w:hAnsi="Cambria Math"/>
+                </w:rPr>
+              </m:ctrlPr>
             </m:e>
           </m:nary>
           <m:sSub>
@@ -22486,6 +23199,11 @@
                 </w:rPr>
                 <m:t>1</m:t>
               </m:r>
+              <m:ctrlPr>
+                <w:rPr>
+                  <w:rFonts w:hint="default" w:ascii="Cambria Math" w:hAnsi="Cambria Math"/>
+                </w:rPr>
+              </m:ctrlPr>
             </m:e>
             <m:sub>
               <m:r>
@@ -22497,6 +23215,11 @@
                 </w:rPr>
                 <m:t>i</m:t>
               </m:r>
+              <m:ctrlPr>
+                <w:rPr>
+                  <w:rFonts w:hint="default" w:ascii="Cambria Math" w:hAnsi="Cambria Math"/>
+                </w:rPr>
+              </m:ctrlPr>
             </m:sub>
           </m:sSub>
         </m:oMath>
@@ -22526,45 +23249,39 @@
       <w:r>
         <w:t>为了全面评估 HMM 模型在测试集上的序列标注效果，本文分别比较了三种平滑参数设置下的模型表现：第一种是默认加一平滑，即</w:t>
       </w:r>
-      <m:oMathPara>
-        <m:oMath>
-          <m:r>
-            <m:rPr/>
-            <w:rPr>
-              <w:rFonts w:hint="default" w:ascii="Cambria Math"/>
-            </w:rPr>
-            <m:t>α=1.0</m:t>
-          </m:r>
-        </m:oMath>
-      </m:oMathPara>
+      <m:oMath>
+        <m:r>
+          <m:rPr/>
+          <w:rPr>
+            <w:rFonts w:hint="default" w:ascii="Cambria Math"/>
+          </w:rPr>
+          <m:t>α=1.0</m:t>
+        </m:r>
+      </m:oMath>
       <w:r>
         <w:t>；第二种是手动指定较弱平滑，即</w:t>
       </w:r>
-      <m:oMathPara>
-        <m:oMath>
-          <m:r>
-            <m:rPr/>
-            <w:rPr>
-              <w:rFonts w:hint="default" w:ascii="Cambria Math"/>
-            </w:rPr>
-            <m:t>α=0.1</m:t>
-          </m:r>
-        </m:oMath>
-      </m:oMathPara>
+      <m:oMath>
+        <m:r>
+          <m:rPr/>
+          <w:rPr>
+            <w:rFonts w:hint="default" w:ascii="Cambria Math"/>
+          </w:rPr>
+          <m:t>α=0.1</m:t>
+        </m:r>
+      </m:oMath>
       <w:r>
         <w:t>；第三种是基于开发集自动调参得到的</w:t>
       </w:r>
-      <m:oMathPara>
-        <m:oMath>
-          <m:r>
-            <m:rPr/>
-            <w:rPr>
-              <w:rFonts w:hint="default" w:ascii="Cambria Math"/>
-            </w:rPr>
-            <m:t>α=0.01</m:t>
-          </m:r>
-        </m:oMath>
-      </m:oMathPara>
+      <m:oMath>
+        <m:r>
+          <m:rPr/>
+          <w:rPr>
+            <w:rFonts w:hint="default" w:ascii="Cambria Math"/>
+          </w:rPr>
+          <m:t>α=0.01</m:t>
+        </m:r>
+      </m:oMath>
       <w:r>
         <w:t>。三种设置均在同一测试集上进行评估，测试集包含77条样本，评价指标包括标签级 Accuracy、Macro Precision、Macro Recall 和 Macro F1。实验结果如表5-2所示。</w:t>
       </w:r>
@@ -22633,7 +23350,9 @@
         </w:tblBorders>
         <w:tblLayout w:type="autofit"/>
         <w:tblCellMar>
+          <w:top w:w="0" w:type="dxa"/>
           <w:left w:w="108" w:type="dxa"/>
+          <w:bottom w:w="0" w:type="dxa"/>
           <w:right w:w="108" w:type="dxa"/>
         </w:tblCellMar>
       </w:tblPr>
@@ -22657,7 +23376,9 @@
             <w:insideV w:val="single" w:color="auto" w:sz="4" w:space="0"/>
           </w:tblBorders>
           <w:tblCellMar>
+            <w:top w:w="0" w:type="dxa"/>
             <w:left w:w="108" w:type="dxa"/>
+            <w:bottom w:w="0" w:type="dxa"/>
             <w:right w:w="108" w:type="dxa"/>
           </w:tblCellMar>
         </w:tblPrEx>
@@ -22895,7 +23616,9 @@
             <w:insideV w:val="single" w:color="auto" w:sz="4" w:space="0"/>
           </w:tblBorders>
           <w:tblCellMar>
+            <w:top w:w="0" w:type="dxa"/>
             <w:left w:w="108" w:type="dxa"/>
+            <w:bottom w:w="0" w:type="dxa"/>
             <w:right w:w="108" w:type="dxa"/>
           </w:tblCellMar>
         </w:tblPrEx>
@@ -23128,7 +23851,9 @@
             <w:insideV w:val="single" w:color="auto" w:sz="4" w:space="0"/>
           </w:tblBorders>
           <w:tblCellMar>
+            <w:top w:w="0" w:type="dxa"/>
             <w:left w:w="108" w:type="dxa"/>
+            <w:bottom w:w="0" w:type="dxa"/>
             <w:right w:w="108" w:type="dxa"/>
           </w:tblCellMar>
         </w:tblPrEx>
@@ -23379,7 +24104,9 @@
             <w:insideV w:val="single" w:color="auto" w:sz="4" w:space="0"/>
           </w:tblBorders>
           <w:tblCellMar>
+            <w:top w:w="0" w:type="dxa"/>
             <w:left w:w="108" w:type="dxa"/>
+            <w:bottom w:w="0" w:type="dxa"/>
             <w:right w:w="108" w:type="dxa"/>
           </w:tblCellMar>
         </w:tblPrEx>
@@ -23609,17 +24336,15 @@
       <w:r>
         <w:t>由表 5-2 可以看出，默认</w:t>
       </w:r>
-      <m:oMathPara>
-        <m:oMath>
-          <m:r>
-            <m:rPr/>
-            <w:rPr>
-              <w:rFonts w:hint="default" w:ascii="Cambria Math"/>
-            </w:rPr>
-            <m:t>α=1.0</m:t>
-          </m:r>
-        </m:oMath>
-      </m:oMathPara>
+      <m:oMath>
+        <m:r>
+          <m:rPr/>
+          <w:rPr>
+            <w:rFonts w:hint="default" w:ascii="Cambria Math"/>
+          </w:rPr>
+          <m:t>α=1.0</m:t>
+        </m:r>
+      </m:oMath>
       <w:r>
         <w:t>的HMM模型在测试集上取得了最高的标签级准确率，Accuracy 为 0.8148，Macro Precision 为 0.7789，Macro Recall 为 0.7108，Macro F1 为 0.7213。这说明在当前新闻文本 BMES 数据集上，加一平滑能够较好地平衡已观测事件和未观测事件的概率分布，使模型在整体预测准确率上表现更稳定。</w:t>
       </w:r>
@@ -23631,31 +24356,27 @@
       <w:r>
         <w:t>当平滑系数减小到</w:t>
       </w:r>
-      <m:oMathPara>
-        <m:oMath>
-          <m:r>
-            <m:rPr/>
-            <w:rPr>
-              <w:rFonts w:hint="default" w:ascii="Cambria Math"/>
-            </w:rPr>
-            <m:t>α=0.1</m:t>
-          </m:r>
-        </m:oMath>
-      </m:oMathPara>
+      <m:oMath>
+        <m:r>
+          <m:rPr/>
+          <w:rPr>
+            <w:rFonts w:hint="default" w:ascii="Cambria Math"/>
+          </w:rPr>
+          <m:t>α=0.1</m:t>
+        </m:r>
+      </m:oMath>
       <w:r>
         <w:t>时，模型的 Accuracy 从 0.8148 下降到 0.7972，Macro Precision 从 0.7789 下降到 0.7288，但 Macro Recall 从 0.7108 上升到 0.7164。说明较小的</w:t>
       </w:r>
-      <m:oMathPara>
-        <m:oMath>
-          <m:r>
-            <m:rPr/>
-            <w:rPr>
-              <w:rFonts w:hint="default" w:ascii="Cambria Math"/>
-            </w:rPr>
-            <m:t>α</m:t>
-          </m:r>
-        </m:oMath>
-      </m:oMathPara>
+      <m:oMath>
+        <m:r>
+          <m:rPr/>
+          <w:rPr>
+            <w:rFonts w:hint="default" w:ascii="Cambria Math"/>
+          </w:rPr>
+          <m:t>α</m:t>
+        </m:r>
+      </m:oMath>
       <w:r>
         <w:t>会减弱平滑强度，使模型更加依赖训练数据中的真实统计分布，从而更愿意预测部分低频或长词内部标签。这种变化有助于提升召回率，但也会带来更多误判，导致精确率和总体准确率下降。</w:t>
       </w:r>
@@ -23667,31 +24388,27 @@
       <w:r>
         <w:t>开发集自动调参选择的</w:t>
       </w:r>
-      <m:oMathPara>
-        <m:oMath>
-          <m:r>
-            <m:rPr/>
-            <w:rPr>
-              <w:rFonts w:hint="default" w:ascii="Cambria Math"/>
-            </w:rPr>
-            <m:t>α=0.01</m:t>
-          </m:r>
-        </m:oMath>
-      </m:oMathPara>
+      <m:oMath>
+        <m:r>
+          <m:rPr/>
+          <w:rPr>
+            <w:rFonts w:hint="default" w:ascii="Cambria Math"/>
+          </w:rPr>
+          <m:t>α=0.01</m:t>
+        </m:r>
+      </m:oMath>
       <w:r>
         <w:t xml:space="preserve">在测试集上的 Accuracy为0.7944，Macro Precision 为 0.7269，Macro Recall 为 0.7179，Macro F1 为 0.7214。与默认 </w:t>
       </w:r>
-      <m:oMathPara>
-        <m:oMath>
-          <m:r>
-            <m:rPr/>
-            <w:rPr>
-              <w:rFonts w:hint="default" w:ascii="Cambria Math"/>
-            </w:rPr>
-            <m:t>α=1.0</m:t>
-          </m:r>
-        </m:oMath>
-      </m:oMathPara>
+      <m:oMath>
+        <m:r>
+          <m:rPr/>
+          <w:rPr>
+            <w:rFonts w:hint="default" w:ascii="Cambria Math"/>
+          </w:rPr>
+          <m:t>α=1.0</m:t>
+        </m:r>
+      </m:oMath>
       <w:r>
         <w:t>相比，自动调参版本的Macro F1仅略高 0.0001，基本可以认为二者在 Macro F1 上持平；但自动调参版本的 Accuracy 和 Macro Precision 均低于默认设置。这说明开发集上 Macro F1 最优的参数并不一定在测试集上获得最高准确率，也说明当前数据规模较小，开发集划分可能存在一定随机波动。</w:t>
       </w:r>
@@ -23706,17 +24423,15 @@
       <w:r>
         <w:t>综合来看，默认</w:t>
       </w:r>
-      <m:oMathPara>
-        <m:oMath>
-          <m:r>
-            <m:rPr/>
-            <w:rPr>
-              <w:rFonts w:hint="default" w:ascii="Cambria Math"/>
-            </w:rPr>
-            <m:t>α=1.0</m:t>
-          </m:r>
-        </m:oMath>
-      </m:oMathPara>
+      <m:oMath>
+        <m:r>
+          <m:rPr/>
+          <w:rPr>
+            <w:rFonts w:hint="default" w:ascii="Cambria Math"/>
+          </w:rPr>
+          <m:t>α=1.0</m:t>
+        </m:r>
+      </m:oMath>
       <w:r>
         <w:t>的模型在测试集上整体表现更加稳定，因此本文将其作为 HMM 主线实验结果</w:t>
       </w:r>
@@ -23727,45 +24442,39 @@
         </w:rPr>
         <w:t>；</w:t>
       </w:r>
-      <m:oMathPara>
-        <m:oMath>
-          <m:r>
-            <m:rPr/>
-            <w:rPr>
-              <w:rFonts w:hint="default" w:ascii="Cambria Math"/>
-            </w:rPr>
-            <m:t>α=0.1</m:t>
-          </m:r>
-        </m:oMath>
-      </m:oMathPara>
+      <m:oMath>
+        <m:r>
+          <m:rPr/>
+          <w:rPr>
+            <w:rFonts w:hint="default" w:ascii="Cambria Math"/>
+          </w:rPr>
+          <m:t>α=0.1</m:t>
+        </m:r>
+      </m:oMath>
       <w:r>
         <w:t>和自动调参得到的</w:t>
       </w:r>
-      <m:oMathPara>
-        <m:oMath>
-          <m:r>
-            <m:rPr/>
-            <w:rPr>
-              <w:rFonts w:hint="default" w:ascii="Cambria Math"/>
-            </w:rPr>
-            <m:t>α=0.01</m:t>
-          </m:r>
-        </m:oMath>
-      </m:oMathPara>
+      <m:oMath>
+        <m:r>
+          <m:rPr/>
+          <w:rPr>
+            <w:rFonts w:hint="default" w:ascii="Cambria Math"/>
+          </w:rPr>
+          <m:t>α=0.01</m:t>
+        </m:r>
+      </m:oMath>
       <w:r>
         <w:t>主要用于分析平滑系数变化对模型性能的影响。从结果可以看出，减小</w:t>
       </w:r>
-      <m:oMathPara>
-        <m:oMath>
-          <m:r>
-            <m:rPr/>
-            <w:rPr>
-              <w:rFonts w:hint="default" w:ascii="Cambria Math"/>
-            </w:rPr>
-            <m:t>α</m:t>
-          </m:r>
-        </m:oMath>
-      </m:oMathPara>
+      <m:oMath>
+        <m:r>
+          <m:rPr/>
+          <w:rPr>
+            <w:rFonts w:hint="default" w:ascii="Cambria Math"/>
+          </w:rPr>
+          <m:t>α</m:t>
+        </m:r>
+      </m:oMath>
       <w:r>
         <w:t>有助于提升Macro Recall，但会降低 Accuracy 和 Macro Precision，说明平滑参数会影响模型在</w:t>
       </w:r>
@@ -23826,17 +24535,15 @@
       <w:r>
         <w:t>虽然总体 Accuracy 和 Macro F1 能够反映模型的整体预测效果，但它们不能直接展示模型在 B、M、E、S 四类标签上的具体错误分布。为了进一步分析 HMM 模型对不同标签的识别差异，本文基于默认</w:t>
       </w:r>
-      <m:oMathPara>
-        <m:oMath>
-          <m:r>
-            <m:rPr/>
-            <w:rPr>
-              <w:rFonts w:hint="default" w:ascii="Cambria Math"/>
-            </w:rPr>
-            <m:t>α=1.0</m:t>
-          </m:r>
-        </m:oMath>
-      </m:oMathPara>
+      <m:oMath>
+        <m:r>
+          <m:rPr/>
+          <w:rPr>
+            <w:rFonts w:hint="default" w:ascii="Cambria Math"/>
+          </w:rPr>
+          <m:t>α=1.0</m:t>
+        </m:r>
+      </m:oMath>
       <w:r>
         <w:t>的主线实验结果绘制 BMES 标签混淆矩阵，并统计各标签的 Precision、Recall 和 F1 值。混淆矩阵中，纵轴表示真实标签，横轴表示模型预测标签，对角线上的数值表示预测正确的数量，非对角线上的数值表示模型在不同标签之间产生的混淆情况。</w:t>
       </w:r>
@@ -23971,7 +24678,9 @@
         </w:tblBorders>
         <w:tblLayout w:type="autofit"/>
         <w:tblCellMar>
+          <w:top w:w="0" w:type="dxa"/>
           <w:left w:w="108" w:type="dxa"/>
+          <w:bottom w:w="0" w:type="dxa"/>
           <w:right w:w="108" w:type="dxa"/>
         </w:tblCellMar>
       </w:tblPr>
@@ -23992,7 +24701,9 @@
             <w:insideV w:val="single" w:color="auto" w:sz="4" w:space="0"/>
           </w:tblBorders>
           <w:tblCellMar>
+            <w:top w:w="0" w:type="dxa"/>
             <w:left w:w="108" w:type="dxa"/>
+            <w:bottom w:w="0" w:type="dxa"/>
             <w:right w:w="108" w:type="dxa"/>
           </w:tblCellMar>
         </w:tblPrEx>
@@ -24133,7 +24844,9 @@
             <w:insideV w:val="single" w:color="auto" w:sz="4" w:space="0"/>
           </w:tblBorders>
           <w:tblCellMar>
+            <w:top w:w="0" w:type="dxa"/>
             <w:left w:w="108" w:type="dxa"/>
+            <w:bottom w:w="0" w:type="dxa"/>
             <w:right w:w="108" w:type="dxa"/>
           </w:tblCellMar>
         </w:tblPrEx>
@@ -24273,7 +24986,9 @@
             <w:insideV w:val="single" w:color="auto" w:sz="4" w:space="0"/>
           </w:tblBorders>
           <w:tblCellMar>
+            <w:top w:w="0" w:type="dxa"/>
             <w:left w:w="108" w:type="dxa"/>
+            <w:bottom w:w="0" w:type="dxa"/>
             <w:right w:w="108" w:type="dxa"/>
           </w:tblCellMar>
         </w:tblPrEx>
@@ -24413,7 +25128,9 @@
             <w:insideV w:val="single" w:color="auto" w:sz="4" w:space="0"/>
           </w:tblBorders>
           <w:tblCellMar>
+            <w:top w:w="0" w:type="dxa"/>
             <w:left w:w="108" w:type="dxa"/>
+            <w:bottom w:w="0" w:type="dxa"/>
             <w:right w:w="108" w:type="dxa"/>
           </w:tblCellMar>
         </w:tblPrEx>
@@ -24553,7 +25270,9 @@
             <w:insideV w:val="single" w:color="auto" w:sz="4" w:space="0"/>
           </w:tblBorders>
           <w:tblCellMar>
+            <w:top w:w="0" w:type="dxa"/>
             <w:left w:w="108" w:type="dxa"/>
+            <w:bottom w:w="0" w:type="dxa"/>
             <w:right w:w="108" w:type="dxa"/>
           </w:tblCellMar>
         </w:tblPrEx>
@@ -24827,7 +25546,9 @@
         </w:tblBorders>
         <w:tblLayout w:type="autofit"/>
         <w:tblCellMar>
+          <w:top w:w="0" w:type="dxa"/>
           <w:left w:w="108" w:type="dxa"/>
+          <w:bottom w:w="0" w:type="dxa"/>
           <w:right w:w="108" w:type="dxa"/>
         </w:tblCellMar>
       </w:tblPr>
@@ -24847,6 +25568,12 @@
             <w:insideH w:val="single" w:color="auto" w:sz="4" w:space="0"/>
             <w:insideV w:val="single" w:color="auto" w:sz="4" w:space="0"/>
           </w:tblBorders>
+          <w:tblCellMar>
+            <w:top w:w="0" w:type="dxa"/>
+            <w:left w:w="108" w:type="dxa"/>
+            <w:bottom w:w="0" w:type="dxa"/>
+            <w:right w:w="108" w:type="dxa"/>
+          </w:tblCellMar>
         </w:tblPrEx>
         <w:trPr>
           <w:jc w:val="center"/>
@@ -24988,7 +25715,9 @@
             <w:insideV w:val="single" w:color="auto" w:sz="4" w:space="0"/>
           </w:tblBorders>
           <w:tblCellMar>
+            <w:top w:w="0" w:type="dxa"/>
             <w:left w:w="108" w:type="dxa"/>
+            <w:bottom w:w="0" w:type="dxa"/>
             <w:right w:w="108" w:type="dxa"/>
           </w:tblCellMar>
         </w:tblPrEx>
@@ -25131,7 +25860,9 @@
             <w:insideV w:val="single" w:color="auto" w:sz="4" w:space="0"/>
           </w:tblBorders>
           <w:tblCellMar>
+            <w:top w:w="0" w:type="dxa"/>
             <w:left w:w="108" w:type="dxa"/>
+            <w:bottom w:w="0" w:type="dxa"/>
             <w:right w:w="108" w:type="dxa"/>
           </w:tblCellMar>
         </w:tblPrEx>
@@ -25274,7 +26005,9 @@
             <w:insideV w:val="single" w:color="auto" w:sz="4" w:space="0"/>
           </w:tblBorders>
           <w:tblCellMar>
+            <w:top w:w="0" w:type="dxa"/>
             <w:left w:w="108" w:type="dxa"/>
+            <w:bottom w:w="0" w:type="dxa"/>
             <w:right w:w="108" w:type="dxa"/>
           </w:tblCellMar>
         </w:tblPrEx>
@@ -25666,7 +26399,9 @@
         </w:tblBorders>
         <w:tblLayout w:type="autofit"/>
         <w:tblCellMar>
+          <w:top w:w="0" w:type="dxa"/>
           <w:left w:w="108" w:type="dxa"/>
+          <w:bottom w:w="0" w:type="dxa"/>
           <w:right w:w="108" w:type="dxa"/>
         </w:tblCellMar>
       </w:tblPr>
@@ -25687,7 +26422,9 @@
             <w:insideV w:val="single" w:color="auto" w:sz="4" w:space="0"/>
           </w:tblBorders>
           <w:tblCellMar>
+            <w:top w:w="0" w:type="dxa"/>
             <w:left w:w="108" w:type="dxa"/>
+            <w:bottom w:w="0" w:type="dxa"/>
             <w:right w:w="108" w:type="dxa"/>
           </w:tblCellMar>
         </w:tblPrEx>
@@ -25828,7 +26565,9 @@
             <w:insideV w:val="single" w:color="auto" w:sz="4" w:space="0"/>
           </w:tblBorders>
           <w:tblCellMar>
+            <w:top w:w="0" w:type="dxa"/>
             <w:left w:w="108" w:type="dxa"/>
+            <w:bottom w:w="0" w:type="dxa"/>
             <w:right w:w="108" w:type="dxa"/>
           </w:tblCellMar>
         </w:tblPrEx>
@@ -25968,7 +26707,9 @@
             <w:insideV w:val="single" w:color="auto" w:sz="4" w:space="0"/>
           </w:tblBorders>
           <w:tblCellMar>
+            <w:top w:w="0" w:type="dxa"/>
             <w:left w:w="108" w:type="dxa"/>
+            <w:bottom w:w="0" w:type="dxa"/>
             <w:right w:w="108" w:type="dxa"/>
           </w:tblCellMar>
         </w:tblPrEx>
@@ -26108,7 +26849,9 @@
             <w:insideV w:val="single" w:color="auto" w:sz="4" w:space="0"/>
           </w:tblBorders>
           <w:tblCellMar>
+            <w:top w:w="0" w:type="dxa"/>
             <w:left w:w="108" w:type="dxa"/>
+            <w:bottom w:w="0" w:type="dxa"/>
             <w:right w:w="108" w:type="dxa"/>
           </w:tblCellMar>
         </w:tblPrEx>
@@ -26248,7 +26991,9 @@
             <w:insideV w:val="single" w:color="auto" w:sz="4" w:space="0"/>
           </w:tblBorders>
           <w:tblCellMar>
+            <w:top w:w="0" w:type="dxa"/>
             <w:left w:w="108" w:type="dxa"/>
+            <w:bottom w:w="0" w:type="dxa"/>
             <w:right w:w="108" w:type="dxa"/>
           </w:tblCellMar>
         </w:tblPrEx>
@@ -27098,7 +27843,9 @@
         </w:tblBorders>
         <w:tblLayout w:type="autofit"/>
         <w:tblCellMar>
+          <w:top w:w="0" w:type="dxa"/>
           <w:left w:w="108" w:type="dxa"/>
+          <w:bottom w:w="0" w:type="dxa"/>
           <w:right w:w="108" w:type="dxa"/>
         </w:tblCellMar>
       </w:tblPr>
@@ -27120,7 +27867,9 @@
             <w:insideV w:val="single" w:color="auto" w:sz="4" w:space="0"/>
           </w:tblBorders>
           <w:tblCellMar>
+            <w:top w:w="0" w:type="dxa"/>
             <w:left w:w="108" w:type="dxa"/>
+            <w:bottom w:w="0" w:type="dxa"/>
             <w:right w:w="108" w:type="dxa"/>
           </w:tblCellMar>
         </w:tblPrEx>
@@ -27292,7 +28041,9 @@
             <w:insideV w:val="single" w:color="auto" w:sz="4" w:space="0"/>
           </w:tblBorders>
           <w:tblCellMar>
+            <w:top w:w="0" w:type="dxa"/>
             <w:left w:w="108" w:type="dxa"/>
+            <w:bottom w:w="0" w:type="dxa"/>
             <w:right w:w="108" w:type="dxa"/>
           </w:tblCellMar>
         </w:tblPrEx>
@@ -27463,7 +28214,9 @@
             <w:insideV w:val="single" w:color="auto" w:sz="4" w:space="0"/>
           </w:tblBorders>
           <w:tblCellMar>
+            <w:top w:w="0" w:type="dxa"/>
             <w:left w:w="108" w:type="dxa"/>
+            <w:bottom w:w="0" w:type="dxa"/>
             <w:right w:w="108" w:type="dxa"/>
           </w:tblCellMar>
         </w:tblPrEx>
@@ -27634,7 +28387,9 @@
             <w:insideV w:val="single" w:color="auto" w:sz="4" w:space="0"/>
           </w:tblBorders>
           <w:tblCellMar>
+            <w:top w:w="0" w:type="dxa"/>
             <w:left w:w="108" w:type="dxa"/>
+            <w:bottom w:w="0" w:type="dxa"/>
             <w:right w:w="108" w:type="dxa"/>
           </w:tblCellMar>
         </w:tblPrEx>
@@ -27962,7 +28717,9 @@
         </w:tblBorders>
         <w:tblLayout w:type="autofit"/>
         <w:tblCellMar>
+          <w:top w:w="0" w:type="dxa"/>
           <w:left w:w="108" w:type="dxa"/>
+          <w:bottom w:w="0" w:type="dxa"/>
           <w:right w:w="108" w:type="dxa"/>
         </w:tblCellMar>
       </w:tblPr>
@@ -27985,7 +28742,9 @@
             <w:insideV w:val="single" w:color="auto" w:sz="4" w:space="0"/>
           </w:tblBorders>
           <w:tblCellMar>
+            <w:top w:w="0" w:type="dxa"/>
             <w:left w:w="108" w:type="dxa"/>
+            <w:bottom w:w="0" w:type="dxa"/>
             <w:right w:w="108" w:type="dxa"/>
           </w:tblCellMar>
         </w:tblPrEx>
@@ -28152,7 +28911,9 @@
             <w:insideV w:val="single" w:color="auto" w:sz="4" w:space="0"/>
           </w:tblBorders>
           <w:tblCellMar>
+            <w:top w:w="0" w:type="dxa"/>
             <w:left w:w="108" w:type="dxa"/>
+            <w:bottom w:w="0" w:type="dxa"/>
             <w:right w:w="108" w:type="dxa"/>
           </w:tblCellMar>
         </w:tblPrEx>
@@ -28318,7 +29079,9 @@
             <w:insideV w:val="single" w:color="auto" w:sz="4" w:space="0"/>
           </w:tblBorders>
           <w:tblCellMar>
+            <w:top w:w="0" w:type="dxa"/>
             <w:left w:w="108" w:type="dxa"/>
+            <w:bottom w:w="0" w:type="dxa"/>
             <w:right w:w="108" w:type="dxa"/>
           </w:tblCellMar>
         </w:tblPrEx>
@@ -28484,7 +29247,9 @@
             <w:insideV w:val="single" w:color="auto" w:sz="4" w:space="0"/>
           </w:tblBorders>
           <w:tblCellMar>
+            <w:top w:w="0" w:type="dxa"/>
             <w:left w:w="108" w:type="dxa"/>
+            <w:bottom w:w="0" w:type="dxa"/>
             <w:right w:w="108" w:type="dxa"/>
           </w:tblCellMar>
         </w:tblPrEx>
@@ -28650,7 +29415,9 @@
             <w:insideV w:val="single" w:color="auto" w:sz="4" w:space="0"/>
           </w:tblBorders>
           <w:tblCellMar>
+            <w:top w:w="0" w:type="dxa"/>
             <w:left w:w="108" w:type="dxa"/>
+            <w:bottom w:w="0" w:type="dxa"/>
             <w:right w:w="108" w:type="dxa"/>
           </w:tblCellMar>
         </w:tblPrEx>
@@ -28816,7 +29583,9 @@
             <w:insideV w:val="single" w:color="auto" w:sz="4" w:space="0"/>
           </w:tblBorders>
           <w:tblCellMar>
+            <w:top w:w="0" w:type="dxa"/>
             <w:left w:w="108" w:type="dxa"/>
+            <w:bottom w:w="0" w:type="dxa"/>
             <w:right w:w="108" w:type="dxa"/>
           </w:tblCellMar>
         </w:tblPrEx>
@@ -29680,7 +30449,9 @@
         </w:tblBorders>
         <w:tblLayout w:type="autofit"/>
         <w:tblCellMar>
+          <w:top w:w="0" w:type="dxa"/>
           <w:left w:w="108" w:type="dxa"/>
+          <w:bottom w:w="0" w:type="dxa"/>
           <w:right w:w="108" w:type="dxa"/>
         </w:tblCellMar>
       </w:tblPr>
@@ -29701,7 +30472,9 @@
             <w:insideV w:val="single" w:color="auto" w:sz="4" w:space="0"/>
           </w:tblBorders>
           <w:tblCellMar>
+            <w:top w:w="0" w:type="dxa"/>
             <w:left w:w="108" w:type="dxa"/>
+            <w:bottom w:w="0" w:type="dxa"/>
             <w:right w:w="108" w:type="dxa"/>
           </w:tblCellMar>
         </w:tblPrEx>
@@ -29818,7 +30591,9 @@
             <w:insideV w:val="single" w:color="auto" w:sz="4" w:space="0"/>
           </w:tblBorders>
           <w:tblCellMar>
+            <w:top w:w="0" w:type="dxa"/>
             <w:left w:w="108" w:type="dxa"/>
+            <w:bottom w:w="0" w:type="dxa"/>
             <w:right w:w="108" w:type="dxa"/>
           </w:tblCellMar>
         </w:tblPrEx>
@@ -29960,7 +30735,9 @@
             <w:insideV w:val="single" w:color="auto" w:sz="4" w:space="0"/>
           </w:tblBorders>
           <w:tblCellMar>
+            <w:top w:w="0" w:type="dxa"/>
             <w:left w:w="108" w:type="dxa"/>
+            <w:bottom w:w="0" w:type="dxa"/>
             <w:right w:w="108" w:type="dxa"/>
           </w:tblCellMar>
         </w:tblPrEx>
@@ -30076,7 +30853,9 @@
             <w:insideV w:val="single" w:color="auto" w:sz="4" w:space="0"/>
           </w:tblBorders>
           <w:tblCellMar>
+            <w:top w:w="0" w:type="dxa"/>
             <w:left w:w="108" w:type="dxa"/>
+            <w:bottom w:w="0" w:type="dxa"/>
             <w:right w:w="108" w:type="dxa"/>
           </w:tblCellMar>
         </w:tblPrEx>
@@ -30192,7 +30971,9 @@
             <w:insideV w:val="single" w:color="auto" w:sz="4" w:space="0"/>
           </w:tblBorders>
           <w:tblCellMar>
+            <w:top w:w="0" w:type="dxa"/>
             <w:left w:w="108" w:type="dxa"/>
+            <w:bottom w:w="0" w:type="dxa"/>
             <w:right w:w="108" w:type="dxa"/>
           </w:tblCellMar>
         </w:tblPrEx>
@@ -30387,7 +31168,9 @@
         </w:tblBorders>
         <w:tblLayout w:type="autofit"/>
         <w:tblCellMar>
+          <w:top w:w="0" w:type="dxa"/>
           <w:left w:w="108" w:type="dxa"/>
+          <w:bottom w:w="0" w:type="dxa"/>
           <w:right w:w="108" w:type="dxa"/>
         </w:tblCellMar>
       </w:tblPr>
@@ -30410,7 +31193,9 @@
             <w:insideV w:val="single" w:color="auto" w:sz="4" w:space="0"/>
           </w:tblBorders>
           <w:tblCellMar>
+            <w:top w:w="0" w:type="dxa"/>
             <w:left w:w="108" w:type="dxa"/>
+            <w:bottom w:w="0" w:type="dxa"/>
             <w:right w:w="108" w:type="dxa"/>
           </w:tblCellMar>
         </w:tblPrEx>
@@ -30613,7 +31398,9 @@
             <w:insideV w:val="single" w:color="auto" w:sz="4" w:space="0"/>
           </w:tblBorders>
           <w:tblCellMar>
+            <w:top w:w="0" w:type="dxa"/>
             <w:left w:w="108" w:type="dxa"/>
+            <w:bottom w:w="0" w:type="dxa"/>
             <w:right w:w="108" w:type="dxa"/>
           </w:tblCellMar>
         </w:tblPrEx>
@@ -30815,7 +31602,9 @@
             <w:insideV w:val="single" w:color="auto" w:sz="4" w:space="0"/>
           </w:tblBorders>
           <w:tblCellMar>
+            <w:top w:w="0" w:type="dxa"/>
             <w:left w:w="108" w:type="dxa"/>
+            <w:bottom w:w="0" w:type="dxa"/>
             <w:right w:w="108" w:type="dxa"/>
           </w:tblCellMar>
         </w:tblPrEx>
@@ -31017,7 +31806,9 @@
             <w:insideV w:val="single" w:color="auto" w:sz="4" w:space="0"/>
           </w:tblBorders>
           <w:tblCellMar>
+            <w:top w:w="0" w:type="dxa"/>
             <w:left w:w="108" w:type="dxa"/>
+            <w:bottom w:w="0" w:type="dxa"/>
             <w:right w:w="108" w:type="dxa"/>
           </w:tblCellMar>
         </w:tblPrEx>
@@ -31219,7 +32010,9 @@
             <w:insideV w:val="single" w:color="auto" w:sz="4" w:space="0"/>
           </w:tblBorders>
           <w:tblCellMar>
+            <w:top w:w="0" w:type="dxa"/>
             <w:left w:w="108" w:type="dxa"/>
+            <w:bottom w:w="0" w:type="dxa"/>
             <w:right w:w="108" w:type="dxa"/>
           </w:tblCellMar>
         </w:tblPrEx>
@@ -31421,7 +32214,9 @@
             <w:insideV w:val="single" w:color="auto" w:sz="4" w:space="0"/>
           </w:tblBorders>
           <w:tblCellMar>
+            <w:top w:w="0" w:type="dxa"/>
             <w:left w:w="108" w:type="dxa"/>
+            <w:bottom w:w="0" w:type="dxa"/>
             <w:right w:w="108" w:type="dxa"/>
           </w:tblCellMar>
         </w:tblPrEx>
@@ -31623,7 +32418,9 @@
             <w:insideV w:val="single" w:color="auto" w:sz="4" w:space="0"/>
           </w:tblBorders>
           <w:tblCellMar>
+            <w:top w:w="0" w:type="dxa"/>
             <w:left w:w="108" w:type="dxa"/>
+            <w:bottom w:w="0" w:type="dxa"/>
             <w:right w:w="108" w:type="dxa"/>
           </w:tblCellMar>
         </w:tblPrEx>
@@ -31825,7 +32622,9 @@
             <w:insideV w:val="single" w:color="auto" w:sz="4" w:space="0"/>
           </w:tblBorders>
           <w:tblCellMar>
+            <w:top w:w="0" w:type="dxa"/>
             <w:left w:w="108" w:type="dxa"/>
+            <w:bottom w:w="0" w:type="dxa"/>
             <w:right w:w="108" w:type="dxa"/>
           </w:tblCellMar>
         </w:tblPrEx>
@@ -32027,7 +32826,9 @@
             <w:insideV w:val="single" w:color="auto" w:sz="4" w:space="0"/>
           </w:tblBorders>
           <w:tblCellMar>
+            <w:top w:w="0" w:type="dxa"/>
             <w:left w:w="108" w:type="dxa"/>
+            <w:bottom w:w="0" w:type="dxa"/>
             <w:right w:w="108" w:type="dxa"/>
           </w:tblCellMar>
         </w:tblPrEx>
@@ -32421,7 +33222,9 @@
         </w:tblBorders>
         <w:tblLayout w:type="autofit"/>
         <w:tblCellMar>
+          <w:top w:w="0" w:type="dxa"/>
           <w:left w:w="108" w:type="dxa"/>
+          <w:bottom w:w="0" w:type="dxa"/>
           <w:right w:w="108" w:type="dxa"/>
         </w:tblCellMar>
       </w:tblPr>
@@ -32442,7 +33245,9 @@
             <w:insideV w:val="single" w:color="auto" w:sz="4" w:space="0"/>
           </w:tblBorders>
           <w:tblCellMar>
+            <w:top w:w="0" w:type="dxa"/>
             <w:left w:w="108" w:type="dxa"/>
+            <w:bottom w:w="0" w:type="dxa"/>
             <w:right w:w="108" w:type="dxa"/>
           </w:tblCellMar>
         </w:tblPrEx>
@@ -32559,7 +33364,9 @@
             <w:insideV w:val="single" w:color="auto" w:sz="4" w:space="0"/>
           </w:tblBorders>
           <w:tblCellMar>
+            <w:top w:w="0" w:type="dxa"/>
             <w:left w:w="108" w:type="dxa"/>
+            <w:bottom w:w="0" w:type="dxa"/>
             <w:right w:w="108" w:type="dxa"/>
           </w:tblCellMar>
         </w:tblPrEx>
@@ -32695,7 +33502,9 @@
             <w:insideV w:val="single" w:color="auto" w:sz="4" w:space="0"/>
           </w:tblBorders>
           <w:tblCellMar>
+            <w:top w:w="0" w:type="dxa"/>
             <w:left w:w="108" w:type="dxa"/>
+            <w:bottom w:w="0" w:type="dxa"/>
             <w:right w:w="108" w:type="dxa"/>
           </w:tblCellMar>
         </w:tblPrEx>
@@ -32831,7 +33640,9 @@
             <w:insideV w:val="single" w:color="auto" w:sz="4" w:space="0"/>
           </w:tblBorders>
           <w:tblCellMar>
+            <w:top w:w="0" w:type="dxa"/>
             <w:left w:w="108" w:type="dxa"/>
+            <w:bottom w:w="0" w:type="dxa"/>
             <w:right w:w="108" w:type="dxa"/>
           </w:tblCellMar>
         </w:tblPrEx>
@@ -32967,7 +33778,9 @@
             <w:insideV w:val="single" w:color="auto" w:sz="4" w:space="0"/>
           </w:tblBorders>
           <w:tblCellMar>
+            <w:top w:w="0" w:type="dxa"/>
             <w:left w:w="108" w:type="dxa"/>
+            <w:bottom w:w="0" w:type="dxa"/>
             <w:right w:w="108" w:type="dxa"/>
           </w:tblCellMar>
         </w:tblPrEx>
@@ -33129,7 +33942,9 @@
             <w:insideV w:val="single" w:color="auto" w:sz="4" w:space="0"/>
           </w:tblBorders>
           <w:tblCellMar>
+            <w:top w:w="0" w:type="dxa"/>
             <w:left w:w="108" w:type="dxa"/>
+            <w:bottom w:w="0" w:type="dxa"/>
             <w:right w:w="108" w:type="dxa"/>
           </w:tblCellMar>
         </w:tblPrEx>
@@ -33265,7 +34080,9 @@
             <w:insideV w:val="single" w:color="auto" w:sz="4" w:space="0"/>
           </w:tblBorders>
           <w:tblCellMar>
+            <w:top w:w="0" w:type="dxa"/>
             <w:left w:w="108" w:type="dxa"/>
+            <w:bottom w:w="0" w:type="dxa"/>
             <w:right w:w="108" w:type="dxa"/>
           </w:tblCellMar>
         </w:tblPrEx>
@@ -33381,7 +34198,9 @@
             <w:insideV w:val="single" w:color="auto" w:sz="4" w:space="0"/>
           </w:tblBorders>
           <w:tblCellMar>
+            <w:top w:w="0" w:type="dxa"/>
             <w:left w:w="108" w:type="dxa"/>
+            <w:bottom w:w="0" w:type="dxa"/>
             <w:right w:w="108" w:type="dxa"/>
           </w:tblCellMar>
         </w:tblPrEx>
@@ -33497,7 +34316,9 @@
             <w:insideV w:val="single" w:color="auto" w:sz="4" w:space="0"/>
           </w:tblBorders>
           <w:tblCellMar>
+            <w:top w:w="0" w:type="dxa"/>
             <w:left w:w="108" w:type="dxa"/>
+            <w:bottom w:w="0" w:type="dxa"/>
             <w:right w:w="108" w:type="dxa"/>
           </w:tblCellMar>
         </w:tblPrEx>
@@ -34273,7 +35094,7 @@
         </w:rPr>
         <w:drawing>
           <wp:inline distT="0" distB="0" distL="114300" distR="114300">
-            <wp:extent cx="4876800" cy="2724150"/>
+            <wp:extent cx="4876800" cy="2503170"/>
             <wp:effectExtent l="0" t="0" r="0" b="0"/>
             <wp:docPr id="10" name="图片 10" descr="图7-1"/>
             <wp:cNvGraphicFramePr>
@@ -34290,6 +35111,7 @@
                   </pic:nvPicPr>
                   <pic:blipFill>
                     <a:blip r:embed="rId13"/>
+                    <a:srcRect b="8112"/>
                     <a:stretch>
                       <a:fillRect/>
                     </a:stretch>
@@ -34297,7 +35119,7 @@
                   <pic:spPr>
                     <a:xfrm>
                       <a:off x="0" y="0"/>
-                      <a:ext cx="4876800" cy="2724150"/>
+                      <a:ext cx="4876800" cy="2503170"/>
                     </a:xfrm>
                     <a:prstGeom prst="rect">
                       <a:avLst/>
@@ -34591,7 +35413,9 @@
         </w:tblBorders>
         <w:tblLayout w:type="autofit"/>
         <w:tblCellMar>
+          <w:top w:w="0" w:type="dxa"/>
           <w:left w:w="108" w:type="dxa"/>
+          <w:bottom w:w="0" w:type="dxa"/>
           <w:right w:w="108" w:type="dxa"/>
         </w:tblCellMar>
       </w:tblPr>
@@ -34611,7 +35435,9 @@
             <w:insideV w:val="single" w:color="auto" w:sz="4" w:space="0"/>
           </w:tblBorders>
           <w:tblCellMar>
+            <w:top w:w="0" w:type="dxa"/>
             <w:left w:w="108" w:type="dxa"/>
+            <w:bottom w:w="0" w:type="dxa"/>
             <w:right w:w="108" w:type="dxa"/>
           </w:tblCellMar>
         </w:tblPrEx>
@@ -34721,7 +35547,9 @@
             <w:insideV w:val="single" w:color="auto" w:sz="4" w:space="0"/>
           </w:tblBorders>
           <w:tblCellMar>
+            <w:top w:w="0" w:type="dxa"/>
             <w:left w:w="108" w:type="dxa"/>
+            <w:bottom w:w="0" w:type="dxa"/>
             <w:right w:w="108" w:type="dxa"/>
           </w:tblCellMar>
         </w:tblPrEx>
@@ -34830,7 +35658,9 @@
             <w:insideV w:val="single" w:color="auto" w:sz="4" w:space="0"/>
           </w:tblBorders>
           <w:tblCellMar>
+            <w:top w:w="0" w:type="dxa"/>
             <w:left w:w="108" w:type="dxa"/>
+            <w:bottom w:w="0" w:type="dxa"/>
             <w:right w:w="108" w:type="dxa"/>
           </w:tblCellMar>
         </w:tblPrEx>
@@ -34939,7 +35769,9 @@
             <w:insideV w:val="single" w:color="auto" w:sz="4" w:space="0"/>
           </w:tblBorders>
           <w:tblCellMar>
+            <w:top w:w="0" w:type="dxa"/>
             <w:left w:w="108" w:type="dxa"/>
+            <w:bottom w:w="0" w:type="dxa"/>
             <w:right w:w="108" w:type="dxa"/>
           </w:tblCellMar>
         </w:tblPrEx>
@@ -35048,7 +35880,9 @@
             <w:insideV w:val="single" w:color="auto" w:sz="4" w:space="0"/>
           </w:tblBorders>
           <w:tblCellMar>
+            <w:top w:w="0" w:type="dxa"/>
             <w:left w:w="108" w:type="dxa"/>
+            <w:bottom w:w="0" w:type="dxa"/>
             <w:right w:w="108" w:type="dxa"/>
           </w:tblCellMar>
         </w:tblPrEx>
@@ -35268,7 +36102,9 @@
         </w:tblBorders>
         <w:tblLayout w:type="autofit"/>
         <w:tblCellMar>
+          <w:top w:w="0" w:type="dxa"/>
           <w:left w:w="108" w:type="dxa"/>
+          <w:bottom w:w="0" w:type="dxa"/>
           <w:right w:w="108" w:type="dxa"/>
         </w:tblCellMar>
       </w:tblPr>
@@ -35288,7 +36124,9 @@
             <w:insideV w:val="single" w:color="auto" w:sz="4" w:space="0"/>
           </w:tblBorders>
           <w:tblCellMar>
+            <w:top w:w="0" w:type="dxa"/>
             <w:left w:w="108" w:type="dxa"/>
+            <w:bottom w:w="0" w:type="dxa"/>
             <w:right w:w="108" w:type="dxa"/>
           </w:tblCellMar>
         </w:tblPrEx>
@@ -35380,7 +36218,9 @@
             <w:insideV w:val="single" w:color="auto" w:sz="4" w:space="0"/>
           </w:tblBorders>
           <w:tblCellMar>
+            <w:top w:w="0" w:type="dxa"/>
             <w:left w:w="108" w:type="dxa"/>
+            <w:bottom w:w="0" w:type="dxa"/>
             <w:right w:w="108" w:type="dxa"/>
           </w:tblCellMar>
         </w:tblPrEx>
@@ -35471,7 +36311,9 @@
             <w:insideV w:val="single" w:color="auto" w:sz="4" w:space="0"/>
           </w:tblBorders>
           <w:tblCellMar>
+            <w:top w:w="0" w:type="dxa"/>
             <w:left w:w="108" w:type="dxa"/>
+            <w:bottom w:w="0" w:type="dxa"/>
             <w:right w:w="108" w:type="dxa"/>
           </w:tblCellMar>
         </w:tblPrEx>
@@ -35562,7 +36404,9 @@
             <w:insideV w:val="single" w:color="auto" w:sz="4" w:space="0"/>
           </w:tblBorders>
           <w:tblCellMar>
+            <w:top w:w="0" w:type="dxa"/>
             <w:left w:w="108" w:type="dxa"/>
+            <w:bottom w:w="0" w:type="dxa"/>
             <w:right w:w="108" w:type="dxa"/>
           </w:tblCellMar>
         </w:tblPrEx>
@@ -35653,7 +36497,9 @@
             <w:insideV w:val="single" w:color="auto" w:sz="4" w:space="0"/>
           </w:tblBorders>
           <w:tblCellMar>
+            <w:top w:w="0" w:type="dxa"/>
             <w:left w:w="108" w:type="dxa"/>
+            <w:bottom w:w="0" w:type="dxa"/>
             <w:right w:w="108" w:type="dxa"/>
           </w:tblCellMar>
         </w:tblPrEx>
@@ -35744,7 +36590,9 @@
             <w:insideV w:val="single" w:color="auto" w:sz="4" w:space="0"/>
           </w:tblBorders>
           <w:tblCellMar>
+            <w:top w:w="0" w:type="dxa"/>
             <w:left w:w="108" w:type="dxa"/>
+            <w:bottom w:w="0" w:type="dxa"/>
             <w:right w:w="108" w:type="dxa"/>
           </w:tblCellMar>
         </w:tblPrEx>
@@ -35958,7 +36806,9 @@
         </w:tblBorders>
         <w:tblLayout w:type="autofit"/>
         <w:tblCellMar>
+          <w:top w:w="0" w:type="dxa"/>
           <w:left w:w="108" w:type="dxa"/>
+          <w:bottom w:w="0" w:type="dxa"/>
           <w:right w:w="108" w:type="dxa"/>
         </w:tblCellMar>
       </w:tblPr>
@@ -35978,7 +36828,9 @@
             <w:insideV w:val="single" w:color="auto" w:sz="4" w:space="0"/>
           </w:tblBorders>
           <w:tblCellMar>
+            <w:top w:w="0" w:type="dxa"/>
             <w:left w:w="108" w:type="dxa"/>
+            <w:bottom w:w="0" w:type="dxa"/>
             <w:right w:w="108" w:type="dxa"/>
           </w:tblCellMar>
         </w:tblPrEx>
@@ -36070,7 +36922,9 @@
             <w:insideV w:val="single" w:color="auto" w:sz="4" w:space="0"/>
           </w:tblBorders>
           <w:tblCellMar>
+            <w:top w:w="0" w:type="dxa"/>
             <w:left w:w="108" w:type="dxa"/>
+            <w:bottom w:w="0" w:type="dxa"/>
             <w:right w:w="108" w:type="dxa"/>
           </w:tblCellMar>
         </w:tblPrEx>
@@ -36161,7 +37015,9 @@
             <w:insideV w:val="single" w:color="auto" w:sz="4" w:space="0"/>
           </w:tblBorders>
           <w:tblCellMar>
+            <w:top w:w="0" w:type="dxa"/>
             <w:left w:w="108" w:type="dxa"/>
+            <w:bottom w:w="0" w:type="dxa"/>
             <w:right w:w="108" w:type="dxa"/>
           </w:tblCellMar>
         </w:tblPrEx>
@@ -36252,7 +37108,9 @@
             <w:insideV w:val="single" w:color="auto" w:sz="4" w:space="0"/>
           </w:tblBorders>
           <w:tblCellMar>
+            <w:top w:w="0" w:type="dxa"/>
             <w:left w:w="108" w:type="dxa"/>
+            <w:bottom w:w="0" w:type="dxa"/>
             <w:right w:w="108" w:type="dxa"/>
           </w:tblCellMar>
         </w:tblPrEx>
@@ -36343,7 +37201,9 @@
             <w:insideV w:val="single" w:color="auto" w:sz="4" w:space="0"/>
           </w:tblBorders>
           <w:tblCellMar>
+            <w:top w:w="0" w:type="dxa"/>
             <w:left w:w="108" w:type="dxa"/>
+            <w:bottom w:w="0" w:type="dxa"/>
             <w:right w:w="108" w:type="dxa"/>
           </w:tblCellMar>
         </w:tblPrEx>
@@ -36434,7 +37294,9 @@
             <w:insideV w:val="single" w:color="auto" w:sz="4" w:space="0"/>
           </w:tblBorders>
           <w:tblCellMar>
+            <w:top w:w="0" w:type="dxa"/>
             <w:left w:w="108" w:type="dxa"/>
+            <w:bottom w:w="0" w:type="dxa"/>
             <w:right w:w="108" w:type="dxa"/>
           </w:tblCellMar>
         </w:tblPrEx>
@@ -36525,7 +37387,9 @@
             <w:insideV w:val="single" w:color="auto" w:sz="4" w:space="0"/>
           </w:tblBorders>
           <w:tblCellMar>
+            <w:top w:w="0" w:type="dxa"/>
             <w:left w:w="108" w:type="dxa"/>
+            <w:bottom w:w="0" w:type="dxa"/>
             <w:right w:w="108" w:type="dxa"/>
           </w:tblCellMar>
         </w:tblPrEx>
@@ -36616,7 +37480,9 @@
             <w:insideV w:val="single" w:color="auto" w:sz="4" w:space="0"/>
           </w:tblBorders>
           <w:tblCellMar>
+            <w:top w:w="0" w:type="dxa"/>
             <w:left w:w="108" w:type="dxa"/>
+            <w:bottom w:w="0" w:type="dxa"/>
             <w:right w:w="108" w:type="dxa"/>
           </w:tblCellMar>
         </w:tblPrEx>
@@ -36707,7 +37573,9 @@
             <w:insideV w:val="single" w:color="auto" w:sz="4" w:space="0"/>
           </w:tblBorders>
           <w:tblCellMar>
+            <w:top w:w="0" w:type="dxa"/>
             <w:left w:w="108" w:type="dxa"/>
+            <w:bottom w:w="0" w:type="dxa"/>
             <w:right w:w="108" w:type="dxa"/>
           </w:tblCellMar>
         </w:tblPrEx>
@@ -36798,7 +37666,9 @@
             <w:insideV w:val="single" w:color="auto" w:sz="4" w:space="0"/>
           </w:tblBorders>
           <w:tblCellMar>
+            <w:top w:w="0" w:type="dxa"/>
             <w:left w:w="108" w:type="dxa"/>
+            <w:bottom w:w="0" w:type="dxa"/>
             <w:right w:w="108" w:type="dxa"/>
           </w:tblCellMar>
         </w:tblPrEx>
@@ -36889,7 +37759,9 @@
             <w:insideV w:val="single" w:color="auto" w:sz="4" w:space="0"/>
           </w:tblBorders>
           <w:tblCellMar>
+            <w:top w:w="0" w:type="dxa"/>
             <w:left w:w="108" w:type="dxa"/>
+            <w:bottom w:w="0" w:type="dxa"/>
             <w:right w:w="108" w:type="dxa"/>
           </w:tblCellMar>
         </w:tblPrEx>
@@ -36980,7 +37852,9 @@
             <w:insideV w:val="single" w:color="auto" w:sz="4" w:space="0"/>
           </w:tblBorders>
           <w:tblCellMar>
+            <w:top w:w="0" w:type="dxa"/>
             <w:left w:w="108" w:type="dxa"/>
+            <w:bottom w:w="0" w:type="dxa"/>
             <w:right w:w="108" w:type="dxa"/>
           </w:tblCellMar>
         </w:tblPrEx>
@@ -37071,7 +37945,9 @@
             <w:insideV w:val="single" w:color="auto" w:sz="4" w:space="0"/>
           </w:tblBorders>
           <w:tblCellMar>
+            <w:top w:w="0" w:type="dxa"/>
             <w:left w:w="108" w:type="dxa"/>
+            <w:bottom w:w="0" w:type="dxa"/>
             <w:right w:w="108" w:type="dxa"/>
           </w:tblCellMar>
         </w:tblPrEx>
@@ -37162,7 +38038,9 @@
             <w:insideV w:val="single" w:color="auto" w:sz="4" w:space="0"/>
           </w:tblBorders>
           <w:tblCellMar>
+            <w:top w:w="0" w:type="dxa"/>
             <w:left w:w="108" w:type="dxa"/>
+            <w:bottom w:w="0" w:type="dxa"/>
             <w:right w:w="108" w:type="dxa"/>
           </w:tblCellMar>
         </w:tblPrEx>
@@ -37390,7 +38268,9 @@
         </w:tblBorders>
         <w:tblLayout w:type="autofit"/>
         <w:tblCellMar>
+          <w:top w:w="0" w:type="dxa"/>
           <w:left w:w="108" w:type="dxa"/>
+          <w:bottom w:w="0" w:type="dxa"/>
           <w:right w:w="108" w:type="dxa"/>
         </w:tblCellMar>
       </w:tblPr>
@@ -37409,6 +38289,12 @@
             <w:insideH w:val="single" w:color="auto" w:sz="4" w:space="0"/>
             <w:insideV w:val="single" w:color="auto" w:sz="4" w:space="0"/>
           </w:tblBorders>
+          <w:tblCellMar>
+            <w:top w:w="0" w:type="dxa"/>
+            <w:left w:w="108" w:type="dxa"/>
+            <w:bottom w:w="0" w:type="dxa"/>
+            <w:right w:w="108" w:type="dxa"/>
+          </w:tblCellMar>
         </w:tblPrEx>
         <w:tc>
           <w:tcPr>
@@ -37516,7 +38402,9 @@
             <w:insideV w:val="single" w:color="auto" w:sz="4" w:space="0"/>
           </w:tblBorders>
           <w:tblCellMar>
+            <w:top w:w="0" w:type="dxa"/>
             <w:left w:w="108" w:type="dxa"/>
+            <w:bottom w:w="0" w:type="dxa"/>
             <w:right w:w="108" w:type="dxa"/>
           </w:tblCellMar>
         </w:tblPrEx>
@@ -37625,7 +38513,9 @@
             <w:insideV w:val="single" w:color="auto" w:sz="4" w:space="0"/>
           </w:tblBorders>
           <w:tblCellMar>
+            <w:top w:w="0" w:type="dxa"/>
             <w:left w:w="108" w:type="dxa"/>
+            <w:bottom w:w="0" w:type="dxa"/>
             <w:right w:w="108" w:type="dxa"/>
           </w:tblCellMar>
         </w:tblPrEx>
@@ -37734,7 +38624,9 @@
             <w:insideV w:val="single" w:color="auto" w:sz="4" w:space="0"/>
           </w:tblBorders>
           <w:tblCellMar>
+            <w:top w:w="0" w:type="dxa"/>
             <w:left w:w="108" w:type="dxa"/>
+            <w:bottom w:w="0" w:type="dxa"/>
             <w:right w:w="108" w:type="dxa"/>
           </w:tblCellMar>
         </w:tblPrEx>
@@ -37843,7 +38735,9 @@
             <w:insideV w:val="single" w:color="auto" w:sz="4" w:space="0"/>
           </w:tblBorders>
           <w:tblCellMar>
+            <w:top w:w="0" w:type="dxa"/>
             <w:left w:w="108" w:type="dxa"/>
+            <w:bottom w:w="0" w:type="dxa"/>
             <w:right w:w="108" w:type="dxa"/>
           </w:tblCellMar>
         </w:tblPrEx>
@@ -37952,7 +38846,9 @@
             <w:insideV w:val="single" w:color="auto" w:sz="4" w:space="0"/>
           </w:tblBorders>
           <w:tblCellMar>
+            <w:top w:w="0" w:type="dxa"/>
             <w:left w:w="108" w:type="dxa"/>
+            <w:bottom w:w="0" w:type="dxa"/>
             <w:right w:w="108" w:type="dxa"/>
           </w:tblCellMar>
         </w:tblPrEx>
@@ -38368,7 +39264,9 @@
         </w:tblBorders>
         <w:tblLayout w:type="fixed"/>
         <w:tblCellMar>
+          <w:top w:w="0" w:type="dxa"/>
           <w:left w:w="108" w:type="dxa"/>
+          <w:bottom w:w="0" w:type="dxa"/>
           <w:right w:w="108" w:type="dxa"/>
         </w:tblCellMar>
       </w:tblPr>
@@ -38387,7 +39285,9 @@
             <w:insideV w:val="single" w:color="auto" w:sz="4" w:space="0"/>
           </w:tblBorders>
           <w:tblCellMar>
+            <w:top w:w="0" w:type="dxa"/>
             <w:left w:w="108" w:type="dxa"/>
+            <w:bottom w:w="0" w:type="dxa"/>
             <w:right w:w="108" w:type="dxa"/>
           </w:tblCellMar>
         </w:tblPrEx>
@@ -38466,7 +39366,9 @@
             <w:insideV w:val="single" w:color="auto" w:sz="4" w:space="0"/>
           </w:tblBorders>
           <w:tblCellMar>
+            <w:top w:w="0" w:type="dxa"/>
             <w:left w:w="108" w:type="dxa"/>
+            <w:bottom w:w="0" w:type="dxa"/>
             <w:right w:w="108" w:type="dxa"/>
           </w:tblCellMar>
         </w:tblPrEx>
@@ -38544,7 +39446,9 @@
             <w:insideV w:val="single" w:color="auto" w:sz="4" w:space="0"/>
           </w:tblBorders>
           <w:tblCellMar>
+            <w:top w:w="0" w:type="dxa"/>
             <w:left w:w="108" w:type="dxa"/>
+            <w:bottom w:w="0" w:type="dxa"/>
             <w:right w:w="108" w:type="dxa"/>
           </w:tblCellMar>
         </w:tblPrEx>
@@ -38622,7 +39526,9 @@
             <w:insideV w:val="single" w:color="auto" w:sz="4" w:space="0"/>
           </w:tblBorders>
           <w:tblCellMar>
+            <w:top w:w="0" w:type="dxa"/>
             <w:left w:w="108" w:type="dxa"/>
+            <w:bottom w:w="0" w:type="dxa"/>
             <w:right w:w="108" w:type="dxa"/>
           </w:tblCellMar>
         </w:tblPrEx>
@@ -38700,7 +39606,9 @@
             <w:insideV w:val="single" w:color="auto" w:sz="4" w:space="0"/>
           </w:tblBorders>
           <w:tblCellMar>
+            <w:top w:w="0" w:type="dxa"/>
             <w:left w:w="108" w:type="dxa"/>
+            <w:bottom w:w="0" w:type="dxa"/>
             <w:right w:w="108" w:type="dxa"/>
           </w:tblCellMar>
         </w:tblPrEx>
@@ -38778,7 +39686,9 @@
             <w:insideV w:val="single" w:color="auto" w:sz="4" w:space="0"/>
           </w:tblBorders>
           <w:tblCellMar>
+            <w:top w:w="0" w:type="dxa"/>
             <w:left w:w="108" w:type="dxa"/>
+            <w:bottom w:w="0" w:type="dxa"/>
             <w:right w:w="108" w:type="dxa"/>
           </w:tblCellMar>
         </w:tblPrEx>
@@ -38856,7 +39766,9 @@
             <w:insideV w:val="single" w:color="auto" w:sz="4" w:space="0"/>
           </w:tblBorders>
           <w:tblCellMar>
+            <w:top w:w="0" w:type="dxa"/>
             <w:left w:w="108" w:type="dxa"/>
+            <w:bottom w:w="0" w:type="dxa"/>
             <w:right w:w="108" w:type="dxa"/>
           </w:tblCellMar>
         </w:tblPrEx>
@@ -38934,7 +39846,9 @@
             <w:insideV w:val="single" w:color="auto" w:sz="4" w:space="0"/>
           </w:tblBorders>
           <w:tblCellMar>
+            <w:top w:w="0" w:type="dxa"/>
             <w:left w:w="108" w:type="dxa"/>
+            <w:bottom w:w="0" w:type="dxa"/>
             <w:right w:w="108" w:type="dxa"/>
           </w:tblCellMar>
         </w:tblPrEx>
@@ -39416,7 +40330,9 @@
         </w:tblBorders>
         <w:tblLayout w:type="autofit"/>
         <w:tblCellMar>
+          <w:top w:w="0" w:type="dxa"/>
           <w:left w:w="108" w:type="dxa"/>
+          <w:bottom w:w="0" w:type="dxa"/>
           <w:right w:w="108" w:type="dxa"/>
         </w:tblCellMar>
       </w:tblPr>
@@ -39438,7 +40354,9 @@
             <w:insideV w:val="single" w:color="auto" w:sz="4" w:space="0"/>
           </w:tblBorders>
           <w:tblCellMar>
+            <w:top w:w="0" w:type="dxa"/>
             <w:left w:w="108" w:type="dxa"/>
+            <w:bottom w:w="0" w:type="dxa"/>
             <w:right w:w="108" w:type="dxa"/>
           </w:tblCellMar>
         </w:tblPrEx>
@@ -39580,7 +40498,9 @@
             <w:insideV w:val="single" w:color="auto" w:sz="4" w:space="0"/>
           </w:tblBorders>
           <w:tblCellMar>
+            <w:top w:w="0" w:type="dxa"/>
             <w:left w:w="108" w:type="dxa"/>
+            <w:bottom w:w="0" w:type="dxa"/>
             <w:right w:w="108" w:type="dxa"/>
           </w:tblCellMar>
         </w:tblPrEx>
@@ -39721,7 +40641,9 @@
             <w:insideV w:val="single" w:color="auto" w:sz="4" w:space="0"/>
           </w:tblBorders>
           <w:tblCellMar>
+            <w:top w:w="0" w:type="dxa"/>
             <w:left w:w="108" w:type="dxa"/>
+            <w:bottom w:w="0" w:type="dxa"/>
             <w:right w:w="108" w:type="dxa"/>
           </w:tblCellMar>
         </w:tblPrEx>
@@ -39862,7 +40784,9 @@
             <w:insideV w:val="single" w:color="auto" w:sz="4" w:space="0"/>
           </w:tblBorders>
           <w:tblCellMar>
+            <w:top w:w="0" w:type="dxa"/>
             <w:left w:w="108" w:type="dxa"/>
+            <w:bottom w:w="0" w:type="dxa"/>
             <w:right w:w="108" w:type="dxa"/>
           </w:tblCellMar>
         </w:tblPrEx>
@@ -40003,7 +40927,9 @@
             <w:insideV w:val="single" w:color="auto" w:sz="4" w:space="0"/>
           </w:tblBorders>
           <w:tblCellMar>
+            <w:top w:w="0" w:type="dxa"/>
             <w:left w:w="108" w:type="dxa"/>
+            <w:bottom w:w="0" w:type="dxa"/>
             <w:right w:w="108" w:type="dxa"/>
           </w:tblCellMar>
         </w:tblPrEx>
@@ -40264,7 +41190,9 @@
         </w:tblBorders>
         <w:tblLayout w:type="fixed"/>
         <w:tblCellMar>
+          <w:top w:w="0" w:type="dxa"/>
           <w:left w:w="108" w:type="dxa"/>
+          <w:bottom w:w="0" w:type="dxa"/>
           <w:right w:w="108" w:type="dxa"/>
         </w:tblCellMar>
       </w:tblPr>
@@ -40284,7 +41212,9 @@
             <w:insideV w:val="single" w:color="auto" w:sz="4" w:space="0"/>
           </w:tblBorders>
           <w:tblCellMar>
+            <w:top w:w="0" w:type="dxa"/>
             <w:left w:w="108" w:type="dxa"/>
+            <w:bottom w:w="0" w:type="dxa"/>
             <w:right w:w="108" w:type="dxa"/>
           </w:tblCellMar>
         </w:tblPrEx>
@@ -40376,7 +41306,9 @@
             <w:insideV w:val="single" w:color="auto" w:sz="4" w:space="0"/>
           </w:tblBorders>
           <w:tblCellMar>
+            <w:top w:w="0" w:type="dxa"/>
             <w:left w:w="108" w:type="dxa"/>
+            <w:bottom w:w="0" w:type="dxa"/>
             <w:right w:w="108" w:type="dxa"/>
           </w:tblCellMar>
         </w:tblPrEx>
@@ -40467,7 +41399,9 @@
             <w:insideV w:val="single" w:color="auto" w:sz="4" w:space="0"/>
           </w:tblBorders>
           <w:tblCellMar>
+            <w:top w:w="0" w:type="dxa"/>
             <w:left w:w="108" w:type="dxa"/>
+            <w:bottom w:w="0" w:type="dxa"/>
             <w:right w:w="108" w:type="dxa"/>
           </w:tblCellMar>
         </w:tblPrEx>
@@ -40558,7 +41492,9 @@
             <w:insideV w:val="single" w:color="auto" w:sz="4" w:space="0"/>
           </w:tblBorders>
           <w:tblCellMar>
+            <w:top w:w="0" w:type="dxa"/>
             <w:left w:w="108" w:type="dxa"/>
+            <w:bottom w:w="0" w:type="dxa"/>
             <w:right w:w="108" w:type="dxa"/>
           </w:tblCellMar>
         </w:tblPrEx>
@@ -40649,7 +41585,9 @@
             <w:insideV w:val="single" w:color="auto" w:sz="4" w:space="0"/>
           </w:tblBorders>
           <w:tblCellMar>
+            <w:top w:w="0" w:type="dxa"/>
             <w:left w:w="108" w:type="dxa"/>
+            <w:bottom w:w="0" w:type="dxa"/>
             <w:right w:w="108" w:type="dxa"/>
           </w:tblCellMar>
         </w:tblPrEx>
@@ -40863,7 +41801,9 @@
         </w:tblBorders>
         <w:tblLayout w:type="autofit"/>
         <w:tblCellMar>
+          <w:top w:w="0" w:type="dxa"/>
           <w:left w:w="108" w:type="dxa"/>
+          <w:bottom w:w="0" w:type="dxa"/>
           <w:right w:w="108" w:type="dxa"/>
         </w:tblCellMar>
       </w:tblPr>
@@ -40886,6 +41826,12 @@
             <w:insideH w:val="single" w:color="auto" w:sz="4" w:space="0"/>
             <w:insideV w:val="single" w:color="auto" w:sz="4" w:space="0"/>
           </w:tblBorders>
+          <w:tblCellMar>
+            <w:top w:w="0" w:type="dxa"/>
+            <w:left w:w="108" w:type="dxa"/>
+            <w:bottom w:w="0" w:type="dxa"/>
+            <w:right w:w="108" w:type="dxa"/>
+          </w:tblCellMar>
         </w:tblPrEx>
         <w:tc>
           <w:tcPr>
@@ -41075,7 +42021,9 @@
             <w:insideV w:val="single" w:color="auto" w:sz="4" w:space="0"/>
           </w:tblBorders>
           <w:tblCellMar>
+            <w:top w:w="0" w:type="dxa"/>
             <w:left w:w="108" w:type="dxa"/>
+            <w:bottom w:w="0" w:type="dxa"/>
             <w:right w:w="108" w:type="dxa"/>
           </w:tblCellMar>
         </w:tblPrEx>
@@ -41270,7 +42218,9 @@
             <w:insideV w:val="single" w:color="auto" w:sz="4" w:space="0"/>
           </w:tblBorders>
           <w:tblCellMar>
+            <w:top w:w="0" w:type="dxa"/>
             <w:left w:w="108" w:type="dxa"/>
+            <w:bottom w:w="0" w:type="dxa"/>
             <w:right w:w="108" w:type="dxa"/>
           </w:tblCellMar>
         </w:tblPrEx>
@@ -41567,7 +42517,9 @@
         </w:tblBorders>
         <w:tblLayout w:type="fixed"/>
         <w:tblCellMar>
+          <w:top w:w="0" w:type="dxa"/>
           <w:left w:w="108" w:type="dxa"/>
+          <w:bottom w:w="0" w:type="dxa"/>
           <w:right w:w="108" w:type="dxa"/>
         </w:tblCellMar>
       </w:tblPr>
@@ -41593,7 +42545,9 @@
             <w:insideV w:val="single" w:color="auto" w:sz="4" w:space="0"/>
           </w:tblBorders>
           <w:tblCellMar>
+            <w:top w:w="0" w:type="dxa"/>
             <w:left w:w="108" w:type="dxa"/>
+            <w:bottom w:w="0" w:type="dxa"/>
             <w:right w:w="108" w:type="dxa"/>
           </w:tblCellMar>
         </w:tblPrEx>
@@ -41835,7 +42789,9 @@
             <w:insideV w:val="single" w:color="auto" w:sz="4" w:space="0"/>
           </w:tblBorders>
           <w:tblCellMar>
+            <w:top w:w="0" w:type="dxa"/>
             <w:left w:w="108" w:type="dxa"/>
+            <w:bottom w:w="0" w:type="dxa"/>
             <w:right w:w="108" w:type="dxa"/>
           </w:tblCellMar>
         </w:tblPrEx>
@@ -42076,7 +43032,9 @@
             <w:insideV w:val="single" w:color="auto" w:sz="4" w:space="0"/>
           </w:tblBorders>
           <w:tblCellMar>
+            <w:top w:w="0" w:type="dxa"/>
             <w:left w:w="108" w:type="dxa"/>
+            <w:bottom w:w="0" w:type="dxa"/>
             <w:right w:w="108" w:type="dxa"/>
           </w:tblCellMar>
         </w:tblPrEx>
@@ -42317,7 +43275,9 @@
             <w:insideV w:val="single" w:color="auto" w:sz="4" w:space="0"/>
           </w:tblBorders>
           <w:tblCellMar>
+            <w:top w:w="0" w:type="dxa"/>
             <w:left w:w="108" w:type="dxa"/>
+            <w:bottom w:w="0" w:type="dxa"/>
             <w:right w:w="108" w:type="dxa"/>
           </w:tblCellMar>
         </w:tblPrEx>
@@ -42558,7 +43518,9 @@
             <w:insideV w:val="single" w:color="auto" w:sz="4" w:space="0"/>
           </w:tblBorders>
           <w:tblCellMar>
+            <w:top w:w="0" w:type="dxa"/>
             <w:left w:w="108" w:type="dxa"/>
+            <w:bottom w:w="0" w:type="dxa"/>
             <w:right w:w="108" w:type="dxa"/>
           </w:tblCellMar>
         </w:tblPrEx>
@@ -42813,7 +43775,9 @@
             <w:insideV w:val="single" w:color="auto" w:sz="4" w:space="0"/>
           </w:tblBorders>
           <w:tblCellMar>
+            <w:top w:w="0" w:type="dxa"/>
             <w:left w:w="108" w:type="dxa"/>
+            <w:bottom w:w="0" w:type="dxa"/>
             <w:right w:w="108" w:type="dxa"/>
           </w:tblCellMar>
         </w:tblPrEx>
@@ -43263,7 +44227,9 @@
         </w:tblBorders>
         <w:tblLayout w:type="autofit"/>
         <w:tblCellMar>
+          <w:top w:w="0" w:type="dxa"/>
           <w:left w:w="108" w:type="dxa"/>
+          <w:bottom w:w="0" w:type="dxa"/>
           <w:right w:w="108" w:type="dxa"/>
         </w:tblCellMar>
       </w:tblPr>
@@ -43287,7 +44253,9 @@
             <w:insideV w:val="single" w:color="auto" w:sz="4" w:space="0"/>
           </w:tblBorders>
           <w:tblCellMar>
+            <w:top w:w="0" w:type="dxa"/>
             <w:left w:w="108" w:type="dxa"/>
+            <w:bottom w:w="0" w:type="dxa"/>
             <w:right w:w="108" w:type="dxa"/>
           </w:tblCellMar>
         </w:tblPrEx>
@@ -43479,7 +44447,9 @@
             <w:insideV w:val="single" w:color="auto" w:sz="4" w:space="0"/>
           </w:tblBorders>
           <w:tblCellMar>
+            <w:top w:w="0" w:type="dxa"/>
             <w:left w:w="108" w:type="dxa"/>
+            <w:bottom w:w="0" w:type="dxa"/>
             <w:right w:w="108" w:type="dxa"/>
           </w:tblCellMar>
         </w:tblPrEx>
@@ -43670,7 +44640,9 @@
             <w:insideV w:val="single" w:color="auto" w:sz="4" w:space="0"/>
           </w:tblBorders>
           <w:tblCellMar>
+            <w:top w:w="0" w:type="dxa"/>
             <w:left w:w="108" w:type="dxa"/>
+            <w:bottom w:w="0" w:type="dxa"/>
             <w:right w:w="108" w:type="dxa"/>
           </w:tblCellMar>
         </w:tblPrEx>
@@ -43916,7 +44888,9 @@
         </w:tblBorders>
         <w:tblLayout w:type="autofit"/>
         <w:tblCellMar>
+          <w:top w:w="0" w:type="dxa"/>
           <w:left w:w="108" w:type="dxa"/>
+          <w:bottom w:w="0" w:type="dxa"/>
           <w:right w:w="108" w:type="dxa"/>
         </w:tblCellMar>
       </w:tblPr>
@@ -43941,7 +44915,9 @@
             <w:insideV w:val="single" w:color="auto" w:sz="4" w:space="0"/>
           </w:tblBorders>
           <w:tblCellMar>
+            <w:top w:w="0" w:type="dxa"/>
             <w:left w:w="108" w:type="dxa"/>
+            <w:bottom w:w="0" w:type="dxa"/>
             <w:right w:w="108" w:type="dxa"/>
           </w:tblCellMar>
         </w:tblPrEx>
@@ -44158,7 +45134,9 @@
             <w:insideV w:val="single" w:color="auto" w:sz="4" w:space="0"/>
           </w:tblBorders>
           <w:tblCellMar>
+            <w:top w:w="0" w:type="dxa"/>
             <w:left w:w="108" w:type="dxa"/>
+            <w:bottom w:w="0" w:type="dxa"/>
             <w:right w:w="108" w:type="dxa"/>
           </w:tblCellMar>
         </w:tblPrEx>
@@ -44374,7 +45352,9 @@
             <w:insideV w:val="single" w:color="auto" w:sz="4" w:space="0"/>
           </w:tblBorders>
           <w:tblCellMar>
+            <w:top w:w="0" w:type="dxa"/>
             <w:left w:w="108" w:type="dxa"/>
+            <w:bottom w:w="0" w:type="dxa"/>
             <w:right w:w="108" w:type="dxa"/>
           </w:tblCellMar>
         </w:tblPrEx>
@@ -44753,7 +45733,9 @@
         </w:tblBorders>
         <w:tblLayout w:type="autofit"/>
         <w:tblCellMar>
+          <w:top w:w="0" w:type="dxa"/>
           <w:left w:w="108" w:type="dxa"/>
+          <w:bottom w:w="0" w:type="dxa"/>
           <w:right w:w="108" w:type="dxa"/>
         </w:tblCellMar>
       </w:tblPr>
@@ -44774,7 +45756,9 @@
             <w:insideV w:val="single" w:color="auto" w:sz="4" w:space="0"/>
           </w:tblBorders>
           <w:tblCellMar>
+            <w:top w:w="0" w:type="dxa"/>
             <w:left w:w="108" w:type="dxa"/>
+            <w:bottom w:w="0" w:type="dxa"/>
             <w:right w:w="108" w:type="dxa"/>
           </w:tblCellMar>
         </w:tblPrEx>
@@ -44891,7 +45875,9 @@
             <w:insideV w:val="single" w:color="auto" w:sz="4" w:space="0"/>
           </w:tblBorders>
           <w:tblCellMar>
+            <w:top w:w="0" w:type="dxa"/>
             <w:left w:w="108" w:type="dxa"/>
+            <w:bottom w:w="0" w:type="dxa"/>
             <w:right w:w="108" w:type="dxa"/>
           </w:tblCellMar>
         </w:tblPrEx>
@@ -45007,7 +45993,9 @@
             <w:insideV w:val="single" w:color="auto" w:sz="4" w:space="0"/>
           </w:tblBorders>
           <w:tblCellMar>
+            <w:top w:w="0" w:type="dxa"/>
             <w:left w:w="108" w:type="dxa"/>
+            <w:bottom w:w="0" w:type="dxa"/>
             <w:right w:w="108" w:type="dxa"/>
           </w:tblCellMar>
         </w:tblPrEx>
@@ -45123,7 +46111,9 @@
             <w:insideV w:val="single" w:color="auto" w:sz="4" w:space="0"/>
           </w:tblBorders>
           <w:tblCellMar>
+            <w:top w:w="0" w:type="dxa"/>
             <w:left w:w="108" w:type="dxa"/>
+            <w:bottom w:w="0" w:type="dxa"/>
             <w:right w:w="108" w:type="dxa"/>
           </w:tblCellMar>
         </w:tblPrEx>
@@ -45239,7 +46229,9 @@
             <w:insideV w:val="single" w:color="auto" w:sz="4" w:space="0"/>
           </w:tblBorders>
           <w:tblCellMar>
+            <w:top w:w="0" w:type="dxa"/>
             <w:left w:w="108" w:type="dxa"/>
+            <w:bottom w:w="0" w:type="dxa"/>
             <w:right w:w="108" w:type="dxa"/>
           </w:tblCellMar>
         </w:tblPrEx>
@@ -45355,7 +46347,9 @@
             <w:insideV w:val="single" w:color="auto" w:sz="4" w:space="0"/>
           </w:tblBorders>
           <w:tblCellMar>
+            <w:top w:w="0" w:type="dxa"/>
             <w:left w:w="108" w:type="dxa"/>
+            <w:bottom w:w="0" w:type="dxa"/>
             <w:right w:w="108" w:type="dxa"/>
           </w:tblCellMar>
         </w:tblPrEx>
@@ -45471,7 +46465,9 @@
             <w:insideV w:val="single" w:color="auto" w:sz="4" w:space="0"/>
           </w:tblBorders>
           <w:tblCellMar>
+            <w:top w:w="0" w:type="dxa"/>
             <w:left w:w="108" w:type="dxa"/>
+            <w:bottom w:w="0" w:type="dxa"/>
             <w:right w:w="108" w:type="dxa"/>
           </w:tblCellMar>
         </w:tblPrEx>
@@ -45587,7 +46583,9 @@
             <w:insideV w:val="single" w:color="auto" w:sz="4" w:space="0"/>
           </w:tblBorders>
           <w:tblCellMar>
+            <w:top w:w="0" w:type="dxa"/>
             <w:left w:w="108" w:type="dxa"/>
+            <w:bottom w:w="0" w:type="dxa"/>
             <w:right w:w="108" w:type="dxa"/>
           </w:tblCellMar>
         </w:tblPrEx>
@@ -45818,8 +46816,6 @@
           <w:lang w:val="en-US" w:eastAsia="zh-CN"/>
         </w:rPr>
       </w:pPr>
-      <w:bookmarkStart w:id="2" w:name="_GoBack"/>
-      <w:bookmarkEnd w:id="2"/>
     </w:p>
     <w:p>
       <w:pPr>
@@ -46680,7 +47676,6 @@
     <w:lvl w:ilvl="0" w:tentative="0">
       <w:start w:val="1"/>
       <w:numFmt w:val="decimal"/>
-      <w:pStyle w:val="2"/>
       <w:lvlText w:val="%1."/>
       <w:lvlJc w:val="left"/>
       <w:pPr>
@@ -46726,7 +47721,6 @@
     <w:lvl w:ilvl="3" w:tentative="0">
       <w:start w:val="1"/>
       <w:numFmt w:val="decimal"/>
-      <w:pStyle w:val="5"/>
       <w:suff w:val="space"/>
       <w:lvlText w:val="%1.%2.%3.%4"/>
       <w:lvlJc w:val="left"/>
@@ -47043,7 +48037,7 @@
     <w:pPrDefault/>
   </w:docDefaults>
   <w:latentStyles w:count="260" w:defQFormat="0" w:defUnhideWhenUsed="1" w:defSemiHidden="1" w:defUIPriority="99" w:defLockedState="0">
-    <w:lsdException w:unhideWhenUsed="0" w:uiPriority="0" w:semiHidden="0" w:name="Normal"/>
+    <w:lsdException w:qFormat="1" w:unhideWhenUsed="0" w:uiPriority="0" w:semiHidden="0" w:name="Normal"/>
     <w:lsdException w:qFormat="1" w:unhideWhenUsed="0" w:uiPriority="0" w:semiHidden="0" w:name="heading 1"/>
     <w:lsdException w:qFormat="1" w:uiPriority="9" w:semiHidden="0" w:name="heading 2"/>
     <w:lsdException w:qFormat="1" w:uiPriority="9" w:semiHidden="0" w:name="heading 3"/>
@@ -47295,6 +48289,7 @@
   </w:latentStyles>
   <w:style w:type="paragraph" w:default="1" w:styleId="1">
     <w:name w:val="Normal"/>
+    <w:qFormat/>
     <w:uiPriority w:val="0"/>
     <w:pPr>
       <w:widowControl w:val="0"/>

--- a/P1/实验一序列标注.docx
+++ b/P1/实验一序列标注.docx
@@ -2149,190 +2149,190 @@
         <w:t>1</w:t>
       </w:r>
       <w:r>
-        <w:t>可见，HMM 主线实验共使用 387 条样本，已经满足实验要求中不少于 200 条中文文本样本的规定</w:t>
+        <w:t>可见，HMM 主线实验共使用 387 条样本，已经满足实验要求中不少于 200 条中文文本样本的规定。BiLSTM-CRF 采用独立的训练集、</w:t>
+      </w:r>
+      <w:r>
+        <w:rPr>
+          <w:rFonts w:hint="eastAsia"/>
+          <w:lang w:eastAsia="zh-CN"/>
+        </w:rPr>
+        <w:t>验证</w:t>
+      </w:r>
+      <w:r>
+        <w:t>集和测试集划分，用于深度学习模型训练、参数选择和最终测试。Java HMM 训练式基线复用 BMES 数据进行训练；NLP4J 规则型 baseline 主要依赖外部词典和规则匹配，因此不作为训练式模型统计训练集和测试集数量。</w:t>
+      </w:r>
+    </w:p>
+    <w:p>
+      <w:pPr>
+        <w:bidi w:val="0"/>
+        <w:rPr>
+          <w:rFonts w:hint="eastAsia"/>
+          <w:lang w:val="en-US" w:eastAsia="zh-CN"/>
+        </w:rPr>
+      </w:pPr>
+      <w:r>
+        <w:t>需要注意的是，</w:t>
+      </w:r>
+      <w:r>
+        <w:rPr>
+          <w:rFonts w:ascii="宋体" w:hAnsi="宋体" w:eastAsia="宋体" w:cs="宋体"/>
+          <w:sz w:val="24"/>
+          <w:szCs w:val="24"/>
+        </w:rPr>
+        <w:t>本实验所使用的新闻文本</w:t>
+      </w:r>
+      <w:r>
+        <w:rPr>
+          <w:rFonts w:hint="eastAsia" w:ascii="宋体" w:hAnsi="宋体" w:cs="宋体"/>
+          <w:sz w:val="24"/>
+          <w:szCs w:val="24"/>
+          <w:lang w:val="en-US" w:eastAsia="zh-CN"/>
+        </w:rPr>
+        <w:t>是</w:t>
+      </w:r>
+      <w:r>
+        <w:rPr>
+          <w:rFonts w:ascii="宋体" w:hAnsi="宋体" w:eastAsia="宋体" w:cs="宋体"/>
+          <w:sz w:val="24"/>
+          <w:szCs w:val="24"/>
+        </w:rPr>
+        <w:t>由</w:t>
+      </w:r>
+      <w:r>
+        <w:rPr>
+          <w:rFonts w:hint="eastAsia" w:ascii="宋体" w:hAnsi="宋体" w:cs="宋体"/>
+          <w:sz w:val="24"/>
+          <w:szCs w:val="24"/>
+          <w:lang w:val="en-US" w:eastAsia="zh-CN"/>
+        </w:rPr>
+        <w:t>我本人</w:t>
+      </w:r>
+      <w:r>
+        <w:rPr>
+          <w:rFonts w:ascii="宋体" w:hAnsi="宋体" w:eastAsia="宋体" w:cs="宋体"/>
+          <w:sz w:val="24"/>
+          <w:szCs w:val="24"/>
+        </w:rPr>
+        <w:t>从公开新闻网站人工收集整理</w:t>
+      </w:r>
+      <w:r>
+        <w:rPr>
+          <w:rFonts w:hint="eastAsia"/>
+          <w:lang w:val="en-US" w:eastAsia="zh-CN"/>
+        </w:rPr>
+        <w:t>，</w:t>
+      </w:r>
+      <w:r>
+        <w:t>仅用于课程实验中的自然语言处理模型训练和效果分析，</w:t>
+      </w:r>
+      <w:r>
+        <w:rPr>
+          <w:rFonts w:hint="eastAsia"/>
+          <w:lang w:val="en-US" w:eastAsia="zh-CN"/>
+        </w:rPr>
+        <w:t>而</w:t>
+      </w:r>
+      <w:r>
+        <w:t>不用于商业传播。实验重点在于掌握中文序列标注方法和模型评价流程，而不是对新闻内容本身进行传播或再发布。</w:t>
+      </w:r>
+    </w:p>
+    <w:p>
+      <w:pPr>
+        <w:pStyle w:val="4"/>
+        <w:bidi w:val="0"/>
+        <w:rPr>
+          <w:rFonts w:hint="eastAsia"/>
+          <w:lang w:val="en-US" w:eastAsia="zh-CN"/>
+        </w:rPr>
+      </w:pPr>
+      <w:r>
+        <w:rPr>
+          <w:rFonts w:hint="eastAsia"/>
+          <w:lang w:val="en-US" w:eastAsia="zh-CN"/>
+        </w:rPr>
+        <w:t>4.2 文本清洗与分句</w:t>
+      </w:r>
+    </w:p>
+    <w:p>
+      <w:pPr>
+        <w:bidi w:val="0"/>
+      </w:pPr>
+      <w:r>
+        <w:t>由于本实验语料主要通过人工从新闻网站复制获得，原始文本中除了新闻正文外，还可能包含网站名称、发布时间、记者署名、责任编辑信息、网页提示语、广告残留内容以及多余空行等非正文信息。如果不进行清洗，这些噪声内容会进入后续分词和 BMES 标注过程，影响模型对正常中文句子的学习。因此，在构建序列标注数据集之前，需要先对原始语料进行文本清洗和格式统一。</w:t>
+      </w:r>
+    </w:p>
+    <w:p>
+      <w:pPr>
+        <w:bidi w:val="0"/>
+      </w:pPr>
+      <w:r>
+        <w:t>本实验首先对复制得到的新闻文本进行基础清洗，主要包括去除空行、删除明显无关的网页信息、过滤过短文本、去除重复句子、统一文本编码和标点格式等。对于新闻正文中正常出现的地名、机构名、时间表达和数字信息，则尽量保留，因为这些内容能够反映真实新闻文本的语言特点，也有助于考察模型对长词、数字表达和命名实体的处理能力。</w:t>
+      </w:r>
+    </w:p>
+    <w:p>
+      <w:pPr>
+        <w:bidi w:val="0"/>
+      </w:pPr>
+      <w:r>
+        <w:t>在清洗过程中，本实验并未对新闻文本进行过度改写，而是尽量保持原句的基本语义和语言结构。这样做的原因是，序列标注模型需要学习真实中文文本中的词语边界，如果过度人工改写或简化句子，可能会降低实验数据的真实性。同时，对于重复出现的新闻句子或高度相似的内容，本实验进行了去重处理，以减少重复样本对模型参数统计的干扰。</w:t>
+      </w:r>
+    </w:p>
+    <w:p>
+      <w:pPr>
+        <w:bidi w:val="0"/>
+      </w:pPr>
+      <w:r>
+        <w:t>完成基础清洗后，本实验进一步对长段落进行分句处理。新闻文本通常以段落为单位复制，而 HMM 和 BiLSTM-CRF 都需要对字符序列逐位置预测标签。如果单条样本过长，不仅会增加模型训练和解码难度，也不利于后续结果分析。因此，本实验主要依据句号、问号、感叹号、分号等中文标点对长文本进行切分，将新闻段落整理为长度适中的中文句子。分句后的每条样本基本保持语义完整，并以一行一句的格式保存，作为后续 HanLP 分词和 BMES 标注生成的输入。</w:t>
+      </w:r>
+    </w:p>
+    <w:p>
+      <w:pPr>
+        <w:bidi w:val="0"/>
+        <w:rPr>
+          <w:rFonts w:hint="eastAsia"/>
+          <w:lang w:val="en-US" w:eastAsia="zh-CN"/>
+        </w:rPr>
+      </w:pPr>
+      <w:r>
+        <w:t>经过文本清洗与分句处理后，原始新闻网页文本被转换为格式统一、噪声较少、长度适中的句子样本。这一步为后续自动分词、标签生成、模型训练和结果评估提供了稳定的数据基础。</w:t>
+      </w:r>
+    </w:p>
+    <w:p>
+      <w:pPr>
+        <w:pStyle w:val="4"/>
+        <w:bidi w:val="0"/>
+        <w:rPr>
+          <w:rFonts w:hint="eastAsia"/>
+          <w:lang w:val="en-US" w:eastAsia="zh-CN"/>
+        </w:rPr>
+      </w:pPr>
+      <w:r>
+        <w:rPr>
+          <w:rFonts w:hint="eastAsia"/>
+          <w:lang w:val="en-US" w:eastAsia="zh-CN"/>
+        </w:rPr>
+        <w:t>4.3 HanLP 分词与 BMES 标注生成</w:t>
+      </w:r>
+    </w:p>
+    <w:p>
+      <w:pPr>
+        <w:bidi w:val="0"/>
+      </w:pPr>
+      <w:r>
+        <w:t>HMM 和 BiLSTM-CRF 都属于监督式序列标注模型，需要带有标签的训练样本。对于中文分词任务而言，监督标签主要来自词语边界。如果完全依靠人工逐字标注 BMES 标签，工作量较大，且不利于在课程实验中快速构建一定规模的数据集。因此，本实验使用 HanLP 对清洗后的新闻句子进行自动分词，并根据分词结果生成 BMES 标签序列。</w:t>
+      </w:r>
+    </w:p>
+    <w:p>
+      <w:pPr>
+        <w:bidi w:val="0"/>
+      </w:pPr>
+      <w:r>
+        <w:t>具体来说，HanLP 首先对每一条中文新闻句子进行分词，得到由若干词语组成的分词结果。随后，根据每个词语的长度生成对应的 B</w:t>
       </w:r>
       <w:bookmarkStart w:id="2" w:name="_GoBack"/>
       <w:bookmarkEnd w:id="2"/>
       <w:r>
-        <w:t>。BiLSTM-CRF 采用独立的训练集、</w:t>
-      </w:r>
-      <w:r>
-        <w:rPr>
-          <w:rFonts w:hint="eastAsia"/>
-          <w:lang w:eastAsia="zh-CN"/>
-        </w:rPr>
-        <w:t>验证</w:t>
-      </w:r>
-      <w:r>
-        <w:t>集和测试集划分，用于深度学习模型训练、参数选择和最终测试。Java HMM 训练式基线复用 BMES 数据进行训练；NLP4J 规则型 baseline 主要依赖外部词典和规则匹配，因此不作为训练式模型统计训练集和测试集数量。</w:t>
-      </w:r>
-    </w:p>
-    <w:p>
-      <w:pPr>
-        <w:bidi w:val="0"/>
-        <w:rPr>
-          <w:rFonts w:hint="eastAsia"/>
-          <w:lang w:val="en-US" w:eastAsia="zh-CN"/>
-        </w:rPr>
-      </w:pPr>
-      <w:r>
-        <w:t>需要注意的是，</w:t>
-      </w:r>
-      <w:r>
-        <w:rPr>
-          <w:rFonts w:ascii="宋体" w:hAnsi="宋体" w:eastAsia="宋体" w:cs="宋体"/>
-          <w:sz w:val="24"/>
-          <w:szCs w:val="24"/>
-        </w:rPr>
-        <w:t>本实验所使用的新闻文本</w:t>
-      </w:r>
-      <w:r>
-        <w:rPr>
-          <w:rFonts w:hint="eastAsia" w:ascii="宋体" w:hAnsi="宋体" w:cs="宋体"/>
-          <w:sz w:val="24"/>
-          <w:szCs w:val="24"/>
-          <w:lang w:val="en-US" w:eastAsia="zh-CN"/>
-        </w:rPr>
-        <w:t>是</w:t>
-      </w:r>
-      <w:r>
-        <w:rPr>
-          <w:rFonts w:ascii="宋体" w:hAnsi="宋体" w:eastAsia="宋体" w:cs="宋体"/>
-          <w:sz w:val="24"/>
-          <w:szCs w:val="24"/>
-        </w:rPr>
-        <w:t>由</w:t>
-      </w:r>
-      <w:r>
-        <w:rPr>
-          <w:rFonts w:hint="eastAsia" w:ascii="宋体" w:hAnsi="宋体" w:cs="宋体"/>
-          <w:sz w:val="24"/>
-          <w:szCs w:val="24"/>
-          <w:lang w:val="en-US" w:eastAsia="zh-CN"/>
-        </w:rPr>
-        <w:t>我本人</w:t>
-      </w:r>
-      <w:r>
-        <w:rPr>
-          <w:rFonts w:ascii="宋体" w:hAnsi="宋体" w:eastAsia="宋体" w:cs="宋体"/>
-          <w:sz w:val="24"/>
-          <w:szCs w:val="24"/>
-        </w:rPr>
-        <w:t>从公开新闻网站人工收集整理</w:t>
-      </w:r>
-      <w:r>
-        <w:rPr>
-          <w:rFonts w:hint="eastAsia"/>
-          <w:lang w:val="en-US" w:eastAsia="zh-CN"/>
-        </w:rPr>
-        <w:t>，</w:t>
-      </w:r>
-      <w:r>
-        <w:t>仅用于课程实验中的自然语言处理模型训练和效果分析，</w:t>
-      </w:r>
-      <w:r>
-        <w:rPr>
-          <w:rFonts w:hint="eastAsia"/>
-          <w:lang w:val="en-US" w:eastAsia="zh-CN"/>
-        </w:rPr>
-        <w:t>而</w:t>
-      </w:r>
-      <w:r>
-        <w:t>不用于商业传播。实验重点在于掌握中文序列标注方法和模型评价流程，而不是对新闻内容本身进行传播或再发布。</w:t>
-      </w:r>
-    </w:p>
-    <w:p>
-      <w:pPr>
-        <w:pStyle w:val="4"/>
-        <w:bidi w:val="0"/>
-        <w:rPr>
-          <w:rFonts w:hint="eastAsia"/>
-          <w:lang w:val="en-US" w:eastAsia="zh-CN"/>
-        </w:rPr>
-      </w:pPr>
-      <w:r>
-        <w:rPr>
-          <w:rFonts w:hint="eastAsia"/>
-          <w:lang w:val="en-US" w:eastAsia="zh-CN"/>
-        </w:rPr>
-        <w:t>4.2 文本清洗与分句</w:t>
-      </w:r>
-    </w:p>
-    <w:p>
-      <w:pPr>
-        <w:bidi w:val="0"/>
-      </w:pPr>
-      <w:r>
-        <w:t>由于本实验语料主要通过人工从新闻网站复制获得，原始文本中除了新闻正文外，还可能包含网站名称、发布时间、记者署名、责任编辑信息、网页提示语、广告残留内容以及多余空行等非正文信息。如果不进行清洗，这些噪声内容会进入后续分词和 BMES 标注过程，影响模型对正常中文句子的学习。因此，在构建序列标注数据集之前，需要先对原始语料进行文本清洗和格式统一。</w:t>
-      </w:r>
-    </w:p>
-    <w:p>
-      <w:pPr>
-        <w:bidi w:val="0"/>
-      </w:pPr>
-      <w:r>
-        <w:t>本实验首先对复制得到的新闻文本进行基础清洗，主要包括去除空行、删除明显无关的网页信息、过滤过短文本、去除重复句子、统一文本编码和标点格式等。对于新闻正文中正常出现的地名、机构名、时间表达和数字信息，则尽量保留，因为这些内容能够反映真实新闻文本的语言特点，也有助于考察模型对长词、数字表达和命名实体的处理能力。</w:t>
-      </w:r>
-    </w:p>
-    <w:p>
-      <w:pPr>
-        <w:bidi w:val="0"/>
-      </w:pPr>
-      <w:r>
-        <w:t>在清洗过程中，本实验并未对新闻文本进行过度改写，而是尽量保持原句的基本语义和语言结构。这样做的原因是，序列标注模型需要学习真实中文文本中的词语边界，如果过度人工改写或简化句子，可能会降低实验数据的真实性。同时，对于重复出现的新闻句子或高度相似的内容，本实验进行了去重处理，以减少重复样本对模型参数统计的干扰。</w:t>
-      </w:r>
-    </w:p>
-    <w:p>
-      <w:pPr>
-        <w:bidi w:val="0"/>
-      </w:pPr>
-      <w:r>
-        <w:t>完成基础清洗后，本实验进一步对长段落进行分句处理。新闻文本通常以段落为单位复制，而 HMM 和 BiLSTM-CRF 都需要对字符序列逐位置预测标签。如果单条样本过长，不仅会增加模型训练和解码难度，也不利于后续结果分析。因此，本实验主要依据句号、问号、感叹号、分号等中文标点对长文本进行切分，将新闻段落整理为长度适中的中文句子。分句后的每条样本基本保持语义完整，并以一行一句的格式保存，作为后续 HanLP 分词和 BMES 标注生成的输入。</w:t>
-      </w:r>
-    </w:p>
-    <w:p>
-      <w:pPr>
-        <w:bidi w:val="0"/>
-        <w:rPr>
-          <w:rFonts w:hint="eastAsia"/>
-          <w:lang w:val="en-US" w:eastAsia="zh-CN"/>
-        </w:rPr>
-      </w:pPr>
-      <w:r>
-        <w:t>经过文本清洗与分句处理后，原始新闻网页文本被转换为格式统一、噪声较少、长度适中的句子样本。这一步为后续自动分词、标签生成、模型训练和结果评估提供了稳定的数据基础。</w:t>
-      </w:r>
-    </w:p>
-    <w:p>
-      <w:pPr>
-        <w:pStyle w:val="4"/>
-        <w:bidi w:val="0"/>
-        <w:rPr>
-          <w:rFonts w:hint="eastAsia"/>
-          <w:lang w:val="en-US" w:eastAsia="zh-CN"/>
-        </w:rPr>
-      </w:pPr>
-      <w:r>
-        <w:rPr>
-          <w:rFonts w:hint="eastAsia"/>
-          <w:lang w:val="en-US" w:eastAsia="zh-CN"/>
-        </w:rPr>
-        <w:t>4.3 HanLP 分词与 BMES 标注生成</w:t>
-      </w:r>
-    </w:p>
-    <w:p>
-      <w:pPr>
-        <w:bidi w:val="0"/>
-      </w:pPr>
-      <w:r>
-        <w:t>HMM 和 BiLSTM-CRF 都属于监督式序列标注模型，需要带有标签的训练样本。对于中文分词任务而言，监督标签主要来自词语边界。如果完全依靠人工逐字标注 BMES 标签，工作量较大，且不利于在课程实验中快速构建一定规模的数据集。因此，本实验使用 HanLP 对清洗后的新闻句子进行自动分词，并根据分词结果生成 BMES 标签序列。</w:t>
-      </w:r>
-    </w:p>
-    <w:p>
-      <w:pPr>
-        <w:bidi w:val="0"/>
-      </w:pPr>
-      <w:r>
-        <w:t>具体来说，HanLP 首先对每一条中文新闻句子进行分词，得到由若干词语组成的分词结果。随后，根据每个词语的长度生成对应的 BMES 标签。如果某个词只有一个字，则该字标记为 S；如果某个词由两个字组成，则第一个字标记为 B，第二个字标记为 E；如果某个词由三个及以上字符组成，则第一个字标记为 B，最后一个字标记为 E，中间字符全部标记为 M。通过这种方式，分词结果可以被转换为与原始字符序列长度一致的标签序列。</w:t>
+        <w:t>MES 标签。如果某个词只有一个字，则该字标记为 S；如果某个词由两个字组成，则第一个字标记为 B，第二个字标记为 E；如果某个词由三个及以上字符组成，则第一个字标记为 B，最后一个字标记为 E，中间字符全部标记为 M。通过这种方式，分词结果可以被转换为与原始字符序列长度一致的标签序列。</w:t>
       </w:r>
     </w:p>
     <w:p>
@@ -48136,7 +48136,7 @@
     <w:lsdException w:qFormat="1" w:unhideWhenUsed="0" w:uiPriority="0" w:semiHidden="0" w:name="HTML Code"/>
     <w:lsdException w:unhideWhenUsed="0" w:uiPriority="0" w:semiHidden="0" w:name="HTML Definition"/>
     <w:lsdException w:unhideWhenUsed="0" w:uiPriority="0" w:semiHidden="0" w:name="HTML Keyboard"/>
-    <w:lsdException w:unhideWhenUsed="0" w:uiPriority="0" w:semiHidden="0" w:name="HTML Preformatted"/>
+    <w:lsdException w:qFormat="1" w:unhideWhenUsed="0" w:uiPriority="0" w:semiHidden="0" w:name="HTML Preformatted"/>
     <w:lsdException w:unhideWhenUsed="0" w:uiPriority="0" w:semiHidden="0" w:name="HTML Sample"/>
     <w:lsdException w:unhideWhenUsed="0" w:uiPriority="0" w:semiHidden="0" w:name="HTML Typewriter"/>
     <w:lsdException w:unhideWhenUsed="0" w:uiPriority="0" w:semiHidden="0" w:name="HTML Variable"/>
@@ -48393,9 +48393,8 @@
       <w:outlineLvl w:val="3"/>
     </w:pPr>
     <w:rPr>
-      <w:rFonts w:ascii="Times New Roman" w:hAnsi="Times New Roman" w:eastAsia="黑体"/>
+      <w:rFonts w:eastAsia="黑体"/>
       <w:b/>
-      <w:szCs w:val="24"/>
     </w:rPr>
   </w:style>
   <w:style w:type="paragraph" w:styleId="6">
@@ -48444,6 +48443,7 @@
   <w:style w:type="paragraph" w:styleId="7">
     <w:name w:val="HTML Preformatted"/>
     <w:basedOn w:val="1"/>
+    <w:qFormat/>
     <w:uiPriority w:val="0"/>
     <w:pPr>
       <w:tabs>
@@ -48659,6 +48659,7 @@
   <w:style w:type="character" w:customStyle="1" w:styleId="24">
     <w:name w:val="图表题目 Char"/>
     <w:link w:val="14"/>
+    <w:qFormat/>
     <w:uiPriority w:val="0"/>
     <w:rPr>
       <w:rFonts w:hint="eastAsia"/>
